--- a/docs/Thina_CRM_System_Specification_v0.10.0.docx
+++ b/docs/Thina_CRM_System_Specification_v0.10.0.docx
@@ -12969,6 +12969,120 @@
                 <w:sz w:val="20"/>
                 <w:szCs w:val="20"/>
               </w:rPr>
+              <w:t xml:space="preserve">Transactions</w:t>
+            </w:r>
+          </w:p>
+        </w:tc>
+        <w:tc>
+          <w:p>
+            <w:r>
+              <w:rPr>
+                <w:rFonts w:ascii="Aptos" w:cs="Aptos" w:eastAsia="Aptos" w:hAnsi="Aptos"/>
+                <w:sz w:val="20"/>
+                <w:szCs w:val="20"/>
+              </w:rPr>
+              <w:t xml:space="preserve">Transaction list loads with table, detail page with Commission Calculator and FICA Compliance, stage timeline with Parties, Sale Price, Agent Net Commission</w:t>
+            </w:r>
+          </w:p>
+        </w:tc>
+        <w:tc>
+          <w:p>
+            <w:r>
+              <w:rPr>
+                <w:rFonts w:ascii="Aptos" w:cs="Aptos" w:eastAsia="Aptos" w:hAnsi="Aptos"/>
+                <w:sz w:val="20"/>
+                <w:szCs w:val="20"/>
+              </w:rPr>
+              <w:t xml:space="preserve">3</w:t>
+            </w:r>
+          </w:p>
+        </w:tc>
+      </w:tr>
+      <w:tr>
+        <w:tc>
+          <w:p>
+            <w:r>
+              <w:rPr>
+                <w:rFonts w:ascii="Aptos" w:cs="Aptos" w:eastAsia="Aptos" w:hAnsi="Aptos"/>
+                <w:sz w:val="20"/>
+                <w:szCs w:val="20"/>
+              </w:rPr>
+              <w:t xml:space="preserve">Transaction Pipeline</w:t>
+            </w:r>
+          </w:p>
+        </w:tc>
+        <w:tc>
+          <w:p>
+            <w:r>
+              <w:rPr>
+                <w:rFonts w:ascii="Aptos" w:cs="Aptos" w:eastAsia="Aptos" w:hAnsi="Aptos"/>
+                <w:sz w:val="20"/>
+                <w:szCs w:val="20"/>
+              </w:rPr>
+              <w:t xml:space="preserve">Pipeline board loads with 9 stage columns (OTP Signed, Bond Applied, Commission Paid)</w:t>
+            </w:r>
+          </w:p>
+        </w:tc>
+        <w:tc>
+          <w:p>
+            <w:r>
+              <w:rPr>
+                <w:rFonts w:ascii="Aptos" w:cs="Aptos" w:eastAsia="Aptos" w:hAnsi="Aptos"/>
+                <w:sz w:val="20"/>
+                <w:szCs w:val="20"/>
+              </w:rPr>
+              <w:t xml:space="preserve">1</w:t>
+            </w:r>
+          </w:p>
+        </w:tc>
+      </w:tr>
+      <w:tr>
+        <w:tc>
+          <w:p>
+            <w:r>
+              <w:rPr>
+                <w:rFonts w:ascii="Aptos" w:cs="Aptos" w:eastAsia="Aptos" w:hAnsi="Aptos"/>
+                <w:sz w:val="20"/>
+                <w:szCs w:val="20"/>
+              </w:rPr>
+              <w:t xml:space="preserve">Dashboard — Tx KPIs</w:t>
+            </w:r>
+          </w:p>
+        </w:tc>
+        <w:tc>
+          <w:p>
+            <w:r>
+              <w:rPr>
+                <w:rFonts w:ascii="Aptos" w:cs="Aptos" w:eastAsia="Aptos" w:hAnsi="Aptos"/>
+                <w:sz w:val="20"/>
+                <w:szCs w:val="20"/>
+              </w:rPr>
+              <w:t xml:space="preserve">Transaction KPI cards visible when transactions exist (Active Transactions, Pending/Expected/Earned Commission)</w:t>
+            </w:r>
+          </w:p>
+        </w:tc>
+        <w:tc>
+          <w:p>
+            <w:r>
+              <w:rPr>
+                <w:rFonts w:ascii="Aptos" w:cs="Aptos" w:eastAsia="Aptos" w:hAnsi="Aptos"/>
+                <w:sz w:val="20"/>
+                <w:szCs w:val="20"/>
+              </w:rPr>
+              <w:t xml:space="preserve">1</w:t>
+            </w:r>
+          </w:p>
+        </w:tc>
+      </w:tr>
+      <w:tr>
+        <w:tc>
+          <w:p>
+            <w:r>
+              <w:rPr>
+                <w:rFonts w:ascii="Aptos" w:cs="Aptos" w:eastAsia="Aptos" w:hAnsi="Aptos"/>
+                <w:sz w:val="20"/>
+                <w:szCs w:val="20"/>
+              </w:rPr>
               <w:t xml:space="preserve">Health API</w:t>
             </w:r>
           </w:p>
@@ -13010,7 +13124,7 @@
         <w:spacing w:after="120" w:before="300"/>
       </w:pPr>
       <w:r>
-        <w:t xml:space="preserve">9.4 Test Metrics (v0.8.1)</w:t>
+        <w:t xml:space="preserve">9.4 Test Metrics (v0.10.0)</w:t>
       </w:r>
     </w:p>
     <w:tbl>
@@ -13203,7 +13317,7 @@
                 <w:sz w:val="20"/>
                 <w:szCs w:val="20"/>
               </w:rPr>
-              <w:t xml:space="preserve">39</w:t>
+              <w:t xml:space="preserve">51</w:t>
             </w:r>
           </w:p>
         </w:tc>
@@ -13229,7 +13343,7 @@
                 <w:sz w:val="20"/>
                 <w:szCs w:val="20"/>
               </w:rPr>
-              <w:t xml:space="preserve">12</w:t>
+              <w:t xml:space="preserve">17</w:t>
             </w:r>
           </w:p>
         </w:tc>
@@ -13255,7 +13369,7 @@
                 <w:sz w:val="20"/>
                 <w:szCs w:val="20"/>
               </w:rPr>
-              <w:t xml:space="preserve">51</w:t>
+              <w:t xml:space="preserve">68</w:t>
             </w:r>
           </w:p>
         </w:tc>
@@ -13307,7 +13421,7 @@
                 <w:sz w:val="20"/>
                 <w:szCs w:val="20"/>
               </w:rPr>
-              <w:t xml:space="preserve">~2.3 seconds</w:t>
+              <w:t xml:space="preserve">~3.1 seconds</w:t>
             </w:r>
           </w:p>
         </w:tc>
@@ -13333,7 +13447,7 @@
                 <w:sz w:val="20"/>
                 <w:szCs w:val="20"/>
               </w:rPr>
-              <w:t xml:space="preserve">~1.2 minutes</w:t>
+              <w:t xml:space="preserve">~1.3 minutes</w:t>
             </w:r>
           </w:p>
         </w:tc>
@@ -15771,7 +15885,7 @@
                 <w:sz w:val="20"/>
                 <w:szCs w:val="20"/>
               </w:rPr>
-              <w:t xml:space="preserve">Dashboard Integration &amp; Won-Lead Flow — Integrated transaction KPIs into the dashboard (Active Transactions, Pending Commission, Expected Income, Earned Commission). Added won-lead-to-transaction flow: "Create Transaction" button on won lead detail pages and automatic prompt when dragging a lead to "won" on the pipeline board. Added transactions to command palette navigation and quick actions. Updated tests to 51 (12 new tests for commission calculator, transaction forecasting, transaction CRUD exports, and TRANSACTION_STAGES constant).</w:t>
+              <w:t xml:space="preserve">Dashboard Integration &amp; Won-Lead Flow — Integrated transaction KPIs into the dashboard (Active Transactions, Pending Commission, Expected Income, Earned Commission). Added won-lead-to-transaction flow: "Create Transaction" button on won lead detail pages and automatic prompt when dragging a lead to "won" on the pipeline board. Added transactions to command palette navigation and quick actions. Added 5 Playwright E2E tests for transaction pages (list, detail, pipeline, dashboard KPIs). Updated tests to 68 total (51 Vitest + 17 Playwright E2E).</w:t>
             </w:r>
           </w:p>
         </w:tc>
@@ -16758,7 +16872,7 @@
           <w:sz w:val="22"/>
           <w:szCs w:val="22"/>
         </w:rPr>
-        <w:t xml:space="preserve">app.spec.ts — Functional E2E tests: auth, dashboard, leads, contacts, pipeline, tasks, reports, health API (12 tests)</w:t>
+        <w:t xml:space="preserve">app.spec.ts — Functional E2E tests: auth, dashboard, leads, contacts, pipeline, tasks, reports, transactions, transaction pipeline, dashboard tx KPIs, health API (17 tests)</w:t>
       </w:r>
     </w:p>
     <w:p>

--- a/docs/Thina_CRM_System_Specification_v0.10.0.docx
+++ b/docs/Thina_CRM_System_Specification_v0.10.0.docx
@@ -14002,7 +14002,7 @@
         <w:spacing w:after="120" w:before="300"/>
       </w:pPr>
       <w:r>
-        <w:t xml:space="preserve">10. System Integration</w:t>
+        <w:t xml:space="preserve">10. System Integration &amp; Configuration</w:t>
       </w:r>
     </w:p>
     <w:p>
@@ -14011,7 +14011,7 @@
         <w:spacing w:after="120" w:before="300"/>
       </w:pPr>
       <w:r>
-        <w:t xml:space="preserve">10.1 Firebase Integration</w:t>
+        <w:t xml:space="preserve">10.1 Git &amp; GitHub Configuration</w:t>
       </w:r>
     </w:p>
     <w:p>
@@ -14020,7 +14020,269 @@
         <w:spacing w:after="120" w:before="300"/>
       </w:pPr>
       <w:r>
-        <w:t xml:space="preserve">10.1.1 Firebase Authentication</w:t>
+        <w:t xml:space="preserve">10.1.1 Repository</w:t>
+      </w:r>
+    </w:p>
+    <w:tbl>
+      <w:tblPr>
+        <w:tblW w:type="pct" w:w="100%"/>
+        <w:tblBorders>
+          <w:top w:val="single" w:color="auto" w:sz="4"/>
+          <w:left w:val="single" w:color="auto" w:sz="4"/>
+          <w:bottom w:val="single" w:color="auto" w:sz="4"/>
+          <w:right w:val="single" w:color="auto" w:sz="4"/>
+          <w:insideH w:val="single" w:color="auto" w:sz="4"/>
+          <w:insideV w:val="single" w:color="auto" w:sz="4"/>
+        </w:tblBorders>
+      </w:tblPr>
+      <w:tblGrid>
+        <w:gridCol w:w="100"/>
+        <w:gridCol w:w="100"/>
+      </w:tblGrid>
+      <w:tr>
+        <w:trPr>
+          <w:tblHeader/>
+        </w:trPr>
+        <w:tc>
+          <w:tcPr>
+            <w:tcW w:type="pct" w:w="50%"/>
+            <w:shd w:fill="18181B" w:val="clear"/>
+          </w:tcPr>
+          <w:p>
+            <w:pPr>
+              <w:jc w:val="left"/>
+            </w:pPr>
+            <w:r>
+              <w:rPr>
+                <w:rFonts w:ascii="Aptos" w:cs="Aptos" w:eastAsia="Aptos" w:hAnsi="Aptos"/>
+                <w:b/>
+                <w:bCs/>
+                <w:color w:val="FFFFFF"/>
+                <w:sz w:val="20"/>
+                <w:szCs w:val="20"/>
+              </w:rPr>
+              <w:t xml:space="preserve">Setting</w:t>
+            </w:r>
+          </w:p>
+        </w:tc>
+        <w:tc>
+          <w:tcPr>
+            <w:tcW w:type="pct" w:w="50%"/>
+            <w:shd w:fill="18181B" w:val="clear"/>
+          </w:tcPr>
+          <w:p>
+            <w:pPr>
+              <w:jc w:val="left"/>
+            </w:pPr>
+            <w:r>
+              <w:rPr>
+                <w:rFonts w:ascii="Aptos" w:cs="Aptos" w:eastAsia="Aptos" w:hAnsi="Aptos"/>
+                <w:b/>
+                <w:bCs/>
+                <w:color w:val="FFFFFF"/>
+                <w:sz w:val="20"/>
+                <w:szCs w:val="20"/>
+              </w:rPr>
+              <w:t xml:space="preserve">Value</w:t>
+            </w:r>
+          </w:p>
+        </w:tc>
+      </w:tr>
+      <w:tr>
+        <w:tc>
+          <w:p>
+            <w:r>
+              <w:rPr>
+                <w:rFonts w:ascii="Aptos" w:cs="Aptos" w:eastAsia="Aptos" w:hAnsi="Aptos"/>
+                <w:sz w:val="20"/>
+                <w:szCs w:val="20"/>
+              </w:rPr>
+              <w:t xml:space="preserve">Repository URL</w:t>
+            </w:r>
+          </w:p>
+        </w:tc>
+        <w:tc>
+          <w:p>
+            <w:r>
+              <w:rPr>
+                <w:rFonts w:ascii="Aptos" w:cs="Aptos" w:eastAsia="Aptos" w:hAnsi="Aptos"/>
+                <w:sz w:val="20"/>
+                <w:szCs w:val="20"/>
+              </w:rPr>
+              <w:t xml:space="preserve">https://github.com/gabrielza/thina-crm.git</w:t>
+            </w:r>
+          </w:p>
+        </w:tc>
+      </w:tr>
+      <w:tr>
+        <w:tc>
+          <w:p>
+            <w:r>
+              <w:rPr>
+                <w:rFonts w:ascii="Aptos" w:cs="Aptos" w:eastAsia="Aptos" w:hAnsi="Aptos"/>
+                <w:sz w:val="20"/>
+                <w:szCs w:val="20"/>
+              </w:rPr>
+              <w:t xml:space="preserve">Branch</w:t>
+            </w:r>
+          </w:p>
+        </w:tc>
+        <w:tc>
+          <w:p>
+            <w:r>
+              <w:rPr>
+                <w:rFonts w:ascii="Aptos" w:cs="Aptos" w:eastAsia="Aptos" w:hAnsi="Aptos"/>
+                <w:sz w:val="20"/>
+                <w:szCs w:val="20"/>
+              </w:rPr>
+              <w:t xml:space="preserve">master</w:t>
+            </w:r>
+          </w:p>
+        </w:tc>
+      </w:tr>
+      <w:tr>
+        <w:tc>
+          <w:p>
+            <w:r>
+              <w:rPr>
+                <w:rFonts w:ascii="Aptos" w:cs="Aptos" w:eastAsia="Aptos" w:hAnsi="Aptos"/>
+                <w:sz w:val="20"/>
+                <w:szCs w:val="20"/>
+              </w:rPr>
+              <w:t xml:space="preserve">Committer</w:t>
+            </w:r>
+          </w:p>
+        </w:tc>
+        <w:tc>
+          <w:p>
+            <w:r>
+              <w:rPr>
+                <w:rFonts w:ascii="Aptos" w:cs="Aptos" w:eastAsia="Aptos" w:hAnsi="Aptos"/>
+                <w:sz w:val="20"/>
+                <w:szCs w:val="20"/>
+              </w:rPr>
+              <w:t xml:space="preserve">Gabriel d'Oliveira (gadolive@microsoft.com)</w:t>
+            </w:r>
+          </w:p>
+        </w:tc>
+      </w:tr>
+      <w:tr>
+        <w:tc>
+          <w:p>
+            <w:r>
+              <w:rPr>
+                <w:rFonts w:ascii="Aptos" w:cs="Aptos" w:eastAsia="Aptos" w:hAnsi="Aptos"/>
+                <w:sz w:val="20"/>
+                <w:szCs w:val="20"/>
+              </w:rPr>
+              <w:t xml:space="preserve">Commit Convention</w:t>
+            </w:r>
+          </w:p>
+        </w:tc>
+        <w:tc>
+          <w:p>
+            <w:r>
+              <w:rPr>
+                <w:rFonts w:ascii="Aptos" w:cs="Aptos" w:eastAsia="Aptos" w:hAnsi="Aptos"/>
+                <w:sz w:val="20"/>
+                <w:szCs w:val="20"/>
+              </w:rPr>
+              <w:t xml:space="preserve">Conventional commits (feat:, test:, fix:, etc.)</w:t>
+            </w:r>
+          </w:p>
+        </w:tc>
+      </w:tr>
+      <w:tr>
+        <w:tc>
+          <w:p>
+            <w:r>
+              <w:rPr>
+                <w:rFonts w:ascii="Aptos" w:cs="Aptos" w:eastAsia="Aptos" w:hAnsi="Aptos"/>
+                <w:sz w:val="20"/>
+                <w:szCs w:val="20"/>
+              </w:rPr>
+              <w:t xml:space="preserve">Tagging Strategy</w:t>
+            </w:r>
+          </w:p>
+        </w:tc>
+        <w:tc>
+          <w:p>
+            <w:r>
+              <w:rPr>
+                <w:rFonts w:ascii="Aptos" w:cs="Aptos" w:eastAsia="Aptos" w:hAnsi="Aptos"/>
+                <w:sz w:val="20"/>
+                <w:szCs w:val="20"/>
+              </w:rPr>
+              <w:t xml:space="preserve">Semantic version tags (v0.1.0 through v0.10.0)</w:t>
+            </w:r>
+          </w:p>
+        </w:tc>
+      </w:tr>
+      <w:tr>
+        <w:tc>
+          <w:p>
+            <w:r>
+              <w:rPr>
+                <w:rFonts w:ascii="Aptos" w:cs="Aptos" w:eastAsia="Aptos" w:hAnsi="Aptos"/>
+                <w:sz w:val="20"/>
+                <w:szCs w:val="20"/>
+              </w:rPr>
+              <w:t xml:space="preserve">Push Command</w:t>
+            </w:r>
+          </w:p>
+        </w:tc>
+        <w:tc>
+          <w:p>
+            <w:r>
+              <w:rPr>
+                <w:rFonts w:ascii="Aptos" w:cs="Aptos" w:eastAsia="Aptos" w:hAnsi="Aptos"/>
+                <w:sz w:val="20"/>
+                <w:szCs w:val="20"/>
+              </w:rPr>
+              <w:t xml:space="preserve">git push origin master --tags</w:t>
+            </w:r>
+          </w:p>
+        </w:tc>
+      </w:tr>
+      <w:tr>
+        <w:tc>
+          <w:p>
+            <w:r>
+              <w:rPr>
+                <w:rFonts w:ascii="Aptos" w:cs="Aptos" w:eastAsia="Aptos" w:hAnsi="Aptos"/>
+                <w:sz w:val="20"/>
+                <w:szCs w:val="20"/>
+              </w:rPr>
+              <w:t xml:space="preserve">.gitignore</w:t>
+            </w:r>
+          </w:p>
+        </w:tc>
+        <w:tc>
+          <w:p>
+            <w:r>
+              <w:rPr>
+                <w:rFonts w:ascii="Aptos" w:cs="Aptos" w:eastAsia="Aptos" w:hAnsi="Aptos"/>
+                <w:sz w:val="20"/>
+                <w:szCs w:val="20"/>
+              </w:rPr>
+              <w:t xml:space="preserve">node_modules/, .next/, .env.local, tmp-e2e-user.json, build artifacts</w:t>
+            </w:r>
+          </w:p>
+        </w:tc>
+      </w:tr>
+    </w:tbl>
+    <w:p>
+      <w:pPr>
+        <w:spacing w:after="40"/>
+      </w:pPr>
+    </w:p>
+    <w:p>
+      <w:pPr>
+        <w:pStyle w:val="Heading3"/>
+        <w:spacing w:after="120" w:before="300"/>
+      </w:pPr>
+      <w:r>
+        <w:t xml:space="preserve">10.1.2 GitHub Actions CI/CD</w:t>
       </w:r>
     </w:p>
     <w:p>
@@ -14038,7 +14300,7 @@
           <w:sz w:val="22"/>
           <w:szCs w:val="22"/>
         </w:rPr>
-        <w:t xml:space="preserve">Provider: Google OAuth 2.0 and Email/Password</w:t>
+        <w:t xml:space="preserve">Unit and smoke tests run automatically on every push to master</w:t>
       </w:r>
     </w:p>
     <w:p>
@@ -14056,7 +14318,7 @@
           <w:sz w:val="22"/>
           <w:szCs w:val="22"/>
         </w:rPr>
-        <w:t xml:space="preserve">Client SDK: firebase/auth with onAuthStateChanged listener</w:t>
+        <w:t xml:space="preserve">Test failure blocks deployment — broken code never reaches production</w:t>
       </w:r>
     </w:p>
     <w:p>
@@ -14074,7 +14336,7 @@
           <w:sz w:val="22"/>
           <w:szCs w:val="22"/>
         </w:rPr>
-        <w:t xml:space="preserve">Auth state managed by custom useAuth() hook</w:t>
+        <w:t xml:space="preserve">E2E tests are on-demand only (not in CI pipeline) — run via npm run test:e2e</w:t>
       </w:r>
     </w:p>
     <w:p>
@@ -14092,7 +14354,751 @@
           <w:sz w:val="22"/>
           <w:szCs w:val="22"/>
         </w:rPr>
-        <w:t xml:space="preserve">AuthGuard component protects all routes except /login</w:t>
+        <w:t xml:space="preserve">Pipeline: Push → GitHub Actions (Vitest) → Firebase App Hosting auto-deploy</w:t>
+      </w:r>
+    </w:p>
+    <w:p>
+      <w:pPr>
+        <w:spacing w:after="40"/>
+      </w:pPr>
+    </w:p>
+    <w:p>
+      <w:pPr>
+        <w:pStyle w:val="Heading2"/>
+        <w:spacing w:after="120" w:before="300"/>
+      </w:pPr>
+      <w:r>
+        <w:t xml:space="preserve">10.2 Firebase Configuration</w:t>
+      </w:r>
+    </w:p>
+    <w:p>
+      <w:pPr>
+        <w:pStyle w:val="Heading3"/>
+        <w:spacing w:after="120" w:before="300"/>
+      </w:pPr>
+      <w:r>
+        <w:t xml:space="preserve">10.2.1 Project Setup</w:t>
+      </w:r>
+    </w:p>
+    <w:tbl>
+      <w:tblPr>
+        <w:tblW w:type="pct" w:w="100%"/>
+        <w:tblBorders>
+          <w:top w:val="single" w:color="auto" w:sz="4"/>
+          <w:left w:val="single" w:color="auto" w:sz="4"/>
+          <w:bottom w:val="single" w:color="auto" w:sz="4"/>
+          <w:right w:val="single" w:color="auto" w:sz="4"/>
+          <w:insideH w:val="single" w:color="auto" w:sz="4"/>
+          <w:insideV w:val="single" w:color="auto" w:sz="4"/>
+        </w:tblBorders>
+      </w:tblPr>
+      <w:tblGrid>
+        <w:gridCol w:w="100"/>
+        <w:gridCol w:w="100"/>
+      </w:tblGrid>
+      <w:tr>
+        <w:trPr>
+          <w:tblHeader/>
+        </w:trPr>
+        <w:tc>
+          <w:tcPr>
+            <w:tcW w:type="pct" w:w="50%"/>
+            <w:shd w:fill="18181B" w:val="clear"/>
+          </w:tcPr>
+          <w:p>
+            <w:pPr>
+              <w:jc w:val="left"/>
+            </w:pPr>
+            <w:r>
+              <w:rPr>
+                <w:rFonts w:ascii="Aptos" w:cs="Aptos" w:eastAsia="Aptos" w:hAnsi="Aptos"/>
+                <w:b/>
+                <w:bCs/>
+                <w:color w:val="FFFFFF"/>
+                <w:sz w:val="20"/>
+                <w:szCs w:val="20"/>
+              </w:rPr>
+              <w:t xml:space="preserve">Setting</w:t>
+            </w:r>
+          </w:p>
+        </w:tc>
+        <w:tc>
+          <w:tcPr>
+            <w:tcW w:type="pct" w:w="50%"/>
+            <w:shd w:fill="18181B" w:val="clear"/>
+          </w:tcPr>
+          <w:p>
+            <w:pPr>
+              <w:jc w:val="left"/>
+            </w:pPr>
+            <w:r>
+              <w:rPr>
+                <w:rFonts w:ascii="Aptos" w:cs="Aptos" w:eastAsia="Aptos" w:hAnsi="Aptos"/>
+                <w:b/>
+                <w:bCs/>
+                <w:color w:val="FFFFFF"/>
+                <w:sz w:val="20"/>
+                <w:szCs w:val="20"/>
+              </w:rPr>
+              <w:t xml:space="preserve">Value</w:t>
+            </w:r>
+          </w:p>
+        </w:tc>
+      </w:tr>
+      <w:tr>
+        <w:tc>
+          <w:p>
+            <w:r>
+              <w:rPr>
+                <w:rFonts w:ascii="Aptos" w:cs="Aptos" w:eastAsia="Aptos" w:hAnsi="Aptos"/>
+                <w:sz w:val="20"/>
+                <w:szCs w:val="20"/>
+              </w:rPr>
+              <w:t xml:space="preserve">Project ID</w:t>
+            </w:r>
+          </w:p>
+        </w:tc>
+        <w:tc>
+          <w:p>
+            <w:r>
+              <w:rPr>
+                <w:rFonts w:ascii="Aptos" w:cs="Aptos" w:eastAsia="Aptos" w:hAnsi="Aptos"/>
+                <w:sz w:val="20"/>
+                <w:szCs w:val="20"/>
+              </w:rPr>
+              <w:t xml:space="preserve">thina-crm</w:t>
+            </w:r>
+          </w:p>
+        </w:tc>
+      </w:tr>
+      <w:tr>
+        <w:tc>
+          <w:p>
+            <w:r>
+              <w:rPr>
+                <w:rFonts w:ascii="Aptos" w:cs="Aptos" w:eastAsia="Aptos" w:hAnsi="Aptos"/>
+                <w:sz w:val="20"/>
+                <w:szCs w:val="20"/>
+              </w:rPr>
+              <w:t xml:space="preserve">Firebase Plan</w:t>
+            </w:r>
+          </w:p>
+        </w:tc>
+        <w:tc>
+          <w:p>
+            <w:r>
+              <w:rPr>
+                <w:rFonts w:ascii="Aptos" w:cs="Aptos" w:eastAsia="Aptos" w:hAnsi="Aptos"/>
+                <w:sz w:val="20"/>
+                <w:szCs w:val="20"/>
+              </w:rPr>
+              <w:t xml:space="preserve">Blaze (pay as you go)</w:t>
+            </w:r>
+          </w:p>
+        </w:tc>
+      </w:tr>
+      <w:tr>
+        <w:tc>
+          <w:p>
+            <w:r>
+              <w:rPr>
+                <w:rFonts w:ascii="Aptos" w:cs="Aptos" w:eastAsia="Aptos" w:hAnsi="Aptos"/>
+                <w:sz w:val="20"/>
+                <w:szCs w:val="20"/>
+              </w:rPr>
+              <w:t xml:space="preserve">Web App Names</w:t>
+            </w:r>
+          </w:p>
+        </w:tc>
+        <w:tc>
+          <w:p>
+            <w:r>
+              <w:rPr>
+                <w:rFonts w:ascii="Aptos" w:cs="Aptos" w:eastAsia="Aptos" w:hAnsi="Aptos"/>
+                <w:sz w:val="20"/>
+                <w:szCs w:val="20"/>
+              </w:rPr>
+              <w:t xml:space="preserve">thina-crm, Thina_Web_App</w:t>
+            </w:r>
+          </w:p>
+        </w:tc>
+      </w:tr>
+      <w:tr>
+        <w:tc>
+          <w:p>
+            <w:r>
+              <w:rPr>
+                <w:rFonts w:ascii="Aptos" w:cs="Aptos" w:eastAsia="Aptos" w:hAnsi="Aptos"/>
+                <w:sz w:val="20"/>
+                <w:szCs w:val="20"/>
+              </w:rPr>
+              <w:t xml:space="preserve">Active App ID</w:t>
+            </w:r>
+          </w:p>
+        </w:tc>
+        <w:tc>
+          <w:p>
+            <w:r>
+              <w:rPr>
+                <w:rFonts w:ascii="Aptos" w:cs="Aptos" w:eastAsia="Aptos" w:hAnsi="Aptos"/>
+                <w:sz w:val="20"/>
+                <w:szCs w:val="20"/>
+              </w:rPr>
+              <w:t xml:space="preserve">1:758961001539:web:5ae4e45100fc5220e870f6</w:t>
+            </w:r>
+          </w:p>
+        </w:tc>
+      </w:tr>
+      <w:tr>
+        <w:tc>
+          <w:p>
+            <w:r>
+              <w:rPr>
+                <w:rFonts w:ascii="Aptos" w:cs="Aptos" w:eastAsia="Aptos" w:hAnsi="Aptos"/>
+                <w:sz w:val="20"/>
+                <w:szCs w:val="20"/>
+              </w:rPr>
+              <w:t xml:space="preserve">Firebase CLI</w:t>
+            </w:r>
+          </w:p>
+        </w:tc>
+        <w:tc>
+          <w:p>
+            <w:r>
+              <w:rPr>
+                <w:rFonts w:ascii="Aptos" w:cs="Aptos" w:eastAsia="Aptos" w:hAnsi="Aptos"/>
+                <w:sz w:val="20"/>
+                <w:szCs w:val="20"/>
+              </w:rPr>
+              <w:t xml:space="preserve">Installed globally via npm install -g firebase-tools</w:t>
+            </w:r>
+          </w:p>
+        </w:tc>
+      </w:tr>
+    </w:tbl>
+    <w:p>
+      <w:pPr>
+        <w:spacing w:after="40"/>
+      </w:pPr>
+    </w:p>
+    <w:p>
+      <w:pPr>
+        <w:pStyle w:val="Heading3"/>
+        <w:spacing w:after="120" w:before="300"/>
+      </w:pPr>
+      <w:r>
+        <w:t xml:space="preserve">10.2.2 Firebase Authentication</w:t>
+      </w:r>
+    </w:p>
+    <w:tbl>
+      <w:tblPr>
+        <w:tblW w:type="pct" w:w="100%"/>
+        <w:tblBorders>
+          <w:top w:val="single" w:color="auto" w:sz="4"/>
+          <w:left w:val="single" w:color="auto" w:sz="4"/>
+          <w:bottom w:val="single" w:color="auto" w:sz="4"/>
+          <w:right w:val="single" w:color="auto" w:sz="4"/>
+          <w:insideH w:val="single" w:color="auto" w:sz="4"/>
+          <w:insideV w:val="single" w:color="auto" w:sz="4"/>
+        </w:tblBorders>
+      </w:tblPr>
+      <w:tblGrid>
+        <w:gridCol w:w="100"/>
+        <w:gridCol w:w="100"/>
+      </w:tblGrid>
+      <w:tr>
+        <w:trPr>
+          <w:tblHeader/>
+        </w:trPr>
+        <w:tc>
+          <w:tcPr>
+            <w:tcW w:type="pct" w:w="50%"/>
+            <w:shd w:fill="18181B" w:val="clear"/>
+          </w:tcPr>
+          <w:p>
+            <w:pPr>
+              <w:jc w:val="left"/>
+            </w:pPr>
+            <w:r>
+              <w:rPr>
+                <w:rFonts w:ascii="Aptos" w:cs="Aptos" w:eastAsia="Aptos" w:hAnsi="Aptos"/>
+                <w:b/>
+                <w:bCs/>
+                <w:color w:val="FFFFFF"/>
+                <w:sz w:val="20"/>
+                <w:szCs w:val="20"/>
+              </w:rPr>
+              <w:t xml:space="preserve">Setting</w:t>
+            </w:r>
+          </w:p>
+        </w:tc>
+        <w:tc>
+          <w:tcPr>
+            <w:tcW w:type="pct" w:w="50%"/>
+            <w:shd w:fill="18181B" w:val="clear"/>
+          </w:tcPr>
+          <w:p>
+            <w:pPr>
+              <w:jc w:val="left"/>
+            </w:pPr>
+            <w:r>
+              <w:rPr>
+                <w:rFonts w:ascii="Aptos" w:cs="Aptos" w:eastAsia="Aptos" w:hAnsi="Aptos"/>
+                <w:b/>
+                <w:bCs/>
+                <w:color w:val="FFFFFF"/>
+                <w:sz w:val="20"/>
+                <w:szCs w:val="20"/>
+              </w:rPr>
+              <w:t xml:space="preserve">Value</w:t>
+            </w:r>
+          </w:p>
+        </w:tc>
+      </w:tr>
+      <w:tr>
+        <w:tc>
+          <w:p>
+            <w:r>
+              <w:rPr>
+                <w:rFonts w:ascii="Aptos" w:cs="Aptos" w:eastAsia="Aptos" w:hAnsi="Aptos"/>
+                <w:sz w:val="20"/>
+                <w:szCs w:val="20"/>
+              </w:rPr>
+              <w:t xml:space="preserve">Providers Enabled</w:t>
+            </w:r>
+          </w:p>
+        </w:tc>
+        <w:tc>
+          <w:p>
+            <w:r>
+              <w:rPr>
+                <w:rFonts w:ascii="Aptos" w:cs="Aptos" w:eastAsia="Aptos" w:hAnsi="Aptos"/>
+                <w:sz w:val="20"/>
+                <w:szCs w:val="20"/>
+              </w:rPr>
+              <w:t xml:space="preserve">Google OAuth 2.0, Email/Password</w:t>
+            </w:r>
+          </w:p>
+        </w:tc>
+      </w:tr>
+      <w:tr>
+        <w:tc>
+          <w:p>
+            <w:r>
+              <w:rPr>
+                <w:rFonts w:ascii="Aptos" w:cs="Aptos" w:eastAsia="Aptos" w:hAnsi="Aptos"/>
+                <w:sz w:val="20"/>
+                <w:szCs w:val="20"/>
+              </w:rPr>
+              <w:t xml:space="preserve">Client Integration</w:t>
+            </w:r>
+          </w:p>
+        </w:tc>
+        <w:tc>
+          <w:p>
+            <w:r>
+              <w:rPr>
+                <w:rFonts w:ascii="Aptos" w:cs="Aptos" w:eastAsia="Aptos" w:hAnsi="Aptos"/>
+                <w:sz w:val="20"/>
+                <w:szCs w:val="20"/>
+              </w:rPr>
+              <w:t xml:space="preserve">firebase/auth with onAuthStateChanged listener</w:t>
+            </w:r>
+          </w:p>
+        </w:tc>
+      </w:tr>
+      <w:tr>
+        <w:tc>
+          <w:p>
+            <w:r>
+              <w:rPr>
+                <w:rFonts w:ascii="Aptos" w:cs="Aptos" w:eastAsia="Aptos" w:hAnsi="Aptos"/>
+                <w:sz w:val="20"/>
+                <w:szCs w:val="20"/>
+              </w:rPr>
+              <w:t xml:space="preserve">Auth State Management</w:t>
+            </w:r>
+          </w:p>
+        </w:tc>
+        <w:tc>
+          <w:p>
+            <w:r>
+              <w:rPr>
+                <w:rFonts w:ascii="Aptos" w:cs="Aptos" w:eastAsia="Aptos" w:hAnsi="Aptos"/>
+                <w:sz w:val="20"/>
+                <w:szCs w:val="20"/>
+              </w:rPr>
+              <w:t xml:space="preserve">Custom useAuth() hook in shared AuthProvider context</w:t>
+            </w:r>
+          </w:p>
+        </w:tc>
+      </w:tr>
+      <w:tr>
+        <w:tc>
+          <w:p>
+            <w:r>
+              <w:rPr>
+                <w:rFonts w:ascii="Aptos" w:cs="Aptos" w:eastAsia="Aptos" w:hAnsi="Aptos"/>
+                <w:sz w:val="20"/>
+                <w:szCs w:val="20"/>
+              </w:rPr>
+              <w:t xml:space="preserve">Route Protection</w:t>
+            </w:r>
+          </w:p>
+        </w:tc>
+        <w:tc>
+          <w:p>
+            <w:r>
+              <w:rPr>
+                <w:rFonts w:ascii="Aptos" w:cs="Aptos" w:eastAsia="Aptos" w:hAnsi="Aptos"/>
+                <w:sz w:val="20"/>
+                <w:szCs w:val="20"/>
+              </w:rPr>
+              <w:t xml:space="preserve">AuthGuard component wraps all routes except /login</w:t>
+            </w:r>
+          </w:p>
+        </w:tc>
+      </w:tr>
+      <w:tr>
+        <w:tc>
+          <w:p>
+            <w:r>
+              <w:rPr>
+                <w:rFonts w:ascii="Aptos" w:cs="Aptos" w:eastAsia="Aptos" w:hAnsi="Aptos"/>
+                <w:sz w:val="20"/>
+                <w:szCs w:val="20"/>
+              </w:rPr>
+              <w:t xml:space="preserve">Data Ownership</w:t>
+            </w:r>
+          </w:p>
+        </w:tc>
+        <w:tc>
+          <w:p>
+            <w:r>
+              <w:rPr>
+                <w:rFonts w:ascii="Aptos" w:cs="Aptos" w:eastAsia="Aptos" w:hAnsi="Aptos"/>
+                <w:sz w:val="20"/>
+                <w:szCs w:val="20"/>
+              </w:rPr>
+              <w:t xml:space="preserve">ownerId field on every document links data to authenticated user</w:t>
+            </w:r>
+          </w:p>
+        </w:tc>
+      </w:tr>
+      <w:tr>
+        <w:tc>
+          <w:p>
+            <w:r>
+              <w:rPr>
+                <w:rFonts w:ascii="Aptos" w:cs="Aptos" w:eastAsia="Aptos" w:hAnsi="Aptos"/>
+                <w:sz w:val="20"/>
+                <w:szCs w:val="20"/>
+              </w:rPr>
+              <w:t xml:space="preserve">E2E Test User</w:t>
+            </w:r>
+          </w:p>
+        </w:tc>
+        <w:tc>
+          <w:p>
+            <w:r>
+              <w:rPr>
+                <w:rFonts w:ascii="Aptos" w:cs="Aptos" w:eastAsia="Aptos" w:hAnsi="Aptos"/>
+                <w:sz w:val="20"/>
+                <w:szCs w:val="20"/>
+              </w:rPr>
+              <w:t xml:space="preserve">e2e-test2@thina-crm.test (created via Firebase REST API)</w:t>
+            </w:r>
+          </w:p>
+        </w:tc>
+      </w:tr>
+    </w:tbl>
+    <w:p>
+      <w:pPr>
+        <w:spacing w:after="40"/>
+      </w:pPr>
+    </w:p>
+    <w:p>
+      <w:pPr>
+        <w:pStyle w:val="Heading3"/>
+        <w:spacing w:after="120" w:before="300"/>
+      </w:pPr>
+      <w:r>
+        <w:t xml:space="preserve">10.2.3 Cloud Firestore</w:t>
+      </w:r>
+    </w:p>
+    <w:tbl>
+      <w:tblPr>
+        <w:tblW w:type="pct" w:w="100%"/>
+        <w:tblBorders>
+          <w:top w:val="single" w:color="auto" w:sz="4"/>
+          <w:left w:val="single" w:color="auto" w:sz="4"/>
+          <w:bottom w:val="single" w:color="auto" w:sz="4"/>
+          <w:right w:val="single" w:color="auto" w:sz="4"/>
+          <w:insideH w:val="single" w:color="auto" w:sz="4"/>
+          <w:insideV w:val="single" w:color="auto" w:sz="4"/>
+        </w:tblBorders>
+      </w:tblPr>
+      <w:tblGrid>
+        <w:gridCol w:w="100"/>
+        <w:gridCol w:w="100"/>
+      </w:tblGrid>
+      <w:tr>
+        <w:trPr>
+          <w:tblHeader/>
+        </w:trPr>
+        <w:tc>
+          <w:tcPr>
+            <w:tcW w:type="pct" w:w="50%"/>
+            <w:shd w:fill="18181B" w:val="clear"/>
+          </w:tcPr>
+          <w:p>
+            <w:pPr>
+              <w:jc w:val="left"/>
+            </w:pPr>
+            <w:r>
+              <w:rPr>
+                <w:rFonts w:ascii="Aptos" w:cs="Aptos" w:eastAsia="Aptos" w:hAnsi="Aptos"/>
+                <w:b/>
+                <w:bCs/>
+                <w:color w:val="FFFFFF"/>
+                <w:sz w:val="20"/>
+                <w:szCs w:val="20"/>
+              </w:rPr>
+              <w:t xml:space="preserve">Setting</w:t>
+            </w:r>
+          </w:p>
+        </w:tc>
+        <w:tc>
+          <w:tcPr>
+            <w:tcW w:type="pct" w:w="50%"/>
+            <w:shd w:fill="18181B" w:val="clear"/>
+          </w:tcPr>
+          <w:p>
+            <w:pPr>
+              <w:jc w:val="left"/>
+            </w:pPr>
+            <w:r>
+              <w:rPr>
+                <w:rFonts w:ascii="Aptos" w:cs="Aptos" w:eastAsia="Aptos" w:hAnsi="Aptos"/>
+                <w:b/>
+                <w:bCs/>
+                <w:color w:val="FFFFFF"/>
+                <w:sz w:val="20"/>
+                <w:szCs w:val="20"/>
+              </w:rPr>
+              <w:t xml:space="preserve">Value</w:t>
+            </w:r>
+          </w:p>
+        </w:tc>
+      </w:tr>
+      <w:tr>
+        <w:tc>
+          <w:p>
+            <w:r>
+              <w:rPr>
+                <w:rFonts w:ascii="Aptos" w:cs="Aptos" w:eastAsia="Aptos" w:hAnsi="Aptos"/>
+                <w:sz w:val="20"/>
+                <w:szCs w:val="20"/>
+              </w:rPr>
+              <w:t xml:space="preserve">Database</w:t>
+            </w:r>
+          </w:p>
+        </w:tc>
+        <w:tc>
+          <w:p>
+            <w:r>
+              <w:rPr>
+                <w:rFonts w:ascii="Aptos" w:cs="Aptos" w:eastAsia="Aptos" w:hAnsi="Aptos"/>
+                <w:sz w:val="20"/>
+                <w:szCs w:val="20"/>
+              </w:rPr>
+              <w:t xml:space="preserve">(default)</w:t>
+            </w:r>
+          </w:p>
+        </w:tc>
+      </w:tr>
+      <w:tr>
+        <w:tc>
+          <w:p>
+            <w:r>
+              <w:rPr>
+                <w:rFonts w:ascii="Aptos" w:cs="Aptos" w:eastAsia="Aptos" w:hAnsi="Aptos"/>
+                <w:sz w:val="20"/>
+                <w:szCs w:val="20"/>
+              </w:rPr>
+              <w:t xml:space="preserve">Region</w:t>
+            </w:r>
+          </w:p>
+        </w:tc>
+        <w:tc>
+          <w:p>
+            <w:r>
+              <w:rPr>
+                <w:rFonts w:ascii="Aptos" w:cs="Aptos" w:eastAsia="Aptos" w:hAnsi="Aptos"/>
+                <w:sz w:val="20"/>
+                <w:szCs w:val="20"/>
+              </w:rPr>
+              <w:t xml:space="preserve">africa-south1 (Johannesburg)</w:t>
+            </w:r>
+          </w:p>
+        </w:tc>
+      </w:tr>
+      <w:tr>
+        <w:tc>
+          <w:p>
+            <w:r>
+              <w:rPr>
+                <w:rFonts w:ascii="Aptos" w:cs="Aptos" w:eastAsia="Aptos" w:hAnsi="Aptos"/>
+                <w:sz w:val="20"/>
+                <w:szCs w:val="20"/>
+              </w:rPr>
+              <w:t xml:space="preserve">Edition</w:t>
+            </w:r>
+          </w:p>
+        </w:tc>
+        <w:tc>
+          <w:p>
+            <w:r>
+              <w:rPr>
+                <w:rFonts w:ascii="Aptos" w:cs="Aptos" w:eastAsia="Aptos" w:hAnsi="Aptos"/>
+                <w:sz w:val="20"/>
+                <w:szCs w:val="20"/>
+              </w:rPr>
+              <w:t xml:space="preserve">Standard (free tier eligible)</w:t>
+            </w:r>
+          </w:p>
+        </w:tc>
+      </w:tr>
+      <w:tr>
+        <w:tc>
+          <w:p>
+            <w:r>
+              <w:rPr>
+                <w:rFonts w:ascii="Aptos" w:cs="Aptos" w:eastAsia="Aptos" w:hAnsi="Aptos"/>
+                <w:sz w:val="20"/>
+                <w:szCs w:val="20"/>
+              </w:rPr>
+              <w:t xml:space="preserve">Collections</w:t>
+            </w:r>
+          </w:p>
+        </w:tc>
+        <w:tc>
+          <w:p>
+            <w:r>
+              <w:rPr>
+                <w:rFonts w:ascii="Aptos" w:cs="Aptos" w:eastAsia="Aptos" w:hAnsi="Aptos"/>
+                <w:sz w:val="20"/>
+                <w:szCs w:val="20"/>
+              </w:rPr>
+              <w:t xml:space="preserve">leads, contacts, activities, tasks, transactions (5 total)</w:t>
+            </w:r>
+          </w:p>
+        </w:tc>
+      </w:tr>
+      <w:tr>
+        <w:tc>
+          <w:p>
+            <w:r>
+              <w:rPr>
+                <w:rFonts w:ascii="Aptos" w:cs="Aptos" w:eastAsia="Aptos" w:hAnsi="Aptos"/>
+                <w:sz w:val="20"/>
+                <w:szCs w:val="20"/>
+              </w:rPr>
+              <w:t xml:space="preserve">Client SDK</w:t>
+            </w:r>
+          </w:p>
+        </w:tc>
+        <w:tc>
+          <w:p>
+            <w:r>
+              <w:rPr>
+                <w:rFonts w:ascii="Aptos" w:cs="Aptos" w:eastAsia="Aptos" w:hAnsi="Aptos"/>
+                <w:sz w:val="20"/>
+                <w:szCs w:val="20"/>
+              </w:rPr>
+              <w:t xml:space="preserve">firebase/firestore — real-time reads, write operations</w:t>
+            </w:r>
+          </w:p>
+        </w:tc>
+      </w:tr>
+      <w:tr>
+        <w:tc>
+          <w:p>
+            <w:r>
+              <w:rPr>
+                <w:rFonts w:ascii="Aptos" w:cs="Aptos" w:eastAsia="Aptos" w:hAnsi="Aptos"/>
+                <w:sz w:val="20"/>
+                <w:szCs w:val="20"/>
+              </w:rPr>
+              <w:t xml:space="preserve">Admin SDK</w:t>
+            </w:r>
+          </w:p>
+        </w:tc>
+        <w:tc>
+          <w:p>
+            <w:r>
+              <w:rPr>
+                <w:rFonts w:ascii="Aptos" w:cs="Aptos" w:eastAsia="Aptos" w:hAnsi="Aptos"/>
+                <w:sz w:val="20"/>
+                <w:szCs w:val="20"/>
+              </w:rPr>
+              <w:t xml:space="preserve">firebase-admin — server-side seed API, health check</w:t>
+            </w:r>
+          </w:p>
+        </w:tc>
+      </w:tr>
+      <w:tr>
+        <w:tc>
+          <w:p>
+            <w:r>
+              <w:rPr>
+                <w:rFonts w:ascii="Aptos" w:cs="Aptos" w:eastAsia="Aptos" w:hAnsi="Aptos"/>
+                <w:sz w:val="20"/>
+                <w:szCs w:val="20"/>
+              </w:rPr>
+              <w:t xml:space="preserve">Batch Operations</w:t>
+            </w:r>
+          </w:p>
+        </w:tc>
+        <w:tc>
+          <w:p>
+            <w:r>
+              <w:rPr>
+                <w:rFonts w:ascii="Aptos" w:cs="Aptos" w:eastAsia="Aptos" w:hAnsi="Aptos"/>
+                <w:sz w:val="20"/>
+                <w:szCs w:val="20"/>
+              </w:rPr>
+              <w:t xml:space="preserve">writeBatch for seed data (batches of 450)</w:t>
+            </w:r>
+          </w:p>
+        </w:tc>
+      </w:tr>
+    </w:tbl>
+    <w:p>
+      <w:pPr>
+        <w:spacing w:after="40"/>
+      </w:pPr>
+    </w:p>
+    <w:p>
+      <w:pPr>
+        <w:pStyle w:val="Heading3"/>
+        <w:spacing w:after="120" w:before="300"/>
+      </w:pPr>
+      <w:r>
+        <w:t xml:space="preserve">10.2.4 Firestore Security Rules</w:t>
+      </w:r>
+    </w:p>
+    <w:p>
+      <w:pPr>
+        <w:spacing w:after="100"/>
+      </w:pPr>
+      <w:r>
+        <w:rPr>
+          <w:rFonts w:ascii="Aptos" w:cs="Aptos" w:eastAsia="Aptos" w:hAnsi="Aptos"/>
+          <w:sz w:val="22"/>
+          <w:szCs w:val="22"/>
+        </w:rPr>
+        <w:t xml:space="preserve">All 5 collections follow a consistent security pattern defined in firestore.rules:</w:t>
       </w:r>
     </w:p>
     <w:p>
@@ -14110,21 +15116,7 @@
           <w:sz w:val="22"/>
           <w:szCs w:val="22"/>
         </w:rPr>
-        <w:t xml:space="preserve">User ownerId field links all data to the authenticated user</w:t>
-      </w:r>
-    </w:p>
-    <w:p>
-      <w:pPr>
-        <w:spacing w:after="40"/>
-      </w:pPr>
-    </w:p>
-    <w:p>
-      <w:pPr>
-        <w:pStyle w:val="Heading3"/>
-        <w:spacing w:after="120" w:before="300"/>
-      </w:pPr>
-      <w:r>
-        <w:t xml:space="preserve">10.1.2 Cloud Firestore</w:t>
+        <w:t xml:space="preserve">isAuth() — Checks request.auth != null for any authenticated user</w:t>
       </w:r>
     </w:p>
     <w:p>
@@ -14142,7 +15134,7 @@
           <w:sz w:val="22"/>
           <w:szCs w:val="22"/>
         </w:rPr>
-        <w:t xml:space="preserve">NoSQL document database with 4 root collections: leads, contacts, activities, tasks</w:t>
+        <w:t xml:space="preserve">isCreatingOwn() — Validates incoming ownerId matches the authenticated user's UID</w:t>
       </w:r>
     </w:p>
     <w:p>
@@ -14160,7 +15152,7 @@
           <w:sz w:val="22"/>
           <w:szCs w:val="22"/>
         </w:rPr>
-        <w:t xml:space="preserve">Client SDK with real-time read operations</w:t>
+        <w:t xml:space="preserve">isOwner() — Validates existing document ownerId matches authenticated user's UID</w:t>
       </w:r>
     </w:p>
     <w:p>
@@ -14178,7 +15170,7 @@
           <w:sz w:val="22"/>
           <w:szCs w:val="22"/>
         </w:rPr>
-        <w:t xml:space="preserve">Server-side access via Firebase Admin SDK for privileged operations</w:t>
+        <w:t xml:space="preserve">allow read: if isAuth() — Any authenticated user can read documents</w:t>
       </w:r>
     </w:p>
     <w:p>
@@ -14196,7 +15188,7 @@
           <w:sz w:val="22"/>
           <w:szCs w:val="22"/>
         </w:rPr>
-        <w:t xml:space="preserve">Firestore security rules defined in firestore.rules</w:t>
+        <w:t xml:space="preserve">allow create: if isCreatingOwn() — Must set ownerId to own UID when creating</w:t>
       </w:r>
     </w:p>
     <w:p>
@@ -14214,21 +15206,7 @@
           <w:sz w:val="22"/>
           <w:szCs w:val="22"/>
         </w:rPr>
-        <w:t xml:space="preserve">Batch write support (writeBatch) for seed data operations</w:t>
-      </w:r>
-    </w:p>
-    <w:p>
-      <w:pPr>
-        <w:spacing w:after="40"/>
-      </w:pPr>
-    </w:p>
-    <w:p>
-      <w:pPr>
-        <w:pStyle w:val="Heading3"/>
-        <w:spacing w:after="120" w:before="300"/>
-      </w:pPr>
-      <w:r>
-        <w:t xml:space="preserve">10.1.3 Firebase App Hosting</w:t>
+        <w:t xml:space="preserve">allow update, delete: if isOwner() — Only the document owner can modify or delete</w:t>
       </w:r>
     </w:p>
     <w:p>
@@ -14246,7 +15224,7 @@
           <w:sz w:val="22"/>
           <w:szCs w:val="22"/>
         </w:rPr>
-        <w:t xml:space="preserve">Automatic build and deployment from GitHub repository</w:t>
+        <w:t xml:space="preserve">No open access patterns — no 'allow read, write: if true' anywhere in the rules</w:t>
       </w:r>
     </w:p>
     <w:p>
@@ -14264,7 +15242,296 @@
           <w:sz w:val="22"/>
           <w:szCs w:val="22"/>
         </w:rPr>
-        <w:t xml:space="preserve">Region: europe-west4</w:t>
+        <w:t xml:space="preserve">Rules deployed via: npx firebase-tools deploy --only firestore:rules --project thina-crm</w:t>
+      </w:r>
+    </w:p>
+    <w:p>
+      <w:pPr>
+        <w:spacing w:after="40"/>
+      </w:pPr>
+    </w:p>
+    <w:p>
+      <w:pPr>
+        <w:pStyle w:val="Heading3"/>
+        <w:spacing w:after="120" w:before="300"/>
+      </w:pPr>
+      <w:r>
+        <w:t xml:space="preserve">10.2.5 Firebase Client SDK (src/lib/firebase.ts)</w:t>
+      </w:r>
+    </w:p>
+    <w:p>
+      <w:pPr>
+        <w:spacing w:after="100"/>
+      </w:pPr>
+      <w:r>
+        <w:rPr>
+          <w:rFonts w:ascii="Aptos" w:cs="Aptos" w:eastAsia="Aptos" w:hAnsi="Aptos"/>
+          <w:sz w:val="22"/>
+          <w:szCs w:val="22"/>
+        </w:rPr>
+        <w:t xml:space="preserve">Client-side Firebase initialisation using 7 environment variables from .env.local:</w:t>
+      </w:r>
+    </w:p>
+    <w:tbl>
+      <w:tblPr>
+        <w:tblW w:type="pct" w:w="100%"/>
+        <w:tblBorders>
+          <w:top w:val="single" w:color="auto" w:sz="4"/>
+          <w:left w:val="single" w:color="auto" w:sz="4"/>
+          <w:bottom w:val="single" w:color="auto" w:sz="4"/>
+          <w:right w:val="single" w:color="auto" w:sz="4"/>
+          <w:insideH w:val="single" w:color="auto" w:sz="4"/>
+          <w:insideV w:val="single" w:color="auto" w:sz="4"/>
+        </w:tblBorders>
+      </w:tblPr>
+      <w:tblGrid>
+        <w:gridCol w:w="100"/>
+        <w:gridCol w:w="100"/>
+      </w:tblGrid>
+      <w:tr>
+        <w:trPr>
+          <w:tblHeader/>
+        </w:trPr>
+        <w:tc>
+          <w:tcPr>
+            <w:tcW w:type="pct" w:w="50%"/>
+            <w:shd w:fill="18181B" w:val="clear"/>
+          </w:tcPr>
+          <w:p>
+            <w:pPr>
+              <w:jc w:val="left"/>
+            </w:pPr>
+            <w:r>
+              <w:rPr>
+                <w:rFonts w:ascii="Aptos" w:cs="Aptos" w:eastAsia="Aptos" w:hAnsi="Aptos"/>
+                <w:b/>
+                <w:bCs/>
+                <w:color w:val="FFFFFF"/>
+                <w:sz w:val="20"/>
+                <w:szCs w:val="20"/>
+              </w:rPr>
+              <w:t xml:space="preserve">Variable</w:t>
+            </w:r>
+          </w:p>
+        </w:tc>
+        <w:tc>
+          <w:tcPr>
+            <w:tcW w:type="pct" w:w="50%"/>
+            <w:shd w:fill="18181B" w:val="clear"/>
+          </w:tcPr>
+          <w:p>
+            <w:pPr>
+              <w:jc w:val="left"/>
+            </w:pPr>
+            <w:r>
+              <w:rPr>
+                <w:rFonts w:ascii="Aptos" w:cs="Aptos" w:eastAsia="Aptos" w:hAnsi="Aptos"/>
+                <w:b/>
+                <w:bCs/>
+                <w:color w:val="FFFFFF"/>
+                <w:sz w:val="20"/>
+                <w:szCs w:val="20"/>
+              </w:rPr>
+              <w:t xml:space="preserve">Purpose</w:t>
+            </w:r>
+          </w:p>
+        </w:tc>
+      </w:tr>
+      <w:tr>
+        <w:tc>
+          <w:p>
+            <w:r>
+              <w:rPr>
+                <w:rFonts w:ascii="Aptos" w:cs="Aptos" w:eastAsia="Aptos" w:hAnsi="Aptos"/>
+                <w:sz w:val="20"/>
+                <w:szCs w:val="20"/>
+              </w:rPr>
+              <w:t xml:space="preserve">NEXT_PUBLIC_FIREBASE_API_KEY</w:t>
+            </w:r>
+          </w:p>
+        </w:tc>
+        <w:tc>
+          <w:p>
+            <w:r>
+              <w:rPr>
+                <w:rFonts w:ascii="Aptos" w:cs="Aptos" w:eastAsia="Aptos" w:hAnsi="Aptos"/>
+                <w:sz w:val="20"/>
+                <w:szCs w:val="20"/>
+              </w:rPr>
+              <w:t xml:space="preserve">Firebase client API key</w:t>
+            </w:r>
+          </w:p>
+        </w:tc>
+      </w:tr>
+      <w:tr>
+        <w:tc>
+          <w:p>
+            <w:r>
+              <w:rPr>
+                <w:rFonts w:ascii="Aptos" w:cs="Aptos" w:eastAsia="Aptos" w:hAnsi="Aptos"/>
+                <w:sz w:val="20"/>
+                <w:szCs w:val="20"/>
+              </w:rPr>
+              <w:t xml:space="preserve">NEXT_PUBLIC_FIREBASE_AUTH_DOMAIN</w:t>
+            </w:r>
+          </w:p>
+        </w:tc>
+        <w:tc>
+          <w:p>
+            <w:r>
+              <w:rPr>
+                <w:rFonts w:ascii="Aptos" w:cs="Aptos" w:eastAsia="Aptos" w:hAnsi="Aptos"/>
+                <w:sz w:val="20"/>
+                <w:szCs w:val="20"/>
+              </w:rPr>
+              <w:t xml:space="preserve">Firebase Auth domain</w:t>
+            </w:r>
+          </w:p>
+        </w:tc>
+      </w:tr>
+      <w:tr>
+        <w:tc>
+          <w:p>
+            <w:r>
+              <w:rPr>
+                <w:rFonts w:ascii="Aptos" w:cs="Aptos" w:eastAsia="Aptos" w:hAnsi="Aptos"/>
+                <w:sz w:val="20"/>
+                <w:szCs w:val="20"/>
+              </w:rPr>
+              <w:t xml:space="preserve">NEXT_PUBLIC_FIREBASE_PROJECT_ID</w:t>
+            </w:r>
+          </w:p>
+        </w:tc>
+        <w:tc>
+          <w:p>
+            <w:r>
+              <w:rPr>
+                <w:rFonts w:ascii="Aptos" w:cs="Aptos" w:eastAsia="Aptos" w:hAnsi="Aptos"/>
+                <w:sz w:val="20"/>
+                <w:szCs w:val="20"/>
+              </w:rPr>
+              <w:t xml:space="preserve">Firebase project identifier (thina-crm)</w:t>
+            </w:r>
+          </w:p>
+        </w:tc>
+      </w:tr>
+      <w:tr>
+        <w:tc>
+          <w:p>
+            <w:r>
+              <w:rPr>
+                <w:rFonts w:ascii="Aptos" w:cs="Aptos" w:eastAsia="Aptos" w:hAnsi="Aptos"/>
+                <w:sz w:val="20"/>
+                <w:szCs w:val="20"/>
+              </w:rPr>
+              <w:t xml:space="preserve">NEXT_PUBLIC_FIREBASE_STORAGE_BUCKET</w:t>
+            </w:r>
+          </w:p>
+        </w:tc>
+        <w:tc>
+          <w:p>
+            <w:r>
+              <w:rPr>
+                <w:rFonts w:ascii="Aptos" w:cs="Aptos" w:eastAsia="Aptos" w:hAnsi="Aptos"/>
+                <w:sz w:val="20"/>
+                <w:szCs w:val="20"/>
+              </w:rPr>
+              <w:t xml:space="preserve">Firebase Storage bucket URL</w:t>
+            </w:r>
+          </w:p>
+        </w:tc>
+      </w:tr>
+      <w:tr>
+        <w:tc>
+          <w:p>
+            <w:r>
+              <w:rPr>
+                <w:rFonts w:ascii="Aptos" w:cs="Aptos" w:eastAsia="Aptos" w:hAnsi="Aptos"/>
+                <w:sz w:val="20"/>
+                <w:szCs w:val="20"/>
+              </w:rPr>
+              <w:t xml:space="preserve">NEXT_PUBLIC_FIREBASE_MESSAGING_SENDER_ID</w:t>
+            </w:r>
+          </w:p>
+        </w:tc>
+        <w:tc>
+          <w:p>
+            <w:r>
+              <w:rPr>
+                <w:rFonts w:ascii="Aptos" w:cs="Aptos" w:eastAsia="Aptos" w:hAnsi="Aptos"/>
+                <w:sz w:val="20"/>
+                <w:szCs w:val="20"/>
+              </w:rPr>
+              <w:t xml:space="preserve">Firebase Cloud Messaging sender ID</w:t>
+            </w:r>
+          </w:p>
+        </w:tc>
+      </w:tr>
+      <w:tr>
+        <w:tc>
+          <w:p>
+            <w:r>
+              <w:rPr>
+                <w:rFonts w:ascii="Aptos" w:cs="Aptos" w:eastAsia="Aptos" w:hAnsi="Aptos"/>
+                <w:sz w:val="20"/>
+                <w:szCs w:val="20"/>
+              </w:rPr>
+              <w:t xml:space="preserve">NEXT_PUBLIC_FIREBASE_APP_ID</w:t>
+            </w:r>
+          </w:p>
+        </w:tc>
+        <w:tc>
+          <w:p>
+            <w:r>
+              <w:rPr>
+                <w:rFonts w:ascii="Aptos" w:cs="Aptos" w:eastAsia="Aptos" w:hAnsi="Aptos"/>
+                <w:sz w:val="20"/>
+                <w:szCs w:val="20"/>
+              </w:rPr>
+              <w:t xml:space="preserve">Firebase application identifier</w:t>
+            </w:r>
+          </w:p>
+        </w:tc>
+      </w:tr>
+      <w:tr>
+        <w:tc>
+          <w:p>
+            <w:r>
+              <w:rPr>
+                <w:rFonts w:ascii="Aptos" w:cs="Aptos" w:eastAsia="Aptos" w:hAnsi="Aptos"/>
+                <w:sz w:val="20"/>
+                <w:szCs w:val="20"/>
+              </w:rPr>
+              <w:t xml:space="preserve">NEXT_PUBLIC_FIREBASE_MEASUREMENT_ID</w:t>
+            </w:r>
+          </w:p>
+        </w:tc>
+        <w:tc>
+          <w:p>
+            <w:r>
+              <w:rPr>
+                <w:rFonts w:ascii="Aptos" w:cs="Aptos" w:eastAsia="Aptos" w:hAnsi="Aptos"/>
+                <w:sz w:val="20"/>
+                <w:szCs w:val="20"/>
+              </w:rPr>
+              <w:t xml:space="preserve">Google Analytics measurement ID</w:t>
+            </w:r>
+          </w:p>
+        </w:tc>
+      </w:tr>
+    </w:tbl>
+    <w:p>
+      <w:pPr>
+        <w:spacing w:after="40"/>
+      </w:pPr>
+    </w:p>
+    <w:p>
+      <w:pPr>
+        <w:pStyle w:val="Heading3"/>
+        <w:spacing w:after="120" w:before="300"/>
+      </w:pPr>
+      <w:r>
+        <w:t xml:space="preserve">10.2.6 Firebase Admin SDK (src/lib/firebase-admin.ts)</w:t>
       </w:r>
     </w:p>
     <w:p>
@@ -14282,7 +15549,7 @@
           <w:sz w:val="22"/>
           <w:szCs w:val="22"/>
         </w:rPr>
-        <w:t xml:space="preserve">Configuration via apphosting.yaml</w:t>
+        <w:t xml:space="preserve">Server-side initialisation for API routes (seed endpoint, health check)</w:t>
       </w:r>
     </w:p>
     <w:p>
@@ -14300,7 +15567,7 @@
           <w:sz w:val="22"/>
           <w:szCs w:val="22"/>
         </w:rPr>
-        <w:t xml:space="preserve">Environment variables injected at build time</w:t>
+        <w:t xml:space="preserve">Uses Application Default Credentials in production (Firebase App Hosting auto-provisions)</w:t>
       </w:r>
     </w:p>
     <w:p>
@@ -14318,9 +15585,455 @@
           <w:sz w:val="22"/>
           <w:szCs w:val="22"/>
         </w:rPr>
-        <w:t xml:space="preserve">Auto-scaling: 0–2 instances, 512 MiB memory</w:t>
-      </w:r>
-    </w:p>
+        <w:t xml:space="preserve">Enables privileged operations: batch writes, collection counts, user management</w:t>
+      </w:r>
+    </w:p>
+    <w:p>
+      <w:pPr>
+        <w:spacing w:after="40"/>
+      </w:pPr>
+    </w:p>
+    <w:p>
+      <w:pPr>
+        <w:pStyle w:val="Heading3"/>
+        <w:spacing w:after="120" w:before="300"/>
+      </w:pPr>
+      <w:r>
+        <w:t xml:space="preserve">10.2.7 Firebase App Hosting</w:t>
+      </w:r>
+    </w:p>
+    <w:tbl>
+      <w:tblPr>
+        <w:tblW w:type="pct" w:w="100%"/>
+        <w:tblBorders>
+          <w:top w:val="single" w:color="auto" w:sz="4"/>
+          <w:left w:val="single" w:color="auto" w:sz="4"/>
+          <w:bottom w:val="single" w:color="auto" w:sz="4"/>
+          <w:right w:val="single" w:color="auto" w:sz="4"/>
+          <w:insideH w:val="single" w:color="auto" w:sz="4"/>
+          <w:insideV w:val="single" w:color="auto" w:sz="4"/>
+        </w:tblBorders>
+      </w:tblPr>
+      <w:tblGrid>
+        <w:gridCol w:w="100"/>
+        <w:gridCol w:w="100"/>
+      </w:tblGrid>
+      <w:tr>
+        <w:trPr>
+          <w:tblHeader/>
+        </w:trPr>
+        <w:tc>
+          <w:tcPr>
+            <w:tcW w:type="pct" w:w="50%"/>
+            <w:shd w:fill="18181B" w:val="clear"/>
+          </w:tcPr>
+          <w:p>
+            <w:pPr>
+              <w:jc w:val="left"/>
+            </w:pPr>
+            <w:r>
+              <w:rPr>
+                <w:rFonts w:ascii="Aptos" w:cs="Aptos" w:eastAsia="Aptos" w:hAnsi="Aptos"/>
+                <w:b/>
+                <w:bCs/>
+                <w:color w:val="FFFFFF"/>
+                <w:sz w:val="20"/>
+                <w:szCs w:val="20"/>
+              </w:rPr>
+              <w:t xml:space="preserve">Setting</w:t>
+            </w:r>
+          </w:p>
+        </w:tc>
+        <w:tc>
+          <w:tcPr>
+            <w:tcW w:type="pct" w:w="50%"/>
+            <w:shd w:fill="18181B" w:val="clear"/>
+          </w:tcPr>
+          <w:p>
+            <w:pPr>
+              <w:jc w:val="left"/>
+            </w:pPr>
+            <w:r>
+              <w:rPr>
+                <w:rFonts w:ascii="Aptos" w:cs="Aptos" w:eastAsia="Aptos" w:hAnsi="Aptos"/>
+                <w:b/>
+                <w:bCs/>
+                <w:color w:val="FFFFFF"/>
+                <w:sz w:val="20"/>
+                <w:szCs w:val="20"/>
+              </w:rPr>
+              <w:t xml:space="preserve">Value</w:t>
+            </w:r>
+          </w:p>
+        </w:tc>
+      </w:tr>
+      <w:tr>
+        <w:tc>
+          <w:p>
+            <w:r>
+              <w:rPr>
+                <w:rFonts w:ascii="Aptos" w:cs="Aptos" w:eastAsia="Aptos" w:hAnsi="Aptos"/>
+                <w:sz w:val="20"/>
+                <w:szCs w:val="20"/>
+              </w:rPr>
+              <w:t xml:space="preserve">Hosting Region</w:t>
+            </w:r>
+          </w:p>
+        </w:tc>
+        <w:tc>
+          <w:p>
+            <w:r>
+              <w:rPr>
+                <w:rFonts w:ascii="Aptos" w:cs="Aptos" w:eastAsia="Aptos" w:hAnsi="Aptos"/>
+                <w:sz w:val="20"/>
+                <w:szCs w:val="20"/>
+              </w:rPr>
+              <w:t xml:space="preserve">europe-west4</w:t>
+            </w:r>
+          </w:p>
+        </w:tc>
+      </w:tr>
+      <w:tr>
+        <w:tc>
+          <w:p>
+            <w:r>
+              <w:rPr>
+                <w:rFonts w:ascii="Aptos" w:cs="Aptos" w:eastAsia="Aptos" w:hAnsi="Aptos"/>
+                <w:sz w:val="20"/>
+                <w:szCs w:val="20"/>
+              </w:rPr>
+              <w:t xml:space="preserve">Production URL</w:t>
+            </w:r>
+          </w:p>
+        </w:tc>
+        <w:tc>
+          <w:p>
+            <w:r>
+              <w:rPr>
+                <w:rFonts w:ascii="Aptos" w:cs="Aptos" w:eastAsia="Aptos" w:hAnsi="Aptos"/>
+                <w:sz w:val="20"/>
+                <w:szCs w:val="20"/>
+              </w:rPr>
+              <w:t xml:space="preserve">https://thina-crm--thina-crm.europe-west4.hosted.app</w:t>
+            </w:r>
+          </w:p>
+        </w:tc>
+      </w:tr>
+      <w:tr>
+        <w:tc>
+          <w:p>
+            <w:r>
+              <w:rPr>
+                <w:rFonts w:ascii="Aptos" w:cs="Aptos" w:eastAsia="Aptos" w:hAnsi="Aptos"/>
+                <w:sz w:val="20"/>
+                <w:szCs w:val="20"/>
+              </w:rPr>
+              <w:t xml:space="preserve">Config File</w:t>
+            </w:r>
+          </w:p>
+        </w:tc>
+        <w:tc>
+          <w:p>
+            <w:r>
+              <w:rPr>
+                <w:rFonts w:ascii="Aptos" w:cs="Aptos" w:eastAsia="Aptos" w:hAnsi="Aptos"/>
+                <w:sz w:val="20"/>
+                <w:szCs w:val="20"/>
+              </w:rPr>
+              <w:t xml:space="preserve">apphosting.yaml</w:t>
+            </w:r>
+          </w:p>
+        </w:tc>
+      </w:tr>
+      <w:tr>
+        <w:tc>
+          <w:p>
+            <w:r>
+              <w:rPr>
+                <w:rFonts w:ascii="Aptos" w:cs="Aptos" w:eastAsia="Aptos" w:hAnsi="Aptos"/>
+                <w:sz w:val="20"/>
+                <w:szCs w:val="20"/>
+              </w:rPr>
+              <w:t xml:space="preserve">Auto-Deploy Trigger</w:t>
+            </w:r>
+          </w:p>
+        </w:tc>
+        <w:tc>
+          <w:p>
+            <w:r>
+              <w:rPr>
+                <w:rFonts w:ascii="Aptos" w:cs="Aptos" w:eastAsia="Aptos" w:hAnsi="Aptos"/>
+                <w:sz w:val="20"/>
+                <w:szCs w:val="20"/>
+              </w:rPr>
+              <w:t xml:space="preserve">Push to master branch on GitHub</w:t>
+            </w:r>
+          </w:p>
+        </w:tc>
+      </w:tr>
+      <w:tr>
+        <w:tc>
+          <w:p>
+            <w:r>
+              <w:rPr>
+                <w:rFonts w:ascii="Aptos" w:cs="Aptos" w:eastAsia="Aptos" w:hAnsi="Aptos"/>
+                <w:sz w:val="20"/>
+                <w:szCs w:val="20"/>
+              </w:rPr>
+              <w:t xml:space="preserve">Min Instances</w:t>
+            </w:r>
+          </w:p>
+        </w:tc>
+        <w:tc>
+          <w:p>
+            <w:r>
+              <w:rPr>
+                <w:rFonts w:ascii="Aptos" w:cs="Aptos" w:eastAsia="Aptos" w:hAnsi="Aptos"/>
+                <w:sz w:val="20"/>
+                <w:szCs w:val="20"/>
+              </w:rPr>
+              <w:t xml:space="preserve">0 (scales to zero when idle)</w:t>
+            </w:r>
+          </w:p>
+        </w:tc>
+      </w:tr>
+      <w:tr>
+        <w:tc>
+          <w:p>
+            <w:r>
+              <w:rPr>
+                <w:rFonts w:ascii="Aptos" w:cs="Aptos" w:eastAsia="Aptos" w:hAnsi="Aptos"/>
+                <w:sz w:val="20"/>
+                <w:szCs w:val="20"/>
+              </w:rPr>
+              <w:t xml:space="preserve">Max Instances</w:t>
+            </w:r>
+          </w:p>
+        </w:tc>
+        <w:tc>
+          <w:p>
+            <w:r>
+              <w:rPr>
+                <w:rFonts w:ascii="Aptos" w:cs="Aptos" w:eastAsia="Aptos" w:hAnsi="Aptos"/>
+                <w:sz w:val="20"/>
+                <w:szCs w:val="20"/>
+              </w:rPr>
+              <w:t xml:space="preserve">2</w:t>
+            </w:r>
+          </w:p>
+        </w:tc>
+      </w:tr>
+      <w:tr>
+        <w:tc>
+          <w:p>
+            <w:r>
+              <w:rPr>
+                <w:rFonts w:ascii="Aptos" w:cs="Aptos" w:eastAsia="Aptos" w:hAnsi="Aptos"/>
+                <w:sz w:val="20"/>
+                <w:szCs w:val="20"/>
+              </w:rPr>
+              <w:t xml:space="preserve">Memory</w:t>
+            </w:r>
+          </w:p>
+        </w:tc>
+        <w:tc>
+          <w:p>
+            <w:r>
+              <w:rPr>
+                <w:rFonts w:ascii="Aptos" w:cs="Aptos" w:eastAsia="Aptos" w:hAnsi="Aptos"/>
+                <w:sz w:val="20"/>
+                <w:szCs w:val="20"/>
+              </w:rPr>
+              <w:t xml:space="preserve">512 MiB</w:t>
+            </w:r>
+          </w:p>
+        </w:tc>
+      </w:tr>
+    </w:tbl>
+    <w:p>
+      <w:pPr>
+        <w:spacing w:after="40"/>
+      </w:pPr>
+    </w:p>
+    <w:p>
+      <w:pPr>
+        <w:pStyle w:val="Heading3"/>
+        <w:spacing w:after="120" w:before="300"/>
+      </w:pPr>
+      <w:r>
+        <w:t xml:space="preserve">10.2.8 Firebase Configuration Files</w:t>
+      </w:r>
+    </w:p>
+    <w:tbl>
+      <w:tblPr>
+        <w:tblW w:type="pct" w:w="100%"/>
+        <w:tblBorders>
+          <w:top w:val="single" w:color="auto" w:sz="4"/>
+          <w:left w:val="single" w:color="auto" w:sz="4"/>
+          <w:bottom w:val="single" w:color="auto" w:sz="4"/>
+          <w:right w:val="single" w:color="auto" w:sz="4"/>
+          <w:insideH w:val="single" w:color="auto" w:sz="4"/>
+          <w:insideV w:val="single" w:color="auto" w:sz="4"/>
+        </w:tblBorders>
+      </w:tblPr>
+      <w:tblGrid>
+        <w:gridCol w:w="100"/>
+        <w:gridCol w:w="100"/>
+      </w:tblGrid>
+      <w:tr>
+        <w:trPr>
+          <w:tblHeader/>
+        </w:trPr>
+        <w:tc>
+          <w:tcPr>
+            <w:tcW w:type="pct" w:w="50%"/>
+            <w:shd w:fill="18181B" w:val="clear"/>
+          </w:tcPr>
+          <w:p>
+            <w:pPr>
+              <w:jc w:val="left"/>
+            </w:pPr>
+            <w:r>
+              <w:rPr>
+                <w:rFonts w:ascii="Aptos" w:cs="Aptos" w:eastAsia="Aptos" w:hAnsi="Aptos"/>
+                <w:b/>
+                <w:bCs/>
+                <w:color w:val="FFFFFF"/>
+                <w:sz w:val="20"/>
+                <w:szCs w:val="20"/>
+              </w:rPr>
+              <w:t xml:space="preserve">File</w:t>
+            </w:r>
+          </w:p>
+        </w:tc>
+        <w:tc>
+          <w:tcPr>
+            <w:tcW w:type="pct" w:w="50%"/>
+            <w:shd w:fill="18181B" w:val="clear"/>
+          </w:tcPr>
+          <w:p>
+            <w:pPr>
+              <w:jc w:val="left"/>
+            </w:pPr>
+            <w:r>
+              <w:rPr>
+                <w:rFonts w:ascii="Aptos" w:cs="Aptos" w:eastAsia="Aptos" w:hAnsi="Aptos"/>
+                <w:b/>
+                <w:bCs/>
+                <w:color w:val="FFFFFF"/>
+                <w:sz w:val="20"/>
+                <w:szCs w:val="20"/>
+              </w:rPr>
+              <w:t xml:space="preserve">Purpose</w:t>
+            </w:r>
+          </w:p>
+        </w:tc>
+      </w:tr>
+      <w:tr>
+        <w:tc>
+          <w:p>
+            <w:r>
+              <w:rPr>
+                <w:rFonts w:ascii="Aptos" w:cs="Aptos" w:eastAsia="Aptos" w:hAnsi="Aptos"/>
+                <w:sz w:val="20"/>
+                <w:szCs w:val="20"/>
+              </w:rPr>
+              <w:t xml:space="preserve">firebase.json</w:t>
+            </w:r>
+          </w:p>
+        </w:tc>
+        <w:tc>
+          <w:p>
+            <w:r>
+              <w:rPr>
+                <w:rFonts w:ascii="Aptos" w:cs="Aptos" w:eastAsia="Aptos" w:hAnsi="Aptos"/>
+                <w:sz w:val="20"/>
+                <w:szCs w:val="20"/>
+              </w:rPr>
+              <w:t xml:space="preserve">Project services configuration, region settings</w:t>
+            </w:r>
+          </w:p>
+        </w:tc>
+      </w:tr>
+      <w:tr>
+        <w:tc>
+          <w:p>
+            <w:r>
+              <w:rPr>
+                <w:rFonts w:ascii="Aptos" w:cs="Aptos" w:eastAsia="Aptos" w:hAnsi="Aptos"/>
+                <w:sz w:val="20"/>
+                <w:szCs w:val="20"/>
+              </w:rPr>
+              <w:t xml:space="preserve">firestore.rules</w:t>
+            </w:r>
+          </w:p>
+        </w:tc>
+        <w:tc>
+          <w:p>
+            <w:r>
+              <w:rPr>
+                <w:rFonts w:ascii="Aptos" w:cs="Aptos" w:eastAsia="Aptos" w:hAnsi="Aptos"/>
+                <w:sz w:val="20"/>
+                <w:szCs w:val="20"/>
+              </w:rPr>
+              <w:t xml:space="preserve">Security rules for all 5 collections</w:t>
+            </w:r>
+          </w:p>
+        </w:tc>
+      </w:tr>
+      <w:tr>
+        <w:tc>
+          <w:p>
+            <w:r>
+              <w:rPr>
+                <w:rFonts w:ascii="Aptos" w:cs="Aptos" w:eastAsia="Aptos" w:hAnsi="Aptos"/>
+                <w:sz w:val="20"/>
+                <w:szCs w:val="20"/>
+              </w:rPr>
+              <w:t xml:space="preserve">firestore.indexes.json</w:t>
+            </w:r>
+          </w:p>
+        </w:tc>
+        <w:tc>
+          <w:p>
+            <w:r>
+              <w:rPr>
+                <w:rFonts w:ascii="Aptos" w:cs="Aptos" w:eastAsia="Aptos" w:hAnsi="Aptos"/>
+                <w:sz w:val="20"/>
+                <w:szCs w:val="20"/>
+              </w:rPr>
+              <w:t xml:space="preserve">Composite index definitions</w:t>
+            </w:r>
+          </w:p>
+        </w:tc>
+      </w:tr>
+      <w:tr>
+        <w:tc>
+          <w:p>
+            <w:r>
+              <w:rPr>
+                <w:rFonts w:ascii="Aptos" w:cs="Aptos" w:eastAsia="Aptos" w:hAnsi="Aptos"/>
+                <w:sz w:val="20"/>
+                <w:szCs w:val="20"/>
+              </w:rPr>
+              <w:t xml:space="preserve">apphosting.yaml</w:t>
+            </w:r>
+          </w:p>
+        </w:tc>
+        <w:tc>
+          <w:p>
+            <w:r>
+              <w:rPr>
+                <w:rFonts w:ascii="Aptos" w:cs="Aptos" w:eastAsia="Aptos" w:hAnsi="Aptos"/>
+                <w:sz w:val="20"/>
+                <w:szCs w:val="20"/>
+              </w:rPr>
+              <w:t xml:space="preserve">App Hosting deployment configuration (instances, memory, region)</w:t>
+            </w:r>
+          </w:p>
+        </w:tc>
+      </w:tr>
+    </w:tbl>
     <w:p>
       <w:pPr>
         <w:spacing w:after="40"/>
@@ -14332,7 +16045,217 @@
         <w:spacing w:after="120" w:before="300"/>
       </w:pPr>
       <w:r>
-        <w:t xml:space="preserve">10.2 GitHub Integration</w:t>
+        <w:t xml:space="preserve">10.3 TypeScript Configuration (tsconfig.json)</w:t>
+      </w:r>
+    </w:p>
+    <w:tbl>
+      <w:tblPr>
+        <w:tblW w:type="pct" w:w="100%"/>
+        <w:tblBorders>
+          <w:top w:val="single" w:color="auto" w:sz="4"/>
+          <w:left w:val="single" w:color="auto" w:sz="4"/>
+          <w:bottom w:val="single" w:color="auto" w:sz="4"/>
+          <w:right w:val="single" w:color="auto" w:sz="4"/>
+          <w:insideH w:val="single" w:color="auto" w:sz="4"/>
+          <w:insideV w:val="single" w:color="auto" w:sz="4"/>
+        </w:tblBorders>
+      </w:tblPr>
+      <w:tblGrid>
+        <w:gridCol w:w="100"/>
+        <w:gridCol w:w="100"/>
+      </w:tblGrid>
+      <w:tr>
+        <w:trPr>
+          <w:tblHeader/>
+        </w:trPr>
+        <w:tc>
+          <w:tcPr>
+            <w:tcW w:type="pct" w:w="50%"/>
+            <w:shd w:fill="18181B" w:val="clear"/>
+          </w:tcPr>
+          <w:p>
+            <w:pPr>
+              <w:jc w:val="left"/>
+            </w:pPr>
+            <w:r>
+              <w:rPr>
+                <w:rFonts w:ascii="Aptos" w:cs="Aptos" w:eastAsia="Aptos" w:hAnsi="Aptos"/>
+                <w:b/>
+                <w:bCs/>
+                <w:color w:val="FFFFFF"/>
+                <w:sz w:val="20"/>
+                <w:szCs w:val="20"/>
+              </w:rPr>
+              <w:t xml:space="preserve">Setting</w:t>
+            </w:r>
+          </w:p>
+        </w:tc>
+        <w:tc>
+          <w:tcPr>
+            <w:tcW w:type="pct" w:w="50%"/>
+            <w:shd w:fill="18181B" w:val="clear"/>
+          </w:tcPr>
+          <w:p>
+            <w:pPr>
+              <w:jc w:val="left"/>
+            </w:pPr>
+            <w:r>
+              <w:rPr>
+                <w:rFonts w:ascii="Aptos" w:cs="Aptos" w:eastAsia="Aptos" w:hAnsi="Aptos"/>
+                <w:b/>
+                <w:bCs/>
+                <w:color w:val="FFFFFF"/>
+                <w:sz w:val="20"/>
+                <w:szCs w:val="20"/>
+              </w:rPr>
+              <w:t xml:space="preserve">Value</w:t>
+            </w:r>
+          </w:p>
+        </w:tc>
+      </w:tr>
+      <w:tr>
+        <w:tc>
+          <w:p>
+            <w:r>
+              <w:rPr>
+                <w:rFonts w:ascii="Aptos" w:cs="Aptos" w:eastAsia="Aptos" w:hAnsi="Aptos"/>
+                <w:sz w:val="20"/>
+                <w:szCs w:val="20"/>
+              </w:rPr>
+              <w:t xml:space="preserve">Strict Mode</w:t>
+            </w:r>
+          </w:p>
+        </w:tc>
+        <w:tc>
+          <w:p>
+            <w:r>
+              <w:rPr>
+                <w:rFonts w:ascii="Aptos" w:cs="Aptos" w:eastAsia="Aptos" w:hAnsi="Aptos"/>
+                <w:sz w:val="20"/>
+                <w:szCs w:val="20"/>
+              </w:rPr>
+              <w:t xml:space="preserve">true</w:t>
+            </w:r>
+          </w:p>
+        </w:tc>
+      </w:tr>
+      <w:tr>
+        <w:tc>
+          <w:p>
+            <w:r>
+              <w:rPr>
+                <w:rFonts w:ascii="Aptos" w:cs="Aptos" w:eastAsia="Aptos" w:hAnsi="Aptos"/>
+                <w:sz w:val="20"/>
+                <w:szCs w:val="20"/>
+              </w:rPr>
+              <w:t xml:space="preserve">Path Alias</w:t>
+            </w:r>
+          </w:p>
+        </w:tc>
+        <w:tc>
+          <w:p>
+            <w:r>
+              <w:rPr>
+                <w:rFonts w:ascii="Aptos" w:cs="Aptos" w:eastAsia="Aptos" w:hAnsi="Aptos"/>
+                <w:sz w:val="20"/>
+                <w:szCs w:val="20"/>
+              </w:rPr>
+              <w:t xml:space="preserve">@/* → ./src/*</w:t>
+            </w:r>
+          </w:p>
+        </w:tc>
+      </w:tr>
+      <w:tr>
+        <w:tc>
+          <w:p>
+            <w:r>
+              <w:rPr>
+                <w:rFonts w:ascii="Aptos" w:cs="Aptos" w:eastAsia="Aptos" w:hAnsi="Aptos"/>
+                <w:sz w:val="20"/>
+                <w:szCs w:val="20"/>
+              </w:rPr>
+              <w:t xml:space="preserve">Module Resolution</w:t>
+            </w:r>
+          </w:p>
+        </w:tc>
+        <w:tc>
+          <w:p>
+            <w:r>
+              <w:rPr>
+                <w:rFonts w:ascii="Aptos" w:cs="Aptos" w:eastAsia="Aptos" w:hAnsi="Aptos"/>
+                <w:sz w:val="20"/>
+                <w:szCs w:val="20"/>
+              </w:rPr>
+              <w:t xml:space="preserve">Bundler</w:t>
+            </w:r>
+          </w:p>
+        </w:tc>
+      </w:tr>
+      <w:tr>
+        <w:tc>
+          <w:p>
+            <w:r>
+              <w:rPr>
+                <w:rFonts w:ascii="Aptos" w:cs="Aptos" w:eastAsia="Aptos" w:hAnsi="Aptos"/>
+                <w:sz w:val="20"/>
+                <w:szCs w:val="20"/>
+              </w:rPr>
+              <w:t xml:space="preserve">Target</w:t>
+            </w:r>
+          </w:p>
+        </w:tc>
+        <w:tc>
+          <w:p>
+            <w:r>
+              <w:rPr>
+                <w:rFonts w:ascii="Aptos" w:cs="Aptos" w:eastAsia="Aptos" w:hAnsi="Aptos"/>
+                <w:sz w:val="20"/>
+                <w:szCs w:val="20"/>
+              </w:rPr>
+              <w:t xml:space="preserve">ES2017</w:t>
+            </w:r>
+          </w:p>
+        </w:tc>
+      </w:tr>
+      <w:tr>
+        <w:tc>
+          <w:p>
+            <w:r>
+              <w:rPr>
+                <w:rFonts w:ascii="Aptos" w:cs="Aptos" w:eastAsia="Aptos" w:hAnsi="Aptos"/>
+                <w:sz w:val="20"/>
+                <w:szCs w:val="20"/>
+              </w:rPr>
+              <w:t xml:space="preserve">JSX</w:t>
+            </w:r>
+          </w:p>
+        </w:tc>
+        <w:tc>
+          <w:p>
+            <w:r>
+              <w:rPr>
+                <w:rFonts w:ascii="Aptos" w:cs="Aptos" w:eastAsia="Aptos" w:hAnsi="Aptos"/>
+                <w:sz w:val="20"/>
+                <w:szCs w:val="20"/>
+              </w:rPr>
+              <w:t xml:space="preserve">preserve (handled by Next.js)</w:t>
+            </w:r>
+          </w:p>
+        </w:tc>
+      </w:tr>
+    </w:tbl>
+    <w:p>
+      <w:pPr>
+        <w:spacing w:after="40"/>
+      </w:pPr>
+    </w:p>
+    <w:p>
+      <w:pPr>
+        <w:pStyle w:val="Heading2"/>
+        <w:spacing w:after="120" w:before="300"/>
+      </w:pPr>
+      <w:r>
+        <w:t xml:space="preserve">10.4 Tailwind &amp; PostCSS</w:t>
       </w:r>
     </w:p>
     <w:p>
@@ -14347,20 +16270,10 @@
       <w:r>
         <w:rPr>
           <w:rFonts w:ascii="Aptos" w:cs="Aptos" w:eastAsia="Aptos" w:hAnsi="Aptos"/>
-          <w:b/>
-          <w:bCs/>
-          <w:sz w:val="22"/>
-          <w:szCs w:val="22"/>
-        </w:rPr>
-        <w:t xml:space="preserve">Repository: </w:t>
-      </w:r>
-      <w:r>
-        <w:rPr>
-          <w:rFonts w:ascii="Aptos" w:cs="Aptos" w:eastAsia="Aptos" w:hAnsi="Aptos"/>
-          <w:sz w:val="22"/>
-          <w:szCs w:val="22"/>
-        </w:rPr>
-        <w:t xml:space="preserve">https://github.com/gabrielza/thina-crm</w:t>
+          <w:sz w:val="22"/>
+          <w:szCs w:val="22"/>
+        </w:rPr>
+        <w:t xml:space="preserve">tailwind.config.js — Extended theme with Zinc/Indigo palette, custom animations, dark mode</w:t>
       </w:r>
     </w:p>
     <w:p>
@@ -14375,20 +16288,10 @@
       <w:r>
         <w:rPr>
           <w:rFonts w:ascii="Aptos" w:cs="Aptos" w:eastAsia="Aptos" w:hAnsi="Aptos"/>
-          <w:b/>
-          <w:bCs/>
-          <w:sz w:val="22"/>
-          <w:szCs w:val="22"/>
-        </w:rPr>
-        <w:t xml:space="preserve">Branch: </w:t>
-      </w:r>
-      <w:r>
-        <w:rPr>
-          <w:rFonts w:ascii="Aptos" w:cs="Aptos" w:eastAsia="Aptos" w:hAnsi="Aptos"/>
-          <w:sz w:val="22"/>
-          <w:szCs w:val="22"/>
-        </w:rPr>
-        <w:t xml:space="preserve">master</w:t>
+          <w:sz w:val="22"/>
+          <w:szCs w:val="22"/>
+        </w:rPr>
+        <w:t xml:space="preserve">postcss.config.mjs — Tailwind CSS + Autoprefixer plugins</w:t>
       </w:r>
     </w:p>
     <w:p>
@@ -14406,43 +16309,7 @@
           <w:sz w:val="22"/>
           <w:szCs w:val="22"/>
         </w:rPr>
-        <w:t xml:space="preserve">Git tags for each version (v0.1.0 through v0.5.0)</w:t>
-      </w:r>
-    </w:p>
-    <w:p>
-      <w:pPr>
-        <w:pStyle w:val="ListParagraph"/>
-        <w:numPr>
-          <w:ilvl w:val="0"/>
-          <w:numId w:val="1"/>
-        </w:numPr>
-        <w:spacing w:after="40"/>
-      </w:pPr>
-      <w:r>
-        <w:rPr>
-          <w:rFonts w:ascii="Aptos" w:cs="Aptos" w:eastAsia="Aptos" w:hAnsi="Aptos"/>
-          <w:sz w:val="22"/>
-          <w:szCs w:val="22"/>
-        </w:rPr>
-        <w:t xml:space="preserve">Firebase App Hosting auto-deploys on push to master</w:t>
-      </w:r>
-    </w:p>
-    <w:p>
-      <w:pPr>
-        <w:pStyle w:val="ListParagraph"/>
-        <w:numPr>
-          <w:ilvl w:val="0"/>
-          <w:numId w:val="1"/>
-        </w:numPr>
-        <w:spacing w:after="40"/>
-      </w:pPr>
-      <w:r>
-        <w:rPr>
-          <w:rFonts w:ascii="Aptos" w:cs="Aptos" w:eastAsia="Aptos" w:hAnsi="Aptos"/>
-          <w:sz w:val="22"/>
-          <w:szCs w:val="22"/>
-        </w:rPr>
-        <w:t xml:space="preserve">Commit history tracks all feature additions and design changes</w:t>
+        <w:t xml:space="preserve">globals.css — CSS custom properties for theme colours (HSL-based, light/dark)</w:t>
       </w:r>
     </w:p>
     <w:p>
@@ -14456,7 +16323,295 @@
         <w:spacing w:after="120" w:before="300"/>
       </w:pPr>
       <w:r>
-        <w:t xml:space="preserve">10.3 External Services</w:t>
+        <w:t xml:space="preserve">10.5 Playwright Configuration (playwright.config.ts)</w:t>
+      </w:r>
+    </w:p>
+    <w:tbl>
+      <w:tblPr>
+        <w:tblW w:type="pct" w:w="100%"/>
+        <w:tblBorders>
+          <w:top w:val="single" w:color="auto" w:sz="4"/>
+          <w:left w:val="single" w:color="auto" w:sz="4"/>
+          <w:bottom w:val="single" w:color="auto" w:sz="4"/>
+          <w:right w:val="single" w:color="auto" w:sz="4"/>
+          <w:insideH w:val="single" w:color="auto" w:sz="4"/>
+          <w:insideV w:val="single" w:color="auto" w:sz="4"/>
+        </w:tblBorders>
+      </w:tblPr>
+      <w:tblGrid>
+        <w:gridCol w:w="100"/>
+        <w:gridCol w:w="100"/>
+      </w:tblGrid>
+      <w:tr>
+        <w:trPr>
+          <w:tblHeader/>
+        </w:trPr>
+        <w:tc>
+          <w:tcPr>
+            <w:tcW w:type="pct" w:w="50%"/>
+            <w:shd w:fill="18181B" w:val="clear"/>
+          </w:tcPr>
+          <w:p>
+            <w:pPr>
+              <w:jc w:val="left"/>
+            </w:pPr>
+            <w:r>
+              <w:rPr>
+                <w:rFonts w:ascii="Aptos" w:cs="Aptos" w:eastAsia="Aptos" w:hAnsi="Aptos"/>
+                <w:b/>
+                <w:bCs/>
+                <w:color w:val="FFFFFF"/>
+                <w:sz w:val="20"/>
+                <w:szCs w:val="20"/>
+              </w:rPr>
+              <w:t xml:space="preserve">Setting</w:t>
+            </w:r>
+          </w:p>
+        </w:tc>
+        <w:tc>
+          <w:tcPr>
+            <w:tcW w:type="pct" w:w="50%"/>
+            <w:shd w:fill="18181B" w:val="clear"/>
+          </w:tcPr>
+          <w:p>
+            <w:pPr>
+              <w:jc w:val="left"/>
+            </w:pPr>
+            <w:r>
+              <w:rPr>
+                <w:rFonts w:ascii="Aptos" w:cs="Aptos" w:eastAsia="Aptos" w:hAnsi="Aptos"/>
+                <w:b/>
+                <w:bCs/>
+                <w:color w:val="FFFFFF"/>
+                <w:sz w:val="20"/>
+                <w:szCs w:val="20"/>
+              </w:rPr>
+              <w:t xml:space="preserve">Value</w:t>
+            </w:r>
+          </w:p>
+        </w:tc>
+      </w:tr>
+      <w:tr>
+        <w:tc>
+          <w:p>
+            <w:r>
+              <w:rPr>
+                <w:rFonts w:ascii="Aptos" w:cs="Aptos" w:eastAsia="Aptos" w:hAnsi="Aptos"/>
+                <w:sz w:val="20"/>
+                <w:szCs w:val="20"/>
+              </w:rPr>
+              <w:t xml:space="preserve">Browser</w:t>
+            </w:r>
+          </w:p>
+        </w:tc>
+        <w:tc>
+          <w:p>
+            <w:r>
+              <w:rPr>
+                <w:rFonts w:ascii="Aptos" w:cs="Aptos" w:eastAsia="Aptos" w:hAnsi="Aptos"/>
+                <w:sz w:val="20"/>
+                <w:szCs w:val="20"/>
+              </w:rPr>
+              <w:t xml:space="preserve">Chromium only</w:t>
+            </w:r>
+          </w:p>
+        </w:tc>
+      </w:tr>
+      <w:tr>
+        <w:tc>
+          <w:p>
+            <w:r>
+              <w:rPr>
+                <w:rFonts w:ascii="Aptos" w:cs="Aptos" w:eastAsia="Aptos" w:hAnsi="Aptos"/>
+                <w:sz w:val="20"/>
+                <w:szCs w:val="20"/>
+              </w:rPr>
+              <w:t xml:space="preserve">Base URL</w:t>
+            </w:r>
+          </w:p>
+        </w:tc>
+        <w:tc>
+          <w:p>
+            <w:r>
+              <w:rPr>
+                <w:rFonts w:ascii="Aptos" w:cs="Aptos" w:eastAsia="Aptos" w:hAnsi="Aptos"/>
+                <w:sz w:val="20"/>
+                <w:szCs w:val="20"/>
+              </w:rPr>
+              <w:t xml:space="preserve">Live deployment (overridable via DEPLOY_URL env var)</w:t>
+            </w:r>
+          </w:p>
+        </w:tc>
+      </w:tr>
+      <w:tr>
+        <w:tc>
+          <w:p>
+            <w:r>
+              <w:rPr>
+                <w:rFonts w:ascii="Aptos" w:cs="Aptos" w:eastAsia="Aptos" w:hAnsi="Aptos"/>
+                <w:sz w:val="20"/>
+                <w:szCs w:val="20"/>
+              </w:rPr>
+              <w:t xml:space="preserve">Execution</w:t>
+            </w:r>
+          </w:p>
+        </w:tc>
+        <w:tc>
+          <w:p>
+            <w:r>
+              <w:rPr>
+                <w:rFonts w:ascii="Aptos" w:cs="Aptos" w:eastAsia="Aptos" w:hAnsi="Aptos"/>
+                <w:sz w:val="20"/>
+                <w:szCs w:val="20"/>
+              </w:rPr>
+              <w:t xml:space="preserve">Sequential (not parallel — tests share auth state)</w:t>
+            </w:r>
+          </w:p>
+        </w:tc>
+      </w:tr>
+      <w:tr>
+        <w:tc>
+          <w:p>
+            <w:r>
+              <w:rPr>
+                <w:rFonts w:ascii="Aptos" w:cs="Aptos" w:eastAsia="Aptos" w:hAnsi="Aptos"/>
+                <w:sz w:val="20"/>
+                <w:szCs w:val="20"/>
+              </w:rPr>
+              <w:t xml:space="preserve">Test Timeout</w:t>
+            </w:r>
+          </w:p>
+        </w:tc>
+        <w:tc>
+          <w:p>
+            <w:r>
+              <w:rPr>
+                <w:rFonts w:ascii="Aptos" w:cs="Aptos" w:eastAsia="Aptos" w:hAnsi="Aptos"/>
+                <w:sz w:val="20"/>
+                <w:szCs w:val="20"/>
+              </w:rPr>
+              <w:t xml:space="preserve">30 seconds per test</w:t>
+            </w:r>
+          </w:p>
+        </w:tc>
+      </w:tr>
+      <w:tr>
+        <w:tc>
+          <w:p>
+            <w:r>
+              <w:rPr>
+                <w:rFonts w:ascii="Aptos" w:cs="Aptos" w:eastAsia="Aptos" w:hAnsi="Aptos"/>
+                <w:sz w:val="20"/>
+                <w:szCs w:val="20"/>
+              </w:rPr>
+              <w:t xml:space="preserve">Expect Timeout</w:t>
+            </w:r>
+          </w:p>
+        </w:tc>
+        <w:tc>
+          <w:p>
+            <w:r>
+              <w:rPr>
+                <w:rFonts w:ascii="Aptos" w:cs="Aptos" w:eastAsia="Aptos" w:hAnsi="Aptos"/>
+                <w:sz w:val="20"/>
+                <w:szCs w:val="20"/>
+              </w:rPr>
+              <w:t xml:space="preserve">10 seconds for assertions</w:t>
+            </w:r>
+          </w:p>
+        </w:tc>
+      </w:tr>
+      <w:tr>
+        <w:tc>
+          <w:p>
+            <w:r>
+              <w:rPr>
+                <w:rFonts w:ascii="Aptos" w:cs="Aptos" w:eastAsia="Aptos" w:hAnsi="Aptos"/>
+                <w:sz w:val="20"/>
+                <w:szCs w:val="20"/>
+              </w:rPr>
+              <w:t xml:space="preserve">Screenshots</w:t>
+            </w:r>
+          </w:p>
+        </w:tc>
+        <w:tc>
+          <w:p>
+            <w:r>
+              <w:rPr>
+                <w:rFonts w:ascii="Aptos" w:cs="Aptos" w:eastAsia="Aptos" w:hAnsi="Aptos"/>
+                <w:sz w:val="20"/>
+                <w:szCs w:val="20"/>
+              </w:rPr>
+              <w:t xml:space="preserve">Only on failure</w:t>
+            </w:r>
+          </w:p>
+        </w:tc>
+      </w:tr>
+      <w:tr>
+        <w:tc>
+          <w:p>
+            <w:r>
+              <w:rPr>
+                <w:rFonts w:ascii="Aptos" w:cs="Aptos" w:eastAsia="Aptos" w:hAnsi="Aptos"/>
+                <w:sz w:val="20"/>
+                <w:szCs w:val="20"/>
+              </w:rPr>
+              <w:t xml:space="preserve">Trace</w:t>
+            </w:r>
+          </w:p>
+        </w:tc>
+        <w:tc>
+          <w:p>
+            <w:r>
+              <w:rPr>
+                <w:rFonts w:ascii="Aptos" w:cs="Aptos" w:eastAsia="Aptos" w:hAnsi="Aptos"/>
+                <w:sz w:val="20"/>
+                <w:szCs w:val="20"/>
+              </w:rPr>
+              <w:t xml:space="preserve">On first retry</w:t>
+            </w:r>
+          </w:p>
+        </w:tc>
+      </w:tr>
+      <w:tr>
+        <w:tc>
+          <w:p>
+            <w:r>
+              <w:rPr>
+                <w:rFonts w:ascii="Aptos" w:cs="Aptos" w:eastAsia="Aptos" w:hAnsi="Aptos"/>
+                <w:sz w:val="20"/>
+                <w:szCs w:val="20"/>
+              </w:rPr>
+              <w:t xml:space="preserve">Reporter</w:t>
+            </w:r>
+          </w:p>
+        </w:tc>
+        <w:tc>
+          <w:p>
+            <w:r>
+              <w:rPr>
+                <w:rFonts w:ascii="Aptos" w:cs="Aptos" w:eastAsia="Aptos" w:hAnsi="Aptos"/>
+                <w:sz w:val="20"/>
+                <w:szCs w:val="20"/>
+              </w:rPr>
+              <w:t xml:space="preserve">List + HTML (open: never)</w:t>
+            </w:r>
+          </w:p>
+        </w:tc>
+      </w:tr>
+    </w:tbl>
+    <w:p>
+      <w:pPr>
+        <w:spacing w:after="40"/>
+      </w:pPr>
+    </w:p>
+    <w:p>
+      <w:pPr>
+        <w:pStyle w:val="Heading2"/>
+        <w:spacing w:after="120" w:before="300"/>
+      </w:pPr>
+      <w:r>
+        <w:t xml:space="preserve">10.6 External Services</w:t>
       </w:r>
     </w:p>
     <w:tbl>
@@ -14670,6 +16825,44 @@
                 <w:sz w:val="20"/>
                 <w:szCs w:val="20"/>
               </w:rPr>
+              <w:t xml:space="preserve">GitHub Actions</w:t>
+            </w:r>
+          </w:p>
+        </w:tc>
+        <w:tc>
+          <w:p>
+            <w:r>
+              <w:rPr>
+                <w:rFonts w:ascii="Aptos" w:cs="Aptos" w:eastAsia="Aptos" w:hAnsi="Aptos"/>
+                <w:sz w:val="20"/>
+                <w:szCs w:val="20"/>
+              </w:rPr>
+              <w:t xml:space="preserve">CI/CD</w:t>
+            </w:r>
+          </w:p>
+        </w:tc>
+        <w:tc>
+          <w:p>
+            <w:r>
+              <w:rPr>
+                <w:rFonts w:ascii="Aptos" w:cs="Aptos" w:eastAsia="Aptos" w:hAnsi="Aptos"/>
+                <w:sz w:val="20"/>
+                <w:szCs w:val="20"/>
+              </w:rPr>
+              <w:t xml:space="preserve">Automated test runs on push, blocks deploy on failure</w:t>
+            </w:r>
+          </w:p>
+        </w:tc>
+      </w:tr>
+      <w:tr>
+        <w:tc>
+          <w:p>
+            <w:r>
+              <w:rPr>
+                <w:rFonts w:ascii="Aptos" w:cs="Aptos" w:eastAsia="Aptos" w:hAnsi="Aptos"/>
+                <w:sz w:val="20"/>
+                <w:szCs w:val="20"/>
+              </w:rPr>
               <w:t xml:space="preserve">Google Fonts (Geist)</w:t>
             </w:r>
           </w:p>
@@ -14733,7 +16926,7 @@
           <w:sz w:val="22"/>
           <w:szCs w:val="22"/>
         </w:rPr>
-        <w:t xml:space="preserve">Thina CRM uses Firebase App Hosting with automatic deployments triggered by pushes to the master branch on GitHub. The deployment pipeline builds the Next.js application, optimises assets, and deploys to Google Cloud infrastructure.</w:t>
+        <w:t xml:space="preserve">Thina CRM uses Firebase App Hosting with automatic deployments triggered by pushes to the master branch on GitHub. The deployment pipeline runs automated tests via GitHub Actions, then builds the Next.js application, optimises assets, and deploys to Google Cloud infrastructure.</w:t>
       </w:r>
     </w:p>
     <w:p>
@@ -14747,7 +16940,218 @@
         <w:spacing w:after="120" w:before="300"/>
       </w:pPr>
       <w:r>
-        <w:t xml:space="preserve">11.2 Deployment Configuration</w:t>
+        <w:t xml:space="preserve">11.2 CI/CD Pipeline</w:t>
+      </w:r>
+    </w:p>
+    <w:p>
+      <w:pPr>
+        <w:spacing w:after="100"/>
+      </w:pPr>
+      <w:r>
+        <w:rPr>
+          <w:rFonts w:ascii="Aptos" w:cs="Aptos" w:eastAsia="Aptos" w:hAnsi="Aptos"/>
+          <w:sz w:val="22"/>
+          <w:szCs w:val="22"/>
+        </w:rPr>
+        <w:t xml:space="preserve">The complete deployment pipeline from code change to production:</w:t>
+      </w:r>
+    </w:p>
+    <w:p>
+      <w:pPr>
+        <w:spacing w:after="40"/>
+      </w:pPr>
+      <w:r>
+        <w:rPr>
+          <w:rFonts w:ascii="Aptos" w:cs="Aptos" w:eastAsia="Aptos" w:hAnsi="Aptos"/>
+          <w:b/>
+          <w:bCs/>
+          <w:sz w:val="22"/>
+          <w:szCs w:val="22"/>
+        </w:rPr>
+        <w:t xml:space="preserve">Step 1: </w:t>
+      </w:r>
+      <w:r>
+        <w:rPr>
+          <w:rFonts w:ascii="Aptos" w:cs="Aptos" w:eastAsia="Aptos" w:hAnsi="Aptos"/>
+          <w:sz w:val="22"/>
+          <w:szCs w:val="22"/>
+        </w:rPr>
+        <w:t xml:space="preserve">Developer commits code changes to local Git repository</w:t>
+      </w:r>
+    </w:p>
+    <w:p>
+      <w:pPr>
+        <w:spacing w:after="40"/>
+      </w:pPr>
+      <w:r>
+        <w:rPr>
+          <w:rFonts w:ascii="Aptos" w:cs="Aptos" w:eastAsia="Aptos" w:hAnsi="Aptos"/>
+          <w:b/>
+          <w:bCs/>
+          <w:sz w:val="22"/>
+          <w:szCs w:val="22"/>
+        </w:rPr>
+        <w:t xml:space="preserve">Step 2: </w:t>
+      </w:r>
+      <w:r>
+        <w:rPr>
+          <w:rFonts w:ascii="Aptos" w:cs="Aptos" w:eastAsia="Aptos" w:hAnsi="Aptos"/>
+          <w:sz w:val="22"/>
+          <w:szCs w:val="22"/>
+        </w:rPr>
+        <w:t xml:space="preserve">Git tag created for version (e.g., v0.10.0)</w:t>
+      </w:r>
+    </w:p>
+    <w:p>
+      <w:pPr>
+        <w:spacing w:after="40"/>
+      </w:pPr>
+      <w:r>
+        <w:rPr>
+          <w:rFonts w:ascii="Aptos" w:cs="Aptos" w:eastAsia="Aptos" w:hAnsi="Aptos"/>
+          <w:b/>
+          <w:bCs/>
+          <w:sz w:val="22"/>
+          <w:szCs w:val="22"/>
+        </w:rPr>
+        <w:t xml:space="preserve">Step 3: </w:t>
+      </w:r>
+      <w:r>
+        <w:rPr>
+          <w:rFonts w:ascii="Aptos" w:cs="Aptos" w:eastAsia="Aptos" w:hAnsi="Aptos"/>
+          <w:sz w:val="22"/>
+          <w:szCs w:val="22"/>
+        </w:rPr>
+        <w:t xml:space="preserve">Push to GitHub (git push origin master --tags)</w:t>
+      </w:r>
+    </w:p>
+    <w:p>
+      <w:pPr>
+        <w:spacing w:after="40"/>
+      </w:pPr>
+      <w:r>
+        <w:rPr>
+          <w:rFonts w:ascii="Aptos" w:cs="Aptos" w:eastAsia="Aptos" w:hAnsi="Aptos"/>
+          <w:b/>
+          <w:bCs/>
+          <w:sz w:val="22"/>
+          <w:szCs w:val="22"/>
+        </w:rPr>
+        <w:t xml:space="preserve">Step 4: </w:t>
+      </w:r>
+      <w:r>
+        <w:rPr>
+          <w:rFonts w:ascii="Aptos" w:cs="Aptos" w:eastAsia="Aptos" w:hAnsi="Aptos"/>
+          <w:sz w:val="22"/>
+          <w:szCs w:val="22"/>
+        </w:rPr>
+        <w:t xml:space="preserve">GitHub Actions triggers — runs Vitest unit and smoke tests</w:t>
+      </w:r>
+    </w:p>
+    <w:p>
+      <w:pPr>
+        <w:spacing w:after="40"/>
+      </w:pPr>
+      <w:r>
+        <w:rPr>
+          <w:rFonts w:ascii="Aptos" w:cs="Aptos" w:eastAsia="Aptos" w:hAnsi="Aptos"/>
+          <w:b/>
+          <w:bCs/>
+          <w:sz w:val="22"/>
+          <w:szCs w:val="22"/>
+        </w:rPr>
+        <w:t xml:space="preserve">Step 5: </w:t>
+      </w:r>
+      <w:r>
+        <w:rPr>
+          <w:rFonts w:ascii="Aptos" w:cs="Aptos" w:eastAsia="Aptos" w:hAnsi="Aptos"/>
+          <w:sz w:val="22"/>
+          <w:szCs w:val="22"/>
+        </w:rPr>
+        <w:t xml:space="preserve">If tests pass, Firebase App Hosting detects push and triggers build</w:t>
+      </w:r>
+    </w:p>
+    <w:p>
+      <w:pPr>
+        <w:spacing w:after="40"/>
+      </w:pPr>
+      <w:r>
+        <w:rPr>
+          <w:rFonts w:ascii="Aptos" w:cs="Aptos" w:eastAsia="Aptos" w:hAnsi="Aptos"/>
+          <w:b/>
+          <w:bCs/>
+          <w:sz w:val="22"/>
+          <w:szCs w:val="22"/>
+        </w:rPr>
+        <w:t xml:space="preserve">Step 6: </w:t>
+      </w:r>
+      <w:r>
+        <w:rPr>
+          <w:rFonts w:ascii="Aptos" w:cs="Aptos" w:eastAsia="Aptos" w:hAnsi="Aptos"/>
+          <w:sz w:val="22"/>
+          <w:szCs w:val="22"/>
+        </w:rPr>
+        <w:t xml:space="preserve">Next.js production build runs in cloud (TypeScript compilation, bundling, static generation)</w:t>
+      </w:r>
+    </w:p>
+    <w:p>
+      <w:pPr>
+        <w:spacing w:after="40"/>
+      </w:pPr>
+      <w:r>
+        <w:rPr>
+          <w:rFonts w:ascii="Aptos" w:cs="Aptos" w:eastAsia="Aptos" w:hAnsi="Aptos"/>
+          <w:b/>
+          <w:bCs/>
+          <w:sz w:val="22"/>
+          <w:szCs w:val="22"/>
+        </w:rPr>
+        <w:t xml:space="preserve">Step 7: </w:t>
+      </w:r>
+      <w:r>
+        <w:rPr>
+          <w:rFonts w:ascii="Aptos" w:cs="Aptos" w:eastAsia="Aptos" w:hAnsi="Aptos"/>
+          <w:sz w:val="22"/>
+          <w:szCs w:val="22"/>
+        </w:rPr>
+        <w:t xml:space="preserve">Application deployed to https://thina-crm--thina-crm.europe-west4.hosted.app</w:t>
+      </w:r>
+    </w:p>
+    <w:p>
+      <w:pPr>
+        <w:spacing w:after="40"/>
+      </w:pPr>
+      <w:r>
+        <w:rPr>
+          <w:rFonts w:ascii="Aptos" w:cs="Aptos" w:eastAsia="Aptos" w:hAnsi="Aptos"/>
+          <w:b/>
+          <w:bCs/>
+          <w:sz w:val="22"/>
+          <w:szCs w:val="22"/>
+        </w:rPr>
+        <w:t xml:space="preserve">Step 8: </w:t>
+      </w:r>
+      <w:r>
+        <w:rPr>
+          <w:rFonts w:ascii="Aptos" w:cs="Aptos" w:eastAsia="Aptos" w:hAnsi="Aptos"/>
+          <w:sz w:val="22"/>
+          <w:szCs w:val="22"/>
+        </w:rPr>
+        <w:t xml:space="preserve">(Optional) Developer runs E2E tests against live deployment: npm run test:e2e</w:t>
+      </w:r>
+    </w:p>
+    <w:p>
+      <w:pPr>
+        <w:spacing w:after="40"/>
+      </w:pPr>
+    </w:p>
+    <w:p>
+      <w:pPr>
+        <w:pStyle w:val="Heading2"/>
+        <w:spacing w:after="120" w:before="300"/>
+      </w:pPr>
+      <w:r>
+        <w:t xml:space="preserve">11.3 Deployment Configuration</w:t>
       </w:r>
     </w:p>
     <w:p>
@@ -14756,7 +17160,7 @@
         <w:spacing w:after="120" w:before="300"/>
       </w:pPr>
       <w:r>
-        <w:t xml:space="preserve">11.2.1 apphosting.yaml</w:t>
+        <w:t xml:space="preserve">11.3.1 apphosting.yaml</w:t>
       </w:r>
     </w:p>
     <w:tbl>
@@ -14936,11 +17340,191 @@
     </w:p>
     <w:p>
       <w:pPr>
-        <w:pStyle w:val="Heading3"/>
+        <w:pStyle w:val="Heading2"/>
         <w:spacing w:after="120" w:before="300"/>
       </w:pPr>
       <w:r>
-        <w:t xml:space="preserve">11.2.2 Environment Variables</w:t>
+        <w:t xml:space="preserve">11.4 Firestore Rules Deployment</w:t>
+      </w:r>
+    </w:p>
+    <w:p>
+      <w:pPr>
+        <w:spacing w:after="100"/>
+      </w:pPr>
+      <w:r>
+        <w:rPr>
+          <w:rFonts w:ascii="Aptos" w:cs="Aptos" w:eastAsia="Aptos" w:hAnsi="Aptos"/>
+          <w:sz w:val="22"/>
+          <w:szCs w:val="22"/>
+        </w:rPr>
+        <w:t xml:space="preserve">Security rules are deployed separately from the application code:</w:t>
+      </w:r>
+    </w:p>
+    <w:p>
+      <w:pPr>
+        <w:pStyle w:val="ListParagraph"/>
+        <w:numPr>
+          <w:ilvl w:val="0"/>
+          <w:numId w:val="1"/>
+        </w:numPr>
+        <w:spacing w:after="40"/>
+      </w:pPr>
+      <w:r>
+        <w:rPr>
+          <w:rFonts w:ascii="Aptos" w:cs="Aptos" w:eastAsia="Aptos" w:hAnsi="Aptos"/>
+          <w:sz w:val="22"/>
+          <w:szCs w:val="22"/>
+        </w:rPr>
+        <w:t xml:space="preserve">Command: npx firebase-tools deploy --only firestore:rules --project thina-crm</w:t>
+      </w:r>
+    </w:p>
+    <w:p>
+      <w:pPr>
+        <w:pStyle w:val="ListParagraph"/>
+        <w:numPr>
+          <w:ilvl w:val="0"/>
+          <w:numId w:val="1"/>
+        </w:numPr>
+        <w:spacing w:after="40"/>
+      </w:pPr>
+      <w:r>
+        <w:rPr>
+          <w:rFonts w:ascii="Aptos" w:cs="Aptos" w:eastAsia="Aptos" w:hAnsi="Aptos"/>
+          <w:sz w:val="22"/>
+          <w:szCs w:val="22"/>
+        </w:rPr>
+        <w:t xml:space="preserve">Rules are compiled and validated before deployment</w:t>
+      </w:r>
+    </w:p>
+    <w:p>
+      <w:pPr>
+        <w:pStyle w:val="ListParagraph"/>
+        <w:numPr>
+          <w:ilvl w:val="0"/>
+          <w:numId w:val="1"/>
+        </w:numPr>
+        <w:spacing w:after="40"/>
+      </w:pPr>
+      <w:r>
+        <w:rPr>
+          <w:rFonts w:ascii="Aptos" w:cs="Aptos" w:eastAsia="Aptos" w:hAnsi="Aptos"/>
+          <w:sz w:val="22"/>
+          <w:szCs w:val="22"/>
+        </w:rPr>
+        <w:t xml:space="preserve">Deployed whenever collection security patterns change</w:t>
+      </w:r>
+    </w:p>
+    <w:p>
+      <w:pPr>
+        <w:spacing w:after="40"/>
+      </w:pPr>
+    </w:p>
+    <w:p>
+      <w:pPr>
+        <w:pStyle w:val="Heading2"/>
+        <w:spacing w:after="120" w:before="300"/>
+      </w:pPr>
+      <w:r>
+        <w:t xml:space="preserve">11.5 Production URL</w:t>
+      </w:r>
+    </w:p>
+    <w:p>
+      <w:pPr>
+        <w:spacing w:after="100"/>
+      </w:pPr>
+      <w:r>
+        <w:rPr>
+          <w:rFonts w:ascii="Aptos" w:cs="Aptos" w:eastAsia="Aptos" w:hAnsi="Aptos"/>
+          <w:sz w:val="22"/>
+          <w:szCs w:val="22"/>
+        </w:rPr>
+        <w:t xml:space="preserve">https://thina-crm--thina-crm.europe-west4.hosted.app</w:t>
+      </w:r>
+    </w:p>
+    <w:p>
+      <w:r>
+        <w:br w:type="page"/>
+      </w:r>
+    </w:p>
+    <w:p>
+      <w:pPr>
+        <w:pStyle w:val="Heading1"/>
+        <w:spacing w:after="120" w:before="300"/>
+      </w:pPr>
+      <w:r>
+        <w:t xml:space="preserve">12. AI-Assisted Development</w:t>
+      </w:r>
+    </w:p>
+    <w:p>
+      <w:pPr>
+        <w:spacing w:after="100"/>
+      </w:pPr>
+      <w:r>
+        <w:rPr>
+          <w:rFonts w:ascii="Aptos" w:cs="Aptos" w:eastAsia="Aptos" w:hAnsi="Aptos"/>
+          <w:sz w:val="22"/>
+          <w:szCs w:val="22"/>
+        </w:rPr>
+        <w:t xml:space="preserve">Thina CRM was developed with the assistance of GitHub Copilot (Claude Opus 4.6), an AI programming assistant integrated into VS Code. This section documents Copilot's role in the development process and the scope of its contributions.</w:t>
+      </w:r>
+    </w:p>
+    <w:p>
+      <w:pPr>
+        <w:spacing w:after="40"/>
+      </w:pPr>
+    </w:p>
+    <w:p>
+      <w:pPr>
+        <w:pStyle w:val="Heading2"/>
+        <w:spacing w:after="120" w:before="300"/>
+      </w:pPr>
+      <w:r>
+        <w:t xml:space="preserve">12.1 Development Methodology</w:t>
+      </w:r>
+    </w:p>
+    <w:p>
+      <w:pPr>
+        <w:spacing w:after="100"/>
+      </w:pPr>
+      <w:r>
+        <w:rPr>
+          <w:rFonts w:ascii="Aptos" w:cs="Aptos" w:eastAsia="Aptos" w:hAnsi="Aptos"/>
+          <w:sz w:val="22"/>
+          <w:szCs w:val="22"/>
+        </w:rPr>
+        <w:t xml:space="preserve">The development followed an iterative version-based approach. The human developer defined requirements, prioritised features, and directed the overall architecture. GitHub Copilot acted as an expert implementation partner — writing code, configuring infrastructure, running tests, deploying, and generating documentation.</w:t>
+      </w:r>
+    </w:p>
+    <w:p>
+      <w:pPr>
+        <w:spacing w:after="40"/>
+      </w:pPr>
+    </w:p>
+    <w:p>
+      <w:pPr>
+        <w:spacing w:after="100"/>
+      </w:pPr>
+      <w:r>
+        <w:rPr>
+          <w:rFonts w:ascii="Aptos" w:cs="Aptos" w:eastAsia="Aptos" w:hAnsi="Aptos"/>
+          <w:sz w:val="22"/>
+          <w:szCs w:val="22"/>
+        </w:rPr>
+        <w:t xml:space="preserve">At each version milestone, Copilot was instructed to: implement the feature, build and verify, run all tests, deploy to production, update the specification document, and commit/push to Git. This ensured every version was production-ready before moving to the next.</w:t>
+      </w:r>
+    </w:p>
+    <w:p>
+      <w:pPr>
+        <w:spacing w:after="40"/>
+      </w:pPr>
+    </w:p>
+    <w:p>
+      <w:pPr>
+        <w:pStyle w:val="Heading2"/>
+        <w:spacing w:after="120" w:before="300"/>
+      </w:pPr>
+      <w:r>
+        <w:t xml:space="preserve">12.2 Copilot Contributions by Version</w:t>
       </w:r>
     </w:p>
     <w:tbl>
@@ -14981,7 +17565,7 @@
                 <w:sz w:val="20"/>
                 <w:szCs w:val="20"/>
               </w:rPr>
-              <w:t xml:space="preserve">Variable</w:t>
+              <w:t xml:space="preserve">Version</w:t>
             </w:r>
           </w:p>
         </w:tc>
@@ -15003,189 +17587,293 @@
                 <w:sz w:val="20"/>
                 <w:szCs w:val="20"/>
               </w:rPr>
-              <w:t xml:space="preserve">Purpose</w:t>
-            </w:r>
-          </w:p>
-        </w:tc>
-      </w:tr>
-      <w:tr>
-        <w:tc>
-          <w:p>
-            <w:r>
-              <w:rPr>
-                <w:rFonts w:ascii="Aptos" w:cs="Aptos" w:eastAsia="Aptos" w:hAnsi="Aptos"/>
-                <w:sz w:val="20"/>
-                <w:szCs w:val="20"/>
-              </w:rPr>
-              <w:t xml:space="preserve">NEXT_PUBLIC_FIREBASE_API_KEY</w:t>
-            </w:r>
-          </w:p>
-        </w:tc>
-        <w:tc>
-          <w:p>
-            <w:r>
-              <w:rPr>
-                <w:rFonts w:ascii="Aptos" w:cs="Aptos" w:eastAsia="Aptos" w:hAnsi="Aptos"/>
-                <w:sz w:val="20"/>
-                <w:szCs w:val="20"/>
-              </w:rPr>
-              <w:t xml:space="preserve">Firebase client API key</w:t>
-            </w:r>
-          </w:p>
-        </w:tc>
-      </w:tr>
-      <w:tr>
-        <w:tc>
-          <w:p>
-            <w:r>
-              <w:rPr>
-                <w:rFonts w:ascii="Aptos" w:cs="Aptos" w:eastAsia="Aptos" w:hAnsi="Aptos"/>
-                <w:sz w:val="20"/>
-                <w:szCs w:val="20"/>
-              </w:rPr>
-              <w:t xml:space="preserve">NEXT_PUBLIC_FIREBASE_AUTH_DOMAIN</w:t>
-            </w:r>
-          </w:p>
-        </w:tc>
-        <w:tc>
-          <w:p>
-            <w:r>
-              <w:rPr>
-                <w:rFonts w:ascii="Aptos" w:cs="Aptos" w:eastAsia="Aptos" w:hAnsi="Aptos"/>
-                <w:sz w:val="20"/>
-                <w:szCs w:val="20"/>
-              </w:rPr>
-              <w:t xml:space="preserve">Firebase Auth domain</w:t>
-            </w:r>
-          </w:p>
-        </w:tc>
-      </w:tr>
-      <w:tr>
-        <w:tc>
-          <w:p>
-            <w:r>
-              <w:rPr>
-                <w:rFonts w:ascii="Aptos" w:cs="Aptos" w:eastAsia="Aptos" w:hAnsi="Aptos"/>
-                <w:sz w:val="20"/>
-                <w:szCs w:val="20"/>
-              </w:rPr>
-              <w:t xml:space="preserve">NEXT_PUBLIC_FIREBASE_PROJECT_ID</w:t>
-            </w:r>
-          </w:p>
-        </w:tc>
-        <w:tc>
-          <w:p>
-            <w:r>
-              <w:rPr>
-                <w:rFonts w:ascii="Aptos" w:cs="Aptos" w:eastAsia="Aptos" w:hAnsi="Aptos"/>
-                <w:sz w:val="20"/>
-                <w:szCs w:val="20"/>
-              </w:rPr>
-              <w:t xml:space="preserve">Firebase project identifier (thina-crm)</w:t>
-            </w:r>
-          </w:p>
-        </w:tc>
-      </w:tr>
-      <w:tr>
-        <w:tc>
-          <w:p>
-            <w:r>
-              <w:rPr>
-                <w:rFonts w:ascii="Aptos" w:cs="Aptos" w:eastAsia="Aptos" w:hAnsi="Aptos"/>
-                <w:sz w:val="20"/>
-                <w:szCs w:val="20"/>
-              </w:rPr>
-              <w:t xml:space="preserve">NEXT_PUBLIC_FIREBASE_STORAGE_BUCKET</w:t>
-            </w:r>
-          </w:p>
-        </w:tc>
-        <w:tc>
-          <w:p>
-            <w:r>
-              <w:rPr>
-                <w:rFonts w:ascii="Aptos" w:cs="Aptos" w:eastAsia="Aptos" w:hAnsi="Aptos"/>
-                <w:sz w:val="20"/>
-                <w:szCs w:val="20"/>
-              </w:rPr>
-              <w:t xml:space="preserve">Firebase Storage bucket URL</w:t>
-            </w:r>
-          </w:p>
-        </w:tc>
-      </w:tr>
-      <w:tr>
-        <w:tc>
-          <w:p>
-            <w:r>
-              <w:rPr>
-                <w:rFonts w:ascii="Aptos" w:cs="Aptos" w:eastAsia="Aptos" w:hAnsi="Aptos"/>
-                <w:sz w:val="20"/>
-                <w:szCs w:val="20"/>
-              </w:rPr>
-              <w:t xml:space="preserve">NEXT_PUBLIC_FIREBASE_MESSAGING_SENDER_ID</w:t>
-            </w:r>
-          </w:p>
-        </w:tc>
-        <w:tc>
-          <w:p>
-            <w:r>
-              <w:rPr>
-                <w:rFonts w:ascii="Aptos" w:cs="Aptos" w:eastAsia="Aptos" w:hAnsi="Aptos"/>
-                <w:sz w:val="20"/>
-                <w:szCs w:val="20"/>
-              </w:rPr>
-              <w:t xml:space="preserve">Firebase Cloud Messaging sender ID</w:t>
-            </w:r>
-          </w:p>
-        </w:tc>
-      </w:tr>
-      <w:tr>
-        <w:tc>
-          <w:p>
-            <w:r>
-              <w:rPr>
-                <w:rFonts w:ascii="Aptos" w:cs="Aptos" w:eastAsia="Aptos" w:hAnsi="Aptos"/>
-                <w:sz w:val="20"/>
-                <w:szCs w:val="20"/>
-              </w:rPr>
-              <w:t xml:space="preserve">NEXT_PUBLIC_FIREBASE_APP_ID</w:t>
-            </w:r>
-          </w:p>
-        </w:tc>
-        <w:tc>
-          <w:p>
-            <w:r>
-              <w:rPr>
-                <w:rFonts w:ascii="Aptos" w:cs="Aptos" w:eastAsia="Aptos" w:hAnsi="Aptos"/>
-                <w:sz w:val="20"/>
-                <w:szCs w:val="20"/>
-              </w:rPr>
-              <w:t xml:space="preserve">Firebase application identifier</w:t>
-            </w:r>
-          </w:p>
-        </w:tc>
-      </w:tr>
-      <w:tr>
-        <w:tc>
-          <w:p>
-            <w:r>
-              <w:rPr>
-                <w:rFonts w:ascii="Aptos" w:cs="Aptos" w:eastAsia="Aptos" w:hAnsi="Aptos"/>
-                <w:sz w:val="20"/>
-                <w:szCs w:val="20"/>
-              </w:rPr>
-              <w:t xml:space="preserve">NEXT_PUBLIC_FIREBASE_MEASUREMENT_ID</w:t>
-            </w:r>
-          </w:p>
-        </w:tc>
-        <w:tc>
-          <w:p>
-            <w:r>
-              <w:rPr>
-                <w:rFonts w:ascii="Aptos" w:cs="Aptos" w:eastAsia="Aptos" w:hAnsi="Aptos"/>
-                <w:sz w:val="20"/>
-                <w:szCs w:val="20"/>
-              </w:rPr>
-              <w:t xml:space="preserve">Google Analytics measurement ID</w:t>
+              <w:t xml:space="preserve">Copilot Contributions</w:t>
+            </w:r>
+          </w:p>
+        </w:tc>
+      </w:tr>
+      <w:tr>
+        <w:tc>
+          <w:p>
+            <w:r>
+              <w:rPr>
+                <w:rFonts w:ascii="Aptos" w:cs="Aptos" w:eastAsia="Aptos" w:hAnsi="Aptos"/>
+                <w:sz w:val="20"/>
+                <w:szCs w:val="20"/>
+              </w:rPr>
+              <w:t xml:space="preserve">v0.1.0</w:t>
+            </w:r>
+          </w:p>
+        </w:tc>
+        <w:tc>
+          <w:p>
+            <w:r>
+              <w:rPr>
+                <w:rFonts w:ascii="Aptos" w:cs="Aptos" w:eastAsia="Aptos" w:hAnsi="Aptos"/>
+                <w:sz w:val="20"/>
+                <w:szCs w:val="20"/>
+              </w:rPr>
+              <w:t xml:space="preserve">Project scaffolding (Next.js 15, TypeScript strict, Firebase integration), authentication implementation, folder structure</w:t>
+            </w:r>
+          </w:p>
+        </w:tc>
+      </w:tr>
+      <w:tr>
+        <w:tc>
+          <w:p>
+            <w:r>
+              <w:rPr>
+                <w:rFonts w:ascii="Aptos" w:cs="Aptos" w:eastAsia="Aptos" w:hAnsi="Aptos"/>
+                <w:sz w:val="20"/>
+                <w:szCs w:val="20"/>
+              </w:rPr>
+              <w:t xml:space="preserve">v0.2.0</w:t>
+            </w:r>
+          </w:p>
+        </w:tc>
+        <w:tc>
+          <w:p>
+            <w:r>
+              <w:rPr>
+                <w:rFonts w:ascii="Aptos" w:cs="Aptos" w:eastAsia="Aptos" w:hAnsi="Aptos"/>
+                <w:sz w:val="20"/>
+                <w:szCs w:val="20"/>
+              </w:rPr>
+              <w:t xml:space="preserve">Firestore data layer with typed interfaces, Lead and Contact CRUD functions, shadcn/ui component setup</w:t>
+            </w:r>
+          </w:p>
+        </w:tc>
+      </w:tr>
+      <w:tr>
+        <w:tc>
+          <w:p>
+            <w:r>
+              <w:rPr>
+                <w:rFonts w:ascii="Aptos" w:cs="Aptos" w:eastAsia="Aptos" w:hAnsi="Aptos"/>
+                <w:sz w:val="20"/>
+                <w:szCs w:val="20"/>
+              </w:rPr>
+              <w:t xml:space="preserve">v0.3.0</w:t>
+            </w:r>
+          </w:p>
+        </w:tc>
+        <w:tc>
+          <w:p>
+            <w:r>
+              <w:rPr>
+                <w:rFonts w:ascii="Aptos" w:cs="Aptos" w:eastAsia="Aptos" w:hAnsi="Aptos"/>
+                <w:sz w:val="20"/>
+                <w:szCs w:val="20"/>
+              </w:rPr>
+              <w:t xml:space="preserve">Pipeline Kanban board, task management system, activity logging, detail page layouts</w:t>
+            </w:r>
+          </w:p>
+        </w:tc>
+      </w:tr>
+      <w:tr>
+        <w:tc>
+          <w:p>
+            <w:r>
+              <w:rPr>
+                <w:rFonts w:ascii="Aptos" w:cs="Aptos" w:eastAsia="Aptos" w:hAnsi="Aptos"/>
+                <w:sz w:val="20"/>
+                <w:szCs w:val="20"/>
+              </w:rPr>
+              <w:t xml:space="preserve">v0.4.0</w:t>
+            </w:r>
+          </w:p>
+        </w:tc>
+        <w:tc>
+          <w:p>
+            <w:r>
+              <w:rPr>
+                <w:rFonts w:ascii="Aptos" w:cs="Aptos" w:eastAsia="Aptos" w:hAnsi="Aptos"/>
+                <w:sz w:val="20"/>
+                <w:szCs w:val="20"/>
+              </w:rPr>
+              <w:t xml:space="preserve">Lead scoring algorithm (5-dimension, 0–100 scale), pipeline forecasting, Recharts integration, reports page</w:t>
+            </w:r>
+          </w:p>
+        </w:tc>
+      </w:tr>
+      <w:tr>
+        <w:tc>
+          <w:p>
+            <w:r>
+              <w:rPr>
+                <w:rFonts w:ascii="Aptos" w:cs="Aptos" w:eastAsia="Aptos" w:hAnsi="Aptos"/>
+                <w:sz w:val="20"/>
+                <w:szCs w:val="20"/>
+              </w:rPr>
+              <w:t xml:space="preserve">v0.5.0</w:t>
+            </w:r>
+          </w:p>
+        </w:tc>
+        <w:tc>
+          <w:p>
+            <w:r>
+              <w:rPr>
+                <w:rFonts w:ascii="Aptos" w:cs="Aptos" w:eastAsia="Aptos" w:hAnsi="Aptos"/>
+                <w:sz w:val="20"/>
+                <w:szCs w:val="20"/>
+              </w:rPr>
+              <w:t xml:space="preserve">Full UI redesign ("Linear Aesthetic"), command palette, dark mode, page transitions, data seeder (1,200 records)</w:t>
+            </w:r>
+          </w:p>
+        </w:tc>
+      </w:tr>
+      <w:tr>
+        <w:tc>
+          <w:p>
+            <w:r>
+              <w:rPr>
+                <w:rFonts w:ascii="Aptos" w:cs="Aptos" w:eastAsia="Aptos" w:hAnsi="Aptos"/>
+                <w:sz w:val="20"/>
+                <w:szCs w:val="20"/>
+              </w:rPr>
+              <w:t xml:space="preserve">v0.6.0</w:t>
+            </w:r>
+          </w:p>
+        </w:tc>
+        <w:tc>
+          <w:p>
+            <w:r>
+              <w:rPr>
+                <w:rFonts w:ascii="Aptos" w:cs="Aptos" w:eastAsia="Aptos" w:hAnsi="Aptos"/>
+                <w:sz w:val="20"/>
+                <w:szCs w:val="20"/>
+              </w:rPr>
+              <w:t xml:space="preserve">Performance optimisations: query limits, getCountFromServer, shared AuthProvider, lazy-loading</w:t>
+            </w:r>
+          </w:p>
+        </w:tc>
+      </w:tr>
+      <w:tr>
+        <w:tc>
+          <w:p>
+            <w:r>
+              <w:rPr>
+                <w:rFonts w:ascii="Aptos" w:cs="Aptos" w:eastAsia="Aptos" w:hAnsi="Aptos"/>
+                <w:sz w:val="20"/>
+                <w:szCs w:val="20"/>
+              </w:rPr>
+              <w:t xml:space="preserve">v0.7.0</w:t>
+            </w:r>
+          </w:p>
+        </w:tc>
+        <w:tc>
+          <w:p>
+            <w:r>
+              <w:rPr>
+                <w:rFonts w:ascii="Aptos" w:cs="Aptos" w:eastAsia="Aptos" w:hAnsi="Aptos"/>
+                <w:sz w:val="20"/>
+                <w:szCs w:val="20"/>
+              </w:rPr>
+              <w:t xml:space="preserve">Mobile navigation redesign, responsive layouts, server-side seed API with Firebase Admin SDK</w:t>
+            </w:r>
+          </w:p>
+        </w:tc>
+      </w:tr>
+      <w:tr>
+        <w:tc>
+          <w:p>
+            <w:r>
+              <w:rPr>
+                <w:rFonts w:ascii="Aptos" w:cs="Aptos" w:eastAsia="Aptos" w:hAnsi="Aptos"/>
+                <w:sz w:val="20"/>
+                <w:szCs w:val="20"/>
+              </w:rPr>
+              <w:t xml:space="preserve">v0.8.0</w:t>
+            </w:r>
+          </w:p>
+        </w:tc>
+        <w:tc>
+          <w:p>
+            <w:r>
+              <w:rPr>
+                <w:rFonts w:ascii="Aptos" w:cs="Aptos" w:eastAsia="Aptos" w:hAnsi="Aptos"/>
+                <w:sz w:val="20"/>
+                <w:szCs w:val="20"/>
+              </w:rPr>
+              <w:t xml:space="preserve">Vitest test framework setup, 39 tests across 3 layers, GitHub Actions CI integration</w:t>
+            </w:r>
+          </w:p>
+        </w:tc>
+      </w:tr>
+      <w:tr>
+        <w:tc>
+          <w:p>
+            <w:r>
+              <w:rPr>
+                <w:rFonts w:ascii="Aptos" w:cs="Aptos" w:eastAsia="Aptos" w:hAnsi="Aptos"/>
+                <w:sz w:val="20"/>
+                <w:szCs w:val="20"/>
+              </w:rPr>
+              <w:t xml:space="preserve">v0.8.1</w:t>
+            </w:r>
+          </w:p>
+        </w:tc>
+        <w:tc>
+          <w:p>
+            <w:r>
+              <w:rPr>
+                <w:rFonts w:ascii="Aptos" w:cs="Aptos" w:eastAsia="Aptos" w:hAnsi="Aptos"/>
+                <w:sz w:val="20"/>
+                <w:szCs w:val="20"/>
+              </w:rPr>
+              <w:t xml:space="preserve">Playwright E2E test suite (12 tests), test user creation script, Playwright configuration</w:t>
+            </w:r>
+          </w:p>
+        </w:tc>
+      </w:tr>
+      <w:tr>
+        <w:tc>
+          <w:p>
+            <w:r>
+              <w:rPr>
+                <w:rFonts w:ascii="Aptos" w:cs="Aptos" w:eastAsia="Aptos" w:hAnsi="Aptos"/>
+                <w:sz w:val="20"/>
+                <w:szCs w:val="20"/>
+              </w:rPr>
+              <w:t xml:space="preserve">v0.9.0</w:t>
+            </w:r>
+          </w:p>
+        </w:tc>
+        <w:tc>
+          <w:p>
+            <w:r>
+              <w:rPr>
+                <w:rFonts w:ascii="Aptos" w:cs="Aptos" w:eastAsia="Aptos" w:hAnsi="Aptos"/>
+                <w:sz w:val="20"/>
+                <w:szCs w:val="20"/>
+              </w:rPr>
+              <w:t xml:space="preserve">Transaction data model (9 stages), commission calculator, FICA compliance tracking, transaction CRUD, pipeline board, seed data</w:t>
+            </w:r>
+          </w:p>
+        </w:tc>
+      </w:tr>
+      <w:tr>
+        <w:tc>
+          <w:p>
+            <w:r>
+              <w:rPr>
+                <w:rFonts w:ascii="Aptos" w:cs="Aptos" w:eastAsia="Aptos" w:hAnsi="Aptos"/>
+                <w:sz w:val="20"/>
+                <w:szCs w:val="20"/>
+              </w:rPr>
+              <w:t xml:space="preserve">v0.10.0</w:t>
+            </w:r>
+          </w:p>
+        </w:tc>
+        <w:tc>
+          <w:p>
+            <w:r>
+              <w:rPr>
+                <w:rFonts w:ascii="Aptos" w:cs="Aptos" w:eastAsia="Aptos" w:hAnsi="Aptos"/>
+                <w:sz w:val="20"/>
+                <w:szCs w:val="20"/>
+              </w:rPr>
+              <w:t xml:space="preserve">Dashboard transaction KPIs, won-lead-to-transaction flow, command palette updates, 5 new E2E tests</w:t>
             </w:r>
           </w:p>
         </w:tc>
@@ -15202,145 +17890,558 @@
         <w:spacing w:after="120" w:before="300"/>
       </w:pPr>
       <w:r>
-        <w:t xml:space="preserve">11.3 Deployment Process</w:t>
-      </w:r>
-    </w:p>
-    <w:p>
-      <w:pPr>
-        <w:spacing w:after="40"/>
-      </w:pPr>
-      <w:r>
-        <w:rPr>
-          <w:rFonts w:ascii="Aptos" w:cs="Aptos" w:eastAsia="Aptos" w:hAnsi="Aptos"/>
-          <w:b/>
-          <w:bCs/>
-          <w:sz w:val="22"/>
-          <w:szCs w:val="22"/>
-        </w:rPr>
-        <w:t xml:space="preserve">Step 1: </w:t>
-      </w:r>
-      <w:r>
-        <w:rPr>
-          <w:rFonts w:ascii="Aptos" w:cs="Aptos" w:eastAsia="Aptos" w:hAnsi="Aptos"/>
-          <w:sz w:val="22"/>
-          <w:szCs w:val="22"/>
-        </w:rPr>
-        <w:t xml:space="preserve">Code changes committed to local repository</w:t>
-      </w:r>
-    </w:p>
-    <w:p>
-      <w:pPr>
-        <w:spacing w:after="40"/>
-      </w:pPr>
-      <w:r>
-        <w:rPr>
-          <w:rFonts w:ascii="Aptos" w:cs="Aptos" w:eastAsia="Aptos" w:hAnsi="Aptos"/>
-          <w:b/>
-          <w:bCs/>
-          <w:sz w:val="22"/>
-          <w:szCs w:val="22"/>
-        </w:rPr>
-        <w:t xml:space="preserve">Step 2: </w:t>
-      </w:r>
-      <w:r>
-        <w:rPr>
-          <w:rFonts w:ascii="Aptos" w:cs="Aptos" w:eastAsia="Aptos" w:hAnsi="Aptos"/>
-          <w:sz w:val="22"/>
-          <w:szCs w:val="22"/>
-        </w:rPr>
-        <w:t xml:space="preserve">Git tag created for version (e.g., v0.5.0)</w:t>
-      </w:r>
-    </w:p>
-    <w:p>
-      <w:pPr>
-        <w:spacing w:after="40"/>
-      </w:pPr>
-      <w:r>
-        <w:rPr>
-          <w:rFonts w:ascii="Aptos" w:cs="Aptos" w:eastAsia="Aptos" w:hAnsi="Aptos"/>
-          <w:b/>
-          <w:bCs/>
-          <w:sz w:val="22"/>
-          <w:szCs w:val="22"/>
-        </w:rPr>
-        <w:t xml:space="preserve">Step 3: </w:t>
-      </w:r>
-      <w:r>
-        <w:rPr>
-          <w:rFonts w:ascii="Aptos" w:cs="Aptos" w:eastAsia="Aptos" w:hAnsi="Aptos"/>
-          <w:sz w:val="22"/>
-          <w:szCs w:val="22"/>
-        </w:rPr>
-        <w:t xml:space="preserve">Push to GitHub (git push origin master --tags)</w:t>
-      </w:r>
-    </w:p>
-    <w:p>
-      <w:pPr>
-        <w:spacing w:after="40"/>
-      </w:pPr>
-      <w:r>
-        <w:rPr>
-          <w:rFonts w:ascii="Aptos" w:cs="Aptos" w:eastAsia="Aptos" w:hAnsi="Aptos"/>
-          <w:b/>
-          <w:bCs/>
-          <w:sz w:val="22"/>
-          <w:szCs w:val="22"/>
-        </w:rPr>
-        <w:t xml:space="preserve">Step 4: </w:t>
-      </w:r>
-      <w:r>
-        <w:rPr>
-          <w:rFonts w:ascii="Aptos" w:cs="Aptos" w:eastAsia="Aptos" w:hAnsi="Aptos"/>
-          <w:sz w:val="22"/>
-          <w:szCs w:val="22"/>
-        </w:rPr>
-        <w:t xml:space="preserve">Firebase App Hosting detects push and triggers build</w:t>
-      </w:r>
-    </w:p>
-    <w:p>
-      <w:pPr>
-        <w:spacing w:after="40"/>
-      </w:pPr>
-      <w:r>
-        <w:rPr>
-          <w:rFonts w:ascii="Aptos" w:cs="Aptos" w:eastAsia="Aptos" w:hAnsi="Aptos"/>
-          <w:b/>
-          <w:bCs/>
-          <w:sz w:val="22"/>
-          <w:szCs w:val="22"/>
-        </w:rPr>
-        <w:t xml:space="preserve">Step 5: </w:t>
-      </w:r>
-      <w:r>
-        <w:rPr>
-          <w:rFonts w:ascii="Aptos" w:cs="Aptos" w:eastAsia="Aptos" w:hAnsi="Aptos"/>
-          <w:sz w:val="22"/>
-          <w:szCs w:val="22"/>
-        </w:rPr>
-        <w:t xml:space="preserve">Next.js production build runs in cloud environment</w:t>
-      </w:r>
-    </w:p>
-    <w:p>
-      <w:pPr>
-        <w:spacing w:after="40"/>
-      </w:pPr>
-      <w:r>
-        <w:rPr>
-          <w:rFonts w:ascii="Aptos" w:cs="Aptos" w:eastAsia="Aptos" w:hAnsi="Aptos"/>
-          <w:b/>
-          <w:bCs/>
-          <w:sz w:val="22"/>
-          <w:szCs w:val="22"/>
-        </w:rPr>
-        <w:t xml:space="preserve">Step 6: </w:t>
-      </w:r>
-      <w:r>
-        <w:rPr>
-          <w:rFonts w:ascii="Aptos" w:cs="Aptos" w:eastAsia="Aptos" w:hAnsi="Aptos"/>
-          <w:sz w:val="22"/>
-          <w:szCs w:val="22"/>
-        </w:rPr>
-        <w:t xml:space="preserve">Application deployed to https://thina-crm--thina-crm.europe-west4.hosted.app</w:t>
+        <w:t xml:space="preserve">12.3 Infrastructure &amp; Configuration by Copilot</w:t>
+      </w:r>
+    </w:p>
+    <w:p>
+      <w:pPr>
+        <w:spacing w:after="100"/>
+      </w:pPr>
+      <w:r>
+        <w:rPr>
+          <w:rFonts w:ascii="Aptos" w:cs="Aptos" w:eastAsia="Aptos" w:hAnsi="Aptos"/>
+          <w:sz w:val="22"/>
+          <w:szCs w:val="22"/>
+        </w:rPr>
+        <w:t xml:space="preserve">Beyond code, Copilot performed the following infrastructure and configuration tasks:</w:t>
+      </w:r>
+    </w:p>
+    <w:p>
+      <w:pPr>
+        <w:spacing w:after="40"/>
+      </w:pPr>
+    </w:p>
+    <w:p>
+      <w:pPr>
+        <w:pStyle w:val="Heading3"/>
+        <w:spacing w:after="120" w:before="300"/>
+      </w:pPr>
+      <w:r>
+        <w:t xml:space="preserve">12.3.1 Git &amp; GitHub</w:t>
+      </w:r>
+    </w:p>
+    <w:p>
+      <w:pPr>
+        <w:pStyle w:val="ListParagraph"/>
+        <w:numPr>
+          <w:ilvl w:val="0"/>
+          <w:numId w:val="1"/>
+        </w:numPr>
+        <w:spacing w:after="40"/>
+      </w:pPr>
+      <w:r>
+        <w:rPr>
+          <w:rFonts w:ascii="Aptos" w:cs="Aptos" w:eastAsia="Aptos" w:hAnsi="Aptos"/>
+          <w:sz w:val="22"/>
+          <w:szCs w:val="22"/>
+        </w:rPr>
+        <w:t xml:space="preserve">Initialised Git repository and configured remote origin</w:t>
+      </w:r>
+    </w:p>
+    <w:p>
+      <w:pPr>
+        <w:pStyle w:val="ListParagraph"/>
+        <w:numPr>
+          <w:ilvl w:val="0"/>
+          <w:numId w:val="1"/>
+        </w:numPr>
+        <w:spacing w:after="40"/>
+      </w:pPr>
+      <w:r>
+        <w:rPr>
+          <w:rFonts w:ascii="Aptos" w:cs="Aptos" w:eastAsia="Aptos" w:hAnsi="Aptos"/>
+          <w:sz w:val="22"/>
+          <w:szCs w:val="22"/>
+        </w:rPr>
+        <w:t xml:space="preserve">Created semantic version tags (v0.1.0 through v0.10.0) at each milestone</w:t>
+      </w:r>
+    </w:p>
+    <w:p>
+      <w:pPr>
+        <w:pStyle w:val="ListParagraph"/>
+        <w:numPr>
+          <w:ilvl w:val="0"/>
+          <w:numId w:val="1"/>
+        </w:numPr>
+        <w:spacing w:after="40"/>
+      </w:pPr>
+      <w:r>
+        <w:rPr>
+          <w:rFonts w:ascii="Aptos" w:cs="Aptos" w:eastAsia="Aptos" w:hAnsi="Aptos"/>
+          <w:sz w:val="22"/>
+          <w:szCs w:val="22"/>
+        </w:rPr>
+        <w:t xml:space="preserve">Wrote conventional commit messages with multi-line descriptions</w:t>
+      </w:r>
+    </w:p>
+    <w:p>
+      <w:pPr>
+        <w:pStyle w:val="ListParagraph"/>
+        <w:numPr>
+          <w:ilvl w:val="0"/>
+          <w:numId w:val="1"/>
+        </w:numPr>
+        <w:spacing w:after="40"/>
+      </w:pPr>
+      <w:r>
+        <w:rPr>
+          <w:rFonts w:ascii="Aptos" w:cs="Aptos" w:eastAsia="Aptos" w:hAnsi="Aptos"/>
+          <w:sz w:val="22"/>
+          <w:szCs w:val="22"/>
+        </w:rPr>
+        <w:t xml:space="preserve">Pushed code and tags to GitHub after every version</w:t>
+      </w:r>
+    </w:p>
+    <w:p>
+      <w:pPr>
+        <w:pStyle w:val="ListParagraph"/>
+        <w:numPr>
+          <w:ilvl w:val="0"/>
+          <w:numId w:val="1"/>
+        </w:numPr>
+        <w:spacing w:after="40"/>
+      </w:pPr>
+      <w:r>
+        <w:rPr>
+          <w:rFonts w:ascii="Aptos" w:cs="Aptos" w:eastAsia="Aptos" w:hAnsi="Aptos"/>
+          <w:sz w:val="22"/>
+          <w:szCs w:val="22"/>
+        </w:rPr>
+        <w:t xml:space="preserve">Configured .gitignore for Node.js/Next.js/Firebase projects</w:t>
+      </w:r>
+    </w:p>
+    <w:p>
+      <w:pPr>
+        <w:spacing w:after="40"/>
+      </w:pPr>
+    </w:p>
+    <w:p>
+      <w:pPr>
+        <w:pStyle w:val="Heading3"/>
+        <w:spacing w:after="120" w:before="300"/>
+      </w:pPr>
+      <w:r>
+        <w:t xml:space="preserve">12.3.2 Firebase</w:t>
+      </w:r>
+    </w:p>
+    <w:p>
+      <w:pPr>
+        <w:pStyle w:val="ListParagraph"/>
+        <w:numPr>
+          <w:ilvl w:val="0"/>
+          <w:numId w:val="1"/>
+        </w:numPr>
+        <w:spacing w:after="40"/>
+      </w:pPr>
+      <w:r>
+        <w:rPr>
+          <w:rFonts w:ascii="Aptos" w:cs="Aptos" w:eastAsia="Aptos" w:hAnsi="Aptos"/>
+          <w:sz w:val="22"/>
+          <w:szCs w:val="22"/>
+        </w:rPr>
+        <w:t xml:space="preserve">Configured Firestore security rules for all 5 collections (authentication + ownership pattern)</w:t>
+      </w:r>
+    </w:p>
+    <w:p>
+      <w:pPr>
+        <w:pStyle w:val="ListParagraph"/>
+        <w:numPr>
+          <w:ilvl w:val="0"/>
+          <w:numId w:val="1"/>
+        </w:numPr>
+        <w:spacing w:after="40"/>
+      </w:pPr>
+      <w:r>
+        <w:rPr>
+          <w:rFonts w:ascii="Aptos" w:cs="Aptos" w:eastAsia="Aptos" w:hAnsi="Aptos"/>
+          <w:sz w:val="22"/>
+          <w:szCs w:val="22"/>
+        </w:rPr>
+        <w:t xml:space="preserve">Deployed security rules via Firebase CLI (firebase-tools)</w:t>
+      </w:r>
+    </w:p>
+    <w:p>
+      <w:pPr>
+        <w:pStyle w:val="ListParagraph"/>
+        <w:numPr>
+          <w:ilvl w:val="0"/>
+          <w:numId w:val="1"/>
+        </w:numPr>
+        <w:spacing w:after="40"/>
+      </w:pPr>
+      <w:r>
+        <w:rPr>
+          <w:rFonts w:ascii="Aptos" w:cs="Aptos" w:eastAsia="Aptos" w:hAnsi="Aptos"/>
+          <w:sz w:val="22"/>
+          <w:szCs w:val="22"/>
+        </w:rPr>
+        <w:t xml:space="preserve">Set up Firebase Client SDK initialisation with environment variables</w:t>
+      </w:r>
+    </w:p>
+    <w:p>
+      <w:pPr>
+        <w:pStyle w:val="ListParagraph"/>
+        <w:numPr>
+          <w:ilvl w:val="0"/>
+          <w:numId w:val="1"/>
+        </w:numPr>
+        <w:spacing w:after="40"/>
+      </w:pPr>
+      <w:r>
+        <w:rPr>
+          <w:rFonts w:ascii="Aptos" w:cs="Aptos" w:eastAsia="Aptos" w:hAnsi="Aptos"/>
+          <w:sz w:val="22"/>
+          <w:szCs w:val="22"/>
+        </w:rPr>
+        <w:t xml:space="preserve">Set up Firebase Admin SDK for server-side API routes</w:t>
+      </w:r>
+    </w:p>
+    <w:p>
+      <w:pPr>
+        <w:pStyle w:val="ListParagraph"/>
+        <w:numPr>
+          <w:ilvl w:val="0"/>
+          <w:numId w:val="1"/>
+        </w:numPr>
+        <w:spacing w:after="40"/>
+      </w:pPr>
+      <w:r>
+        <w:rPr>
+          <w:rFonts w:ascii="Aptos" w:cs="Aptos" w:eastAsia="Aptos" w:hAnsi="Aptos"/>
+          <w:sz w:val="22"/>
+          <w:szCs w:val="22"/>
+        </w:rPr>
+        <w:t xml:space="preserve">Created E2E test users via Firebase Auth REST API</w:t>
+      </w:r>
+    </w:p>
+    <w:p>
+      <w:pPr>
+        <w:pStyle w:val="ListParagraph"/>
+        <w:numPr>
+          <w:ilvl w:val="0"/>
+          <w:numId w:val="1"/>
+        </w:numPr>
+        <w:spacing w:after="40"/>
+      </w:pPr>
+      <w:r>
+        <w:rPr>
+          <w:rFonts w:ascii="Aptos" w:cs="Aptos" w:eastAsia="Aptos" w:hAnsi="Aptos"/>
+          <w:sz w:val="22"/>
+          <w:szCs w:val="22"/>
+        </w:rPr>
+        <w:t xml:space="preserve">Configured Firebase App Hosting (apphosting.yaml)</w:t>
+      </w:r>
+    </w:p>
+    <w:p>
+      <w:pPr>
+        <w:pStyle w:val="ListParagraph"/>
+        <w:numPr>
+          <w:ilvl w:val="0"/>
+          <w:numId w:val="1"/>
+        </w:numPr>
+        <w:spacing w:after="40"/>
+      </w:pPr>
+      <w:r>
+        <w:rPr>
+          <w:rFonts w:ascii="Aptos" w:cs="Aptos" w:eastAsia="Aptos" w:hAnsi="Aptos"/>
+          <w:sz w:val="22"/>
+          <w:szCs w:val="22"/>
+        </w:rPr>
+        <w:t xml:space="preserve">Configured Firestore composite indexes (firestore.indexes.json)</w:t>
+      </w:r>
+    </w:p>
+    <w:p>
+      <w:pPr>
+        <w:spacing w:after="40"/>
+      </w:pPr>
+    </w:p>
+    <w:p>
+      <w:pPr>
+        <w:pStyle w:val="Heading3"/>
+        <w:spacing w:after="120" w:before="300"/>
+      </w:pPr>
+      <w:r>
+        <w:t xml:space="preserve">12.3.3 Testing Infrastructure</w:t>
+      </w:r>
+    </w:p>
+    <w:p>
+      <w:pPr>
+        <w:pStyle w:val="ListParagraph"/>
+        <w:numPr>
+          <w:ilvl w:val="0"/>
+          <w:numId w:val="1"/>
+        </w:numPr>
+        <w:spacing w:after="40"/>
+      </w:pPr>
+      <w:r>
+        <w:rPr>
+          <w:rFonts w:ascii="Aptos" w:cs="Aptos" w:eastAsia="Aptos" w:hAnsi="Aptos"/>
+          <w:sz w:val="22"/>
+          <w:szCs w:val="22"/>
+        </w:rPr>
+        <w:t xml:space="preserve">Installed and configured Vitest 4.x with TypeScript path alias support</w:t>
+      </w:r>
+    </w:p>
+    <w:p>
+      <w:pPr>
+        <w:pStyle w:val="ListParagraph"/>
+        <w:numPr>
+          <w:ilvl w:val="0"/>
+          <w:numId w:val="1"/>
+        </w:numPr>
+        <w:spacing w:after="40"/>
+      </w:pPr>
+      <w:r>
+        <w:rPr>
+          <w:rFonts w:ascii="Aptos" w:cs="Aptos" w:eastAsia="Aptos" w:hAnsi="Aptos"/>
+          <w:sz w:val="22"/>
+          <w:szCs w:val="22"/>
+        </w:rPr>
+        <w:t xml:space="preserve">Installed and configured Playwright with Chromium for E2E testing</w:t>
+      </w:r>
+    </w:p>
+    <w:p>
+      <w:pPr>
+        <w:pStyle w:val="ListParagraph"/>
+        <w:numPr>
+          <w:ilvl w:val="0"/>
+          <w:numId w:val="1"/>
+        </w:numPr>
+        <w:spacing w:after="40"/>
+      </w:pPr>
+      <w:r>
+        <w:rPr>
+          <w:rFonts w:ascii="Aptos" w:cs="Aptos" w:eastAsia="Aptos" w:hAnsi="Aptos"/>
+          <w:sz w:val="22"/>
+          <w:szCs w:val="22"/>
+        </w:rPr>
+        <w:t xml:space="preserve">Created test user accounts in Firebase Auth</w:t>
+      </w:r>
+    </w:p>
+    <w:p>
+      <w:pPr>
+        <w:pStyle w:val="ListParagraph"/>
+        <w:numPr>
+          <w:ilvl w:val="0"/>
+          <w:numId w:val="1"/>
+        </w:numPr>
+        <w:spacing w:after="40"/>
+      </w:pPr>
+      <w:r>
+        <w:rPr>
+          <w:rFonts w:ascii="Aptos" w:cs="Aptos" w:eastAsia="Aptos" w:hAnsi="Aptos"/>
+          <w:sz w:val="22"/>
+          <w:szCs w:val="22"/>
+        </w:rPr>
+        <w:t xml:space="preserve">Wrote 51 unit/smoke tests and 17 E2E tests (68 total)</w:t>
+      </w:r>
+    </w:p>
+    <w:p>
+      <w:pPr>
+        <w:pStyle w:val="ListParagraph"/>
+        <w:numPr>
+          <w:ilvl w:val="0"/>
+          <w:numId w:val="1"/>
+        </w:numPr>
+        <w:spacing w:after="40"/>
+      </w:pPr>
+      <w:r>
+        <w:rPr>
+          <w:rFonts w:ascii="Aptos" w:cs="Aptos" w:eastAsia="Aptos" w:hAnsi="Aptos"/>
+          <w:sz w:val="22"/>
+          <w:szCs w:val="22"/>
+        </w:rPr>
+        <w:t xml:space="preserve">Configured GitHub Actions CI pipeline to block deploys on test failure</w:t>
+      </w:r>
+    </w:p>
+    <w:p>
+      <w:pPr>
+        <w:spacing w:after="40"/>
+      </w:pPr>
+    </w:p>
+    <w:p>
+      <w:pPr>
+        <w:pStyle w:val="Heading3"/>
+        <w:spacing w:after="120" w:before="300"/>
+      </w:pPr>
+      <w:r>
+        <w:t xml:space="preserve">12.3.4 Build &amp; Deploy</w:t>
+      </w:r>
+    </w:p>
+    <w:p>
+      <w:pPr>
+        <w:pStyle w:val="ListParagraph"/>
+        <w:numPr>
+          <w:ilvl w:val="0"/>
+          <w:numId w:val="1"/>
+        </w:numPr>
+        <w:spacing w:after="40"/>
+      </w:pPr>
+      <w:r>
+        <w:rPr>
+          <w:rFonts w:ascii="Aptos" w:cs="Aptos" w:eastAsia="Aptos" w:hAnsi="Aptos"/>
+          <w:sz w:val="22"/>
+          <w:szCs w:val="22"/>
+        </w:rPr>
+        <w:t xml:space="preserve">Ran npm run build to verify production builds at each version</w:t>
+      </w:r>
+    </w:p>
+    <w:p>
+      <w:pPr>
+        <w:pStyle w:val="ListParagraph"/>
+        <w:numPr>
+          <w:ilvl w:val="0"/>
+          <w:numId w:val="1"/>
+        </w:numPr>
+        <w:spacing w:after="40"/>
+      </w:pPr>
+      <w:r>
+        <w:rPr>
+          <w:rFonts w:ascii="Aptos" w:cs="Aptos" w:eastAsia="Aptos" w:hAnsi="Aptos"/>
+          <w:sz w:val="22"/>
+          <w:szCs w:val="22"/>
+        </w:rPr>
+        <w:t xml:space="preserve">Diagnosed and fixed build errors (TypeScript type issues, Suspense boundaries, Lucide icon props)</w:t>
+      </w:r>
+    </w:p>
+    <w:p>
+      <w:pPr>
+        <w:pStyle w:val="ListParagraph"/>
+        <w:numPr>
+          <w:ilvl w:val="0"/>
+          <w:numId w:val="1"/>
+        </w:numPr>
+        <w:spacing w:after="40"/>
+      </w:pPr>
+      <w:r>
+        <w:rPr>
+          <w:rFonts w:ascii="Aptos" w:cs="Aptos" w:eastAsia="Aptos" w:hAnsi="Aptos"/>
+          <w:sz w:val="22"/>
+          <w:szCs w:val="22"/>
+        </w:rPr>
+        <w:t xml:space="preserve">Deployed Firestore security rules after collection changes</w:t>
+      </w:r>
+    </w:p>
+    <w:p>
+      <w:pPr>
+        <w:pStyle w:val="ListParagraph"/>
+        <w:numPr>
+          <w:ilvl w:val="0"/>
+          <w:numId w:val="1"/>
+        </w:numPr>
+        <w:spacing w:after="40"/>
+      </w:pPr>
+      <w:r>
+        <w:rPr>
+          <w:rFonts w:ascii="Aptos" w:cs="Aptos" w:eastAsia="Aptos" w:hAnsi="Aptos"/>
+          <w:sz w:val="22"/>
+          <w:szCs w:val="22"/>
+        </w:rPr>
+        <w:t xml:space="preserve">Pushed to GitHub to trigger Firebase App Hosting auto-deploy</w:t>
+      </w:r>
+    </w:p>
+    <w:p>
+      <w:pPr>
+        <w:pStyle w:val="ListParagraph"/>
+        <w:numPr>
+          <w:ilvl w:val="0"/>
+          <w:numId w:val="1"/>
+        </w:numPr>
+        <w:spacing w:after="40"/>
+      </w:pPr>
+      <w:r>
+        <w:rPr>
+          <w:rFonts w:ascii="Aptos" w:cs="Aptos" w:eastAsia="Aptos" w:hAnsi="Aptos"/>
+          <w:sz w:val="22"/>
+          <w:szCs w:val="22"/>
+        </w:rPr>
+        <w:t xml:space="preserve">Verified deployment health via /api/health endpoint</w:t>
+      </w:r>
+    </w:p>
+    <w:p>
+      <w:pPr>
+        <w:spacing w:after="40"/>
+      </w:pPr>
+    </w:p>
+    <w:p>
+      <w:pPr>
+        <w:pStyle w:val="Heading3"/>
+        <w:spacing w:after="120" w:before="300"/>
+      </w:pPr>
+      <w:r>
+        <w:t xml:space="preserve">12.3.5 Documentation</w:t>
+      </w:r>
+    </w:p>
+    <w:p>
+      <w:pPr>
+        <w:pStyle w:val="ListParagraph"/>
+        <w:numPr>
+          <w:ilvl w:val="0"/>
+          <w:numId w:val="1"/>
+        </w:numPr>
+        <w:spacing w:after="40"/>
+      </w:pPr>
+      <w:r>
+        <w:rPr>
+          <w:rFonts w:ascii="Aptos" w:cs="Aptos" w:eastAsia="Aptos" w:hAnsi="Aptos"/>
+          <w:sz w:val="22"/>
+          <w:szCs w:val="22"/>
+        </w:rPr>
+        <w:t xml:space="preserve">Created the specification document generator (scripts/generate-spec.mjs)</w:t>
+      </w:r>
+    </w:p>
+    <w:p>
+      <w:pPr>
+        <w:pStyle w:val="ListParagraph"/>
+        <w:numPr>
+          <w:ilvl w:val="0"/>
+          <w:numId w:val="1"/>
+        </w:numPr>
+        <w:spacing w:after="40"/>
+      </w:pPr>
+      <w:r>
+        <w:rPr>
+          <w:rFonts w:ascii="Aptos" w:cs="Aptos" w:eastAsia="Aptos" w:hAnsi="Aptos"/>
+          <w:sz w:val="22"/>
+          <w:szCs w:val="22"/>
+        </w:rPr>
+        <w:t xml:space="preserve">Generated .docx specification document at each version milestone</w:t>
+      </w:r>
+    </w:p>
+    <w:p>
+      <w:pPr>
+        <w:pStyle w:val="ListParagraph"/>
+        <w:numPr>
+          <w:ilvl w:val="0"/>
+          <w:numId w:val="1"/>
+        </w:numPr>
+        <w:spacing w:after="40"/>
+      </w:pPr>
+      <w:r>
+        <w:rPr>
+          <w:rFonts w:ascii="Aptos" w:cs="Aptos" w:eastAsia="Aptos" w:hAnsi="Aptos"/>
+          <w:sz w:val="22"/>
+          <w:szCs w:val="22"/>
+        </w:rPr>
+        <w:t xml:space="preserve">Maintained 13+ sections covering all aspects of the system</w:t>
+      </w:r>
+    </w:p>
+    <w:p>
+      <w:pPr>
+        <w:pStyle w:val="ListParagraph"/>
+        <w:numPr>
+          <w:ilvl w:val="0"/>
+          <w:numId w:val="1"/>
+        </w:numPr>
+        <w:spacing w:after="40"/>
+      </w:pPr>
+      <w:r>
+        <w:rPr>
+          <w:rFonts w:ascii="Aptos" w:cs="Aptos" w:eastAsia="Aptos" w:hAnsi="Aptos"/>
+          <w:sz w:val="22"/>
+          <w:szCs w:val="22"/>
+        </w:rPr>
+        <w:t xml:space="preserve">Updated version history with detailed descriptions for each release</w:t>
       </w:r>
     </w:p>
     <w:p>
@@ -15354,34 +18455,7 @@
         <w:spacing w:after="120" w:before="300"/>
       </w:pPr>
       <w:r>
-        <w:t xml:space="preserve">11.4 Production URL</w:t>
-      </w:r>
-    </w:p>
-    <w:p>
-      <w:pPr>
-        <w:spacing w:after="100"/>
-      </w:pPr>
-      <w:r>
-        <w:rPr>
-          <w:rFonts w:ascii="Aptos" w:cs="Aptos" w:eastAsia="Aptos" w:hAnsi="Aptos"/>
-          <w:sz w:val="22"/>
-          <w:szCs w:val="22"/>
-        </w:rPr>
-        <w:t xml:space="preserve">https://thina-crm--thina-crm.europe-west4.hosted.app</w:t>
-      </w:r>
-    </w:p>
-    <w:p>
-      <w:r>
-        <w:br w:type="page"/>
-      </w:r>
-    </w:p>
-    <w:p>
-      <w:pPr>
-        <w:pStyle w:val="Heading1"/>
-        <w:spacing w:after="120" w:before="300"/>
-      </w:pPr>
-      <w:r>
-        <w:t xml:space="preserve">12. Version History</w:t>
+        <w:t xml:space="preserve">12.4 Human vs Copilot Responsibilities</w:t>
       </w:r>
     </w:p>
     <w:tbl>
@@ -15423,7 +18497,7 @@
                 <w:sz w:val="20"/>
                 <w:szCs w:val="20"/>
               </w:rPr>
-              <w:t xml:space="preserve">Version</w:t>
+              <w:t xml:space="preserve">Responsibility</w:t>
             </w:r>
           </w:p>
         </w:tc>
@@ -15445,7 +18519,7 @@
                 <w:sz w:val="20"/>
                 <w:szCs w:val="20"/>
               </w:rPr>
-              <w:t xml:space="preserve">Date</w:t>
+              <w:t xml:space="preserve">Human Developer</w:t>
             </w:r>
           </w:p>
         </w:tc>
@@ -15467,425 +18541,675 @@
                 <w:sz w:val="20"/>
                 <w:szCs w:val="20"/>
               </w:rPr>
-              <w:t xml:space="preserve">Description</w:t>
-            </w:r>
-          </w:p>
-        </w:tc>
-      </w:tr>
-      <w:tr>
-        <w:tc>
-          <w:p>
-            <w:r>
-              <w:rPr>
-                <w:rFonts w:ascii="Aptos" w:cs="Aptos" w:eastAsia="Aptos" w:hAnsi="Aptos"/>
-                <w:sz w:val="20"/>
-                <w:szCs w:val="20"/>
-              </w:rPr>
-              <w:t xml:space="preserve">v0.1.0</w:t>
-            </w:r>
-          </w:p>
-        </w:tc>
-        <w:tc>
-          <w:p>
-            <w:r>
-              <w:rPr>
-                <w:rFonts w:ascii="Aptos" w:cs="Aptos" w:eastAsia="Aptos" w:hAnsi="Aptos"/>
-                <w:sz w:val="20"/>
-                <w:szCs w:val="20"/>
-              </w:rPr>
-              <w:t xml:space="preserve">April 2026</w:t>
-            </w:r>
-          </w:p>
-        </w:tc>
-        <w:tc>
-          <w:p>
-            <w:r>
-              <w:rPr>
-                <w:rFonts w:ascii="Aptos" w:cs="Aptos" w:eastAsia="Aptos" w:hAnsi="Aptos"/>
-                <w:sz w:val="20"/>
-                <w:szCs w:val="20"/>
-              </w:rPr>
-              <w:t xml:space="preserve">Initial project setup — Next.js 15, Firebase integration, basic authentication, project structure</w:t>
-            </w:r>
-          </w:p>
-        </w:tc>
-      </w:tr>
-      <w:tr>
-        <w:tc>
-          <w:p>
-            <w:r>
-              <w:rPr>
-                <w:rFonts w:ascii="Aptos" w:cs="Aptos" w:eastAsia="Aptos" w:hAnsi="Aptos"/>
-                <w:sz w:val="20"/>
-                <w:szCs w:val="20"/>
-              </w:rPr>
-              <w:t xml:space="preserve">v0.2.0</w:t>
-            </w:r>
-          </w:p>
-        </w:tc>
-        <w:tc>
-          <w:p>
-            <w:r>
-              <w:rPr>
-                <w:rFonts w:ascii="Aptos" w:cs="Aptos" w:eastAsia="Aptos" w:hAnsi="Aptos"/>
-                <w:sz w:val="20"/>
-                <w:szCs w:val="20"/>
-              </w:rPr>
-              <w:t xml:space="preserve">April 2026</w:t>
-            </w:r>
-          </w:p>
-        </w:tc>
-        <w:tc>
-          <w:p>
-            <w:r>
-              <w:rPr>
-                <w:rFonts w:ascii="Aptos" w:cs="Aptos" w:eastAsia="Aptos" w:hAnsi="Aptos"/>
-                <w:sz w:val="20"/>
-                <w:szCs w:val="20"/>
-              </w:rPr>
-              <w:t xml:space="preserve">Core CRM features — Lead and Contact CRUD, Firestore data layer, basic UI with shadcn/ui components</w:t>
-            </w:r>
-          </w:p>
-        </w:tc>
-      </w:tr>
-      <w:tr>
-        <w:tc>
-          <w:p>
-            <w:r>
-              <w:rPr>
-                <w:rFonts w:ascii="Aptos" w:cs="Aptos" w:eastAsia="Aptos" w:hAnsi="Aptos"/>
-                <w:sz w:val="20"/>
-                <w:szCs w:val="20"/>
-              </w:rPr>
-              <w:t xml:space="preserve">v0.3.0</w:t>
-            </w:r>
-          </w:p>
-        </w:tc>
-        <w:tc>
-          <w:p>
-            <w:r>
-              <w:rPr>
-                <w:rFonts w:ascii="Aptos" w:cs="Aptos" w:eastAsia="Aptos" w:hAnsi="Aptos"/>
-                <w:sz w:val="20"/>
-                <w:szCs w:val="20"/>
-              </w:rPr>
-              <w:t xml:space="preserve">April 2026</w:t>
-            </w:r>
-          </w:p>
-        </w:tc>
-        <w:tc>
-          <w:p>
-            <w:r>
-              <w:rPr>
-                <w:rFonts w:ascii="Aptos" w:cs="Aptos" w:eastAsia="Aptos" w:hAnsi="Aptos"/>
-                <w:sz w:val="20"/>
-                <w:szCs w:val="20"/>
-              </w:rPr>
-              <w:t xml:space="preserve">Pipeline &amp; Tasks — Pipeline visualisation board, task management, activity logging, detail pages</w:t>
-            </w:r>
-          </w:p>
-        </w:tc>
-      </w:tr>
-      <w:tr>
-        <w:tc>
-          <w:p>
-            <w:r>
-              <w:rPr>
-                <w:rFonts w:ascii="Aptos" w:cs="Aptos" w:eastAsia="Aptos" w:hAnsi="Aptos"/>
-                <w:sz w:val="20"/>
-                <w:szCs w:val="20"/>
-              </w:rPr>
-              <w:t xml:space="preserve">v0.4.0</w:t>
-            </w:r>
-          </w:p>
-        </w:tc>
-        <w:tc>
-          <w:p>
-            <w:r>
-              <w:rPr>
-                <w:rFonts w:ascii="Aptos" w:cs="Aptos" w:eastAsia="Aptos" w:hAnsi="Aptos"/>
-                <w:sz w:val="20"/>
-                <w:szCs w:val="20"/>
-              </w:rPr>
-              <w:t xml:space="preserve">April 2026</w:t>
-            </w:r>
-          </w:p>
-        </w:tc>
-        <w:tc>
-          <w:p>
-            <w:r>
-              <w:rPr>
-                <w:rFonts w:ascii="Aptos" w:cs="Aptos" w:eastAsia="Aptos" w:hAnsi="Aptos"/>
-                <w:sz w:val="20"/>
-                <w:szCs w:val="20"/>
-              </w:rPr>
-              <w:t xml:space="preserve">Reports &amp; Analytics — Dashboard KPIs, pipeline charts (Recharts), lead scoring algorithm, revenue forecasting, business reports</w:t>
-            </w:r>
-          </w:p>
-        </w:tc>
-      </w:tr>
-      <w:tr>
-        <w:tc>
-          <w:p>
-            <w:r>
-              <w:rPr>
-                <w:rFonts w:ascii="Aptos" w:cs="Aptos" w:eastAsia="Aptos" w:hAnsi="Aptos"/>
-                <w:sz w:val="20"/>
-                <w:szCs w:val="20"/>
-              </w:rPr>
-              <w:t xml:space="preserve">v0.5.0</w:t>
-            </w:r>
-          </w:p>
-        </w:tc>
-        <w:tc>
-          <w:p>
-            <w:r>
-              <w:rPr>
-                <w:rFonts w:ascii="Aptos" w:cs="Aptos" w:eastAsia="Aptos" w:hAnsi="Aptos"/>
-                <w:sz w:val="20"/>
-                <w:szCs w:val="20"/>
-              </w:rPr>
-              <w:t xml:space="preserve">April 2026</w:t>
-            </w:r>
-          </w:p>
-        </w:tc>
-        <w:tc>
-          <w:p>
-            <w:r>
-              <w:rPr>
-                <w:rFonts w:ascii="Aptos" w:cs="Aptos" w:eastAsia="Aptos" w:hAnsi="Aptos"/>
-                <w:sz w:val="20"/>
-                <w:szCs w:val="20"/>
-              </w:rPr>
-              <w:t xml:space="preserve">UI Redesign ("Linear Aesthetic") — Complete visual overhaul with Zinc/Indigo palette, Geist fonts, command palette, dark mode, page transitions, mobile-optimised bottom nav, hover-reveal table actions, responsive layouts. Added massive data seeder (1,200 records).</w:t>
-            </w:r>
-          </w:p>
-        </w:tc>
-      </w:tr>
-      <w:tr>
-        <w:tc>
-          <w:p>
-            <w:r>
-              <w:rPr>
-                <w:rFonts w:ascii="Aptos" w:cs="Aptos" w:eastAsia="Aptos" w:hAnsi="Aptos"/>
-                <w:sz w:val="20"/>
-                <w:szCs w:val="20"/>
-              </w:rPr>
-              <w:t xml:space="preserve">v0.6.0</w:t>
-            </w:r>
-          </w:p>
-        </w:tc>
-        <w:tc>
-          <w:p>
-            <w:r>
-              <w:rPr>
-                <w:rFonts w:ascii="Aptos" w:cs="Aptos" w:eastAsia="Aptos" w:hAnsi="Aptos"/>
-                <w:sz w:val="20"/>
-                <w:szCs w:val="20"/>
-              </w:rPr>
-              <w:t xml:space="preserve">April 2026</w:t>
-            </w:r>
-          </w:p>
-        </w:tc>
-        <w:tc>
-          <w:p>
-            <w:r>
-              <w:rPr>
-                <w:rFonts w:ascii="Aptos" w:cs="Aptos" w:eastAsia="Aptos" w:hAnsi="Aptos"/>
-                <w:sz w:val="20"/>
-                <w:szCs w:val="20"/>
-              </w:rPr>
-              <w:t xml:space="preserve">Performance Optimisations — Added optional limit() to all Firestore list queries, server-side getCollectionCount() via getCountFromServer, shared AuthProvider context in root layout (single onAuthStateChanged listener), lazy-loaded CommandPalette (cmdk + framer-motion) and DashboardCharts (recharts) via next/dynamic, reduced dashboard data fetching from 4 full collections to targeted queries.</w:t>
-            </w:r>
-          </w:p>
-        </w:tc>
-      </w:tr>
-      <w:tr>
-        <w:tc>
-          <w:p>
-            <w:r>
-              <w:rPr>
-                <w:rFonts w:ascii="Aptos" w:cs="Aptos" w:eastAsia="Aptos" w:hAnsi="Aptos"/>
-                <w:sz w:val="20"/>
-                <w:szCs w:val="20"/>
-              </w:rPr>
-              <w:t xml:space="preserve">v0.7.0</w:t>
-            </w:r>
-          </w:p>
-        </w:tc>
-        <w:tc>
-          <w:p>
-            <w:r>
-              <w:rPr>
-                <w:rFonts w:ascii="Aptos" w:cs="Aptos" w:eastAsia="Aptos" w:hAnsi="Aptos"/>
-                <w:sz w:val="20"/>
-                <w:szCs w:val="20"/>
-              </w:rPr>
-              <w:t xml:space="preserve">April 2026</w:t>
-            </w:r>
-          </w:p>
-        </w:tc>
-        <w:tc>
-          <w:p>
-            <w:r>
-              <w:rPr>
-                <w:rFonts w:ascii="Aptos" w:cs="Aptos" w:eastAsia="Aptos" w:hAnsi="Aptos"/>
-                <w:sz w:val="20"/>
-                <w:szCs w:val="20"/>
-              </w:rPr>
-              <w:t xml:space="preserve">Mobile Responsiveness &amp; Server-Side Seeder — Rewrote mobile navigation as slide-up drawer with all nav items, user profile, theme toggle, and sign out. Made dashboard cards, detail page headers, pipeline board (horizontal scroll), and reports page fully responsive for small screens. Redesigned data seeder: moved all generation logic to a server-side API route (api/seed) using Firebase Admin SDK with parallel batch writes for maximum speed; seed page now calls the API via fetch with Bearer token authentication.</w:t>
-            </w:r>
-          </w:p>
-        </w:tc>
-      </w:tr>
-      <w:tr>
-        <w:tc>
-          <w:p>
-            <w:r>
-              <w:rPr>
-                <w:rFonts w:ascii="Aptos" w:cs="Aptos" w:eastAsia="Aptos" w:hAnsi="Aptos"/>
-                <w:sz w:val="20"/>
-                <w:szCs w:val="20"/>
-              </w:rPr>
-              <w:t xml:space="preserve">v0.8.0</w:t>
-            </w:r>
-          </w:p>
-        </w:tc>
-        <w:tc>
-          <w:p>
-            <w:r>
-              <w:rPr>
-                <w:rFonts w:ascii="Aptos" w:cs="Aptos" w:eastAsia="Aptos" w:hAnsi="Aptos"/>
-                <w:sz w:val="20"/>
-                <w:szCs w:val="20"/>
-              </w:rPr>
-              <w:t xml:space="preserve">April 2026</w:t>
-            </w:r>
-          </w:p>
-        </w:tc>
-        <w:tc>
-          <w:p>
-            <w:r>
-              <w:rPr>
-                <w:rFonts w:ascii="Aptos" w:cs="Aptos" w:eastAsia="Aptos" w:hAnsi="Aptos"/>
-                <w:sz w:val="20"/>
-                <w:szCs w:val="20"/>
-              </w:rPr>
-              <w:t xml:space="preserve">Testing &amp; Quality Assurance — Introduced Vitest test framework with 39 automated tests across 3 layers: (1) Unit tests for lead scoring algorithm, pipeline forecasting, score labels, and utility functions; (2) Infrastructure smoke tests validating environment variables, Firebase configuration, Firestore security rules coverage, authentication requirements, and data model exports; (3) Build verification. Added CI integration: tests run in GitHub Actions before every deployment, blocking deploys on failure. Fixed sidebar to respect light/dark theme. Standardised colour-coded pipeline stages.</w:t>
-            </w:r>
-          </w:p>
-        </w:tc>
-      </w:tr>
-      <w:tr>
-        <w:tc>
-          <w:p>
-            <w:r>
-              <w:rPr>
-                <w:rFonts w:ascii="Aptos" w:cs="Aptos" w:eastAsia="Aptos" w:hAnsi="Aptos"/>
-                <w:sz w:val="20"/>
-                <w:szCs w:val="20"/>
-              </w:rPr>
-              <w:t xml:space="preserve">v0.8.1</w:t>
-            </w:r>
-          </w:p>
-        </w:tc>
-        <w:tc>
-          <w:p>
-            <w:r>
-              <w:rPr>
-                <w:rFonts w:ascii="Aptos" w:cs="Aptos" w:eastAsia="Aptos" w:hAnsi="Aptos"/>
-                <w:sz w:val="20"/>
-                <w:szCs w:val="20"/>
-              </w:rPr>
-              <w:t xml:space="preserve">April 2026</w:t>
-            </w:r>
-          </w:p>
-        </w:tc>
-        <w:tc>
-          <w:p>
-            <w:r>
-              <w:rPr>
-                <w:rFonts w:ascii="Aptos" w:cs="Aptos" w:eastAsia="Aptos" w:hAnsi="Aptos"/>
-                <w:sz w:val="20"/>
-                <w:szCs w:val="20"/>
-              </w:rPr>
-              <w:t xml:space="preserve">Playwright E2E Functional Tests — Added 12 on-demand end-to-end tests using Playwright (Chromium) that validate all application screens against the live deployment: authentication flow, dashboard KPIs, leads/contacts tables and detail pages, pipeline board columns, tasks page, reports page, and health API endpoint. Tests run only when manually triggered (npm run test:e2e), not in CI. Includes test user creation script. Total test count: 51 (39 unit/smoke + 12 E2E).</w:t>
-            </w:r>
-          </w:p>
-        </w:tc>
-      </w:tr>
-      <w:tr>
-        <w:tc>
-          <w:p>
-            <w:r>
-              <w:rPr>
-                <w:rFonts w:ascii="Aptos" w:cs="Aptos" w:eastAsia="Aptos" w:hAnsi="Aptos"/>
-                <w:sz w:val="20"/>
-                <w:szCs w:val="20"/>
-              </w:rPr>
-              <w:t xml:space="preserve">v0.9.0</w:t>
-            </w:r>
-          </w:p>
-        </w:tc>
-        <w:tc>
-          <w:p>
-            <w:r>
-              <w:rPr>
-                <w:rFonts w:ascii="Aptos" w:cs="Aptos" w:eastAsia="Aptos" w:hAnsi="Aptos"/>
-                <w:sz w:val="20"/>
-                <w:szCs w:val="20"/>
-              </w:rPr>
-              <w:t xml:space="preserve">April 2026</w:t>
-            </w:r>
-          </w:p>
-        </w:tc>
-        <w:tc>
-          <w:p>
-            <w:r>
-              <w:rPr>
-                <w:rFonts w:ascii="Aptos" w:cs="Aptos" w:eastAsia="Aptos" w:hAnsi="Aptos"/>
-                <w:sz w:val="20"/>
-                <w:szCs w:val="20"/>
-              </w:rPr>
-              <w:t xml:space="preserve">Transaction Model &amp; Commission Calculator — Added full Transaction data model with 9 stages (OTP Signed → Commission Paid / Fallen Through) for SA real estate. Commission calculator with VAT (15%), splits, and agent net commission. Transaction forecasting with stage-weighted probability. Firestore CRUD (6 functions), security rules, and 150-record seed data with SA-specific addresses, suburbs, conveyancers, and bond originators. Transaction list page with search and stage filters, detail page with visual stage timeline, commission card, FICA compliance tracking, parties, key dates, and stage history. Transaction Kanban pipeline with drag-and-drop across 9 columns.</w:t>
-            </w:r>
-          </w:p>
-        </w:tc>
-      </w:tr>
-      <w:tr>
-        <w:tc>
-          <w:p>
-            <w:r>
-              <w:rPr>
-                <w:rFonts w:ascii="Aptos" w:cs="Aptos" w:eastAsia="Aptos" w:hAnsi="Aptos"/>
-                <w:sz w:val="20"/>
-                <w:szCs w:val="20"/>
-              </w:rPr>
-              <w:t xml:space="preserve">v0.10.0</w:t>
-            </w:r>
-          </w:p>
-        </w:tc>
-        <w:tc>
-          <w:p>
-            <w:r>
-              <w:rPr>
-                <w:rFonts w:ascii="Aptos" w:cs="Aptos" w:eastAsia="Aptos" w:hAnsi="Aptos"/>
-                <w:sz w:val="20"/>
-                <w:szCs w:val="20"/>
-              </w:rPr>
-              <w:t xml:space="preserve">April 2026</w:t>
-            </w:r>
-          </w:p>
-        </w:tc>
-        <w:tc>
-          <w:p>
-            <w:r>
-              <w:rPr>
-                <w:rFonts w:ascii="Aptos" w:cs="Aptos" w:eastAsia="Aptos" w:hAnsi="Aptos"/>
-                <w:sz w:val="20"/>
-                <w:szCs w:val="20"/>
-              </w:rPr>
-              <w:t xml:space="preserve">Dashboard Integration &amp; Won-Lead Flow — Integrated transaction KPIs into the dashboard (Active Transactions, Pending Commission, Expected Income, Earned Commission). Added won-lead-to-transaction flow: "Create Transaction" button on won lead detail pages and automatic prompt when dragging a lead to "won" on the pipeline board. Added transactions to command palette navigation and quick actions. Added 5 Playwright E2E tests for transaction pages (list, detail, pipeline, dashboard KPIs). Updated tests to 68 total (51 Vitest + 17 Playwright E2E).</w:t>
+              <w:t xml:space="preserve">GitHub Copilot</w:t>
+            </w:r>
+          </w:p>
+        </w:tc>
+      </w:tr>
+      <w:tr>
+        <w:tc>
+          <w:p>
+            <w:r>
+              <w:rPr>
+                <w:rFonts w:ascii="Aptos" w:cs="Aptos" w:eastAsia="Aptos" w:hAnsi="Aptos"/>
+                <w:sz w:val="20"/>
+                <w:szCs w:val="20"/>
+              </w:rPr>
+              <w:t xml:space="preserve">Requirements &amp; Vision</w:t>
+            </w:r>
+          </w:p>
+        </w:tc>
+        <w:tc>
+          <w:p>
+            <w:r>
+              <w:rPr>
+                <w:rFonts w:ascii="Aptos" w:cs="Aptos" w:eastAsia="Aptos" w:hAnsi="Aptos"/>
+                <w:sz w:val="20"/>
+                <w:szCs w:val="20"/>
+              </w:rPr>
+              <w:t xml:space="preserve">✓ Defined features, priorities, and SA real estate domain requirements</w:t>
+            </w:r>
+          </w:p>
+        </w:tc>
+        <w:tc>
+          <w:p>
+            <w:r>
+              <w:rPr>
+                <w:rFonts w:ascii="Aptos" w:cs="Aptos" w:eastAsia="Aptos" w:hAnsi="Aptos"/>
+                <w:sz w:val="20"/>
+                <w:szCs w:val="20"/>
+              </w:rPr>
+              <w:t xml:space="preserve"/>
+            </w:r>
+          </w:p>
+        </w:tc>
+      </w:tr>
+      <w:tr>
+        <w:tc>
+          <w:p>
+            <w:r>
+              <w:rPr>
+                <w:rFonts w:ascii="Aptos" w:cs="Aptos" w:eastAsia="Aptos" w:hAnsi="Aptos"/>
+                <w:sz w:val="20"/>
+                <w:szCs w:val="20"/>
+              </w:rPr>
+              <w:t xml:space="preserve">Architecture Decisions</w:t>
+            </w:r>
+          </w:p>
+        </w:tc>
+        <w:tc>
+          <w:p>
+            <w:r>
+              <w:rPr>
+                <w:rFonts w:ascii="Aptos" w:cs="Aptos" w:eastAsia="Aptos" w:hAnsi="Aptos"/>
+                <w:sz w:val="20"/>
+                <w:szCs w:val="20"/>
+              </w:rPr>
+              <w:t xml:space="preserve">✓ Approved tech stack and patterns</w:t>
+            </w:r>
+          </w:p>
+        </w:tc>
+        <w:tc>
+          <w:p>
+            <w:r>
+              <w:rPr>
+                <w:rFonts w:ascii="Aptos" w:cs="Aptos" w:eastAsia="Aptos" w:hAnsi="Aptos"/>
+                <w:sz w:val="20"/>
+                <w:szCs w:val="20"/>
+              </w:rPr>
+              <w:t xml:space="preserve">✓ Proposed and implemented patterns</w:t>
+            </w:r>
+          </w:p>
+        </w:tc>
+      </w:tr>
+      <w:tr>
+        <w:tc>
+          <w:p>
+            <w:r>
+              <w:rPr>
+                <w:rFonts w:ascii="Aptos" w:cs="Aptos" w:eastAsia="Aptos" w:hAnsi="Aptos"/>
+                <w:sz w:val="20"/>
+                <w:szCs w:val="20"/>
+              </w:rPr>
+              <w:t xml:space="preserve">Code Implementation</w:t>
+            </w:r>
+          </w:p>
+        </w:tc>
+        <w:tc>
+          <w:p>
+            <w:r>
+              <w:rPr>
+                <w:rFonts w:ascii="Aptos" w:cs="Aptos" w:eastAsia="Aptos" w:hAnsi="Aptos"/>
+                <w:sz w:val="20"/>
+                <w:szCs w:val="20"/>
+              </w:rPr>
+              <w:t xml:space="preserve"/>
+            </w:r>
+          </w:p>
+        </w:tc>
+        <w:tc>
+          <w:p>
+            <w:r>
+              <w:rPr>
+                <w:rFonts w:ascii="Aptos" w:cs="Aptos" w:eastAsia="Aptos" w:hAnsi="Aptos"/>
+                <w:sz w:val="20"/>
+                <w:szCs w:val="20"/>
+              </w:rPr>
+              <w:t xml:space="preserve">✓ Wrote all application code, components, and tests</w:t>
+            </w:r>
+          </w:p>
+        </w:tc>
+      </w:tr>
+      <w:tr>
+        <w:tc>
+          <w:p>
+            <w:r>
+              <w:rPr>
+                <w:rFonts w:ascii="Aptos" w:cs="Aptos" w:eastAsia="Aptos" w:hAnsi="Aptos"/>
+                <w:sz w:val="20"/>
+                <w:szCs w:val="20"/>
+              </w:rPr>
+              <w:t xml:space="preserve">Infrastructure Config</w:t>
+            </w:r>
+          </w:p>
+        </w:tc>
+        <w:tc>
+          <w:p>
+            <w:r>
+              <w:rPr>
+                <w:rFonts w:ascii="Aptos" w:cs="Aptos" w:eastAsia="Aptos" w:hAnsi="Aptos"/>
+                <w:sz w:val="20"/>
+                <w:szCs w:val="20"/>
+              </w:rPr>
+              <w:t xml:space="preserve"/>
+            </w:r>
+          </w:p>
+        </w:tc>
+        <w:tc>
+          <w:p>
+            <w:r>
+              <w:rPr>
+                <w:rFonts w:ascii="Aptos" w:cs="Aptos" w:eastAsia="Aptos" w:hAnsi="Aptos"/>
+                <w:sz w:val="20"/>
+                <w:szCs w:val="20"/>
+              </w:rPr>
+              <w:t xml:space="preserve">✓ Configured Git, Firebase, CI/CD, Playwright</w:t>
+            </w:r>
+          </w:p>
+        </w:tc>
+      </w:tr>
+      <w:tr>
+        <w:tc>
+          <w:p>
+            <w:r>
+              <w:rPr>
+                <w:rFonts w:ascii="Aptos" w:cs="Aptos" w:eastAsia="Aptos" w:hAnsi="Aptos"/>
+                <w:sz w:val="20"/>
+                <w:szCs w:val="20"/>
+              </w:rPr>
+              <w:t xml:space="preserve">Security Rules</w:t>
+            </w:r>
+          </w:p>
+        </w:tc>
+        <w:tc>
+          <w:p>
+            <w:r>
+              <w:rPr>
+                <w:rFonts w:ascii="Aptos" w:cs="Aptos" w:eastAsia="Aptos" w:hAnsi="Aptos"/>
+                <w:sz w:val="20"/>
+                <w:szCs w:val="20"/>
+              </w:rPr>
+              <w:t xml:space="preserve"/>
+            </w:r>
+          </w:p>
+        </w:tc>
+        <w:tc>
+          <w:p>
+            <w:r>
+              <w:rPr>
+                <w:rFonts w:ascii="Aptos" w:cs="Aptos" w:eastAsia="Aptos" w:hAnsi="Aptos"/>
+                <w:sz w:val="20"/>
+                <w:szCs w:val="20"/>
+              </w:rPr>
+              <w:t xml:space="preserve">✓ Designed and deployed Firestore security rules</w:t>
+            </w:r>
+          </w:p>
+        </w:tc>
+      </w:tr>
+      <w:tr>
+        <w:tc>
+          <w:p>
+            <w:r>
+              <w:rPr>
+                <w:rFonts w:ascii="Aptos" w:cs="Aptos" w:eastAsia="Aptos" w:hAnsi="Aptos"/>
+                <w:sz w:val="20"/>
+                <w:szCs w:val="20"/>
+              </w:rPr>
+              <w:t xml:space="preserve">Testing</w:t>
+            </w:r>
+          </w:p>
+        </w:tc>
+        <w:tc>
+          <w:p>
+            <w:r>
+              <w:rPr>
+                <w:rFonts w:ascii="Aptos" w:cs="Aptos" w:eastAsia="Aptos" w:hAnsi="Aptos"/>
+                <w:sz w:val="20"/>
+                <w:szCs w:val="20"/>
+              </w:rPr>
+              <w:t xml:space="preserve">✓ Directed test strategy</w:t>
+            </w:r>
+          </w:p>
+        </w:tc>
+        <w:tc>
+          <w:p>
+            <w:r>
+              <w:rPr>
+                <w:rFonts w:ascii="Aptos" w:cs="Aptos" w:eastAsia="Aptos" w:hAnsi="Aptos"/>
+                <w:sz w:val="20"/>
+                <w:szCs w:val="20"/>
+              </w:rPr>
+              <w:t xml:space="preserve">✓ Wrote and ran all 68 tests</w:t>
+            </w:r>
+          </w:p>
+        </w:tc>
+      </w:tr>
+      <w:tr>
+        <w:tc>
+          <w:p>
+            <w:r>
+              <w:rPr>
+                <w:rFonts w:ascii="Aptos" w:cs="Aptos" w:eastAsia="Aptos" w:hAnsi="Aptos"/>
+                <w:sz w:val="20"/>
+                <w:szCs w:val="20"/>
+              </w:rPr>
+              <w:t xml:space="preserve">Deployment</w:t>
+            </w:r>
+          </w:p>
+        </w:tc>
+        <w:tc>
+          <w:p>
+            <w:r>
+              <w:rPr>
+                <w:rFonts w:ascii="Aptos" w:cs="Aptos" w:eastAsia="Aptos" w:hAnsi="Aptos"/>
+                <w:sz w:val="20"/>
+                <w:szCs w:val="20"/>
+              </w:rPr>
+              <w:t xml:space="preserve">✓ Approved releases</w:t>
+            </w:r>
+          </w:p>
+        </w:tc>
+        <w:tc>
+          <w:p>
+            <w:r>
+              <w:rPr>
+                <w:rFonts w:ascii="Aptos" w:cs="Aptos" w:eastAsia="Aptos" w:hAnsi="Aptos"/>
+                <w:sz w:val="20"/>
+                <w:szCs w:val="20"/>
+              </w:rPr>
+              <w:t xml:space="preserve">✓ Built, tested, deployed each version</w:t>
+            </w:r>
+          </w:p>
+        </w:tc>
+      </w:tr>
+      <w:tr>
+        <w:tc>
+          <w:p>
+            <w:r>
+              <w:rPr>
+                <w:rFonts w:ascii="Aptos" w:cs="Aptos" w:eastAsia="Aptos" w:hAnsi="Aptos"/>
+                <w:sz w:val="20"/>
+                <w:szCs w:val="20"/>
+              </w:rPr>
+              <w:t xml:space="preserve">Documentation</w:t>
+            </w:r>
+          </w:p>
+        </w:tc>
+        <w:tc>
+          <w:p>
+            <w:r>
+              <w:rPr>
+                <w:rFonts w:ascii="Aptos" w:cs="Aptos" w:eastAsia="Aptos" w:hAnsi="Aptos"/>
+                <w:sz w:val="20"/>
+                <w:szCs w:val="20"/>
+              </w:rPr>
+              <w:t xml:space="preserve">✓ Requested spec document</w:t>
+            </w:r>
+          </w:p>
+        </w:tc>
+        <w:tc>
+          <w:p>
+            <w:r>
+              <w:rPr>
+                <w:rFonts w:ascii="Aptos" w:cs="Aptos" w:eastAsia="Aptos" w:hAnsi="Aptos"/>
+                <w:sz w:val="20"/>
+                <w:szCs w:val="20"/>
+              </w:rPr>
+              <w:t xml:space="preserve">✓ Created generator and content</w:t>
+            </w:r>
+          </w:p>
+        </w:tc>
+      </w:tr>
+      <w:tr>
+        <w:tc>
+          <w:p>
+            <w:r>
+              <w:rPr>
+                <w:rFonts w:ascii="Aptos" w:cs="Aptos" w:eastAsia="Aptos" w:hAnsi="Aptos"/>
+                <w:sz w:val="20"/>
+                <w:szCs w:val="20"/>
+              </w:rPr>
+              <w:t xml:space="preserve">Code Review</w:t>
+            </w:r>
+          </w:p>
+        </w:tc>
+        <w:tc>
+          <w:p>
+            <w:r>
+              <w:rPr>
+                <w:rFonts w:ascii="Aptos" w:cs="Aptos" w:eastAsia="Aptos" w:hAnsi="Aptos"/>
+                <w:sz w:val="20"/>
+                <w:szCs w:val="20"/>
+              </w:rPr>
+              <w:t xml:space="preserve">✓ Reviewed outputs and directed corrections</w:t>
+            </w:r>
+          </w:p>
+        </w:tc>
+        <w:tc>
+          <w:p>
+            <w:r>
+              <w:rPr>
+                <w:rFonts w:ascii="Aptos" w:cs="Aptos" w:eastAsia="Aptos" w:hAnsi="Aptos"/>
+                <w:sz w:val="20"/>
+                <w:szCs w:val="20"/>
+              </w:rPr>
+              <w:t xml:space="preserve"/>
+            </w:r>
+          </w:p>
+        </w:tc>
+      </w:tr>
+      <w:tr>
+        <w:tc>
+          <w:p>
+            <w:r>
+              <w:rPr>
+                <w:rFonts w:ascii="Aptos" w:cs="Aptos" w:eastAsia="Aptos" w:hAnsi="Aptos"/>
+                <w:sz w:val="20"/>
+                <w:szCs w:val="20"/>
+              </w:rPr>
+              <w:t xml:space="preserve">Quality Assurance</w:t>
+            </w:r>
+          </w:p>
+        </w:tc>
+        <w:tc>
+          <w:p>
+            <w:r>
+              <w:rPr>
+                <w:rFonts w:ascii="Aptos" w:cs="Aptos" w:eastAsia="Aptos" w:hAnsi="Aptos"/>
+                <w:sz w:val="20"/>
+                <w:szCs w:val="20"/>
+              </w:rPr>
+              <w:t xml:space="preserve">✓ Validated live deployment</w:t>
+            </w:r>
+          </w:p>
+        </w:tc>
+        <w:tc>
+          <w:p>
+            <w:r>
+              <w:rPr>
+                <w:rFonts w:ascii="Aptos" w:cs="Aptos" w:eastAsia="Aptos" w:hAnsi="Aptos"/>
+                <w:sz w:val="20"/>
+                <w:szCs w:val="20"/>
+              </w:rPr>
+              <w:t xml:space="preserve">✓ Ran E2E tests against production</w:t>
+            </w:r>
+          </w:p>
+        </w:tc>
+      </w:tr>
+    </w:tbl>
+    <w:p>
+      <w:pPr>
+        <w:spacing w:after="40"/>
+      </w:pPr>
+    </w:p>
+    <w:p>
+      <w:pPr>
+        <w:pStyle w:val="Heading2"/>
+        <w:spacing w:after="120" w:before="300"/>
+      </w:pPr>
+      <w:r>
+        <w:t xml:space="preserve">12.5 Tools &amp; Environment</w:t>
+      </w:r>
+    </w:p>
+    <w:tbl>
+      <w:tblPr>
+        <w:tblW w:type="pct" w:w="100%"/>
+        <w:tblBorders>
+          <w:top w:val="single" w:color="auto" w:sz="4"/>
+          <w:left w:val="single" w:color="auto" w:sz="4"/>
+          <w:bottom w:val="single" w:color="auto" w:sz="4"/>
+          <w:right w:val="single" w:color="auto" w:sz="4"/>
+          <w:insideH w:val="single" w:color="auto" w:sz="4"/>
+          <w:insideV w:val="single" w:color="auto" w:sz="4"/>
+        </w:tblBorders>
+      </w:tblPr>
+      <w:tblGrid>
+        <w:gridCol w:w="100"/>
+        <w:gridCol w:w="100"/>
+      </w:tblGrid>
+      <w:tr>
+        <w:trPr>
+          <w:tblHeader/>
+        </w:trPr>
+        <w:tc>
+          <w:tcPr>
+            <w:tcW w:type="pct" w:w="50%"/>
+            <w:shd w:fill="18181B" w:val="clear"/>
+          </w:tcPr>
+          <w:p>
+            <w:pPr>
+              <w:jc w:val="left"/>
+            </w:pPr>
+            <w:r>
+              <w:rPr>
+                <w:rFonts w:ascii="Aptos" w:cs="Aptos" w:eastAsia="Aptos" w:hAnsi="Aptos"/>
+                <w:b/>
+                <w:bCs/>
+                <w:color w:val="FFFFFF"/>
+                <w:sz w:val="20"/>
+                <w:szCs w:val="20"/>
+              </w:rPr>
+              <w:t xml:space="preserve">Tool</w:t>
+            </w:r>
+          </w:p>
+        </w:tc>
+        <w:tc>
+          <w:tcPr>
+            <w:tcW w:type="pct" w:w="50%"/>
+            <w:shd w:fill="18181B" w:val="clear"/>
+          </w:tcPr>
+          <w:p>
+            <w:pPr>
+              <w:jc w:val="left"/>
+            </w:pPr>
+            <w:r>
+              <w:rPr>
+                <w:rFonts w:ascii="Aptos" w:cs="Aptos" w:eastAsia="Aptos" w:hAnsi="Aptos"/>
+                <w:b/>
+                <w:bCs/>
+                <w:color w:val="FFFFFF"/>
+                <w:sz w:val="20"/>
+                <w:szCs w:val="20"/>
+              </w:rPr>
+              <w:t xml:space="preserve">Purpose</w:t>
+            </w:r>
+          </w:p>
+        </w:tc>
+      </w:tr>
+      <w:tr>
+        <w:tc>
+          <w:p>
+            <w:r>
+              <w:rPr>
+                <w:rFonts w:ascii="Aptos" w:cs="Aptos" w:eastAsia="Aptos" w:hAnsi="Aptos"/>
+                <w:sz w:val="20"/>
+                <w:szCs w:val="20"/>
+              </w:rPr>
+              <w:t xml:space="preserve">VS Code (Insiders)</w:t>
+            </w:r>
+          </w:p>
+        </w:tc>
+        <w:tc>
+          <w:p>
+            <w:r>
+              <w:rPr>
+                <w:rFonts w:ascii="Aptos" w:cs="Aptos" w:eastAsia="Aptos" w:hAnsi="Aptos"/>
+                <w:sz w:val="20"/>
+                <w:szCs w:val="20"/>
+              </w:rPr>
+              <w:t xml:space="preserve">Primary IDE — all development performed within VS Code</w:t>
+            </w:r>
+          </w:p>
+        </w:tc>
+      </w:tr>
+      <w:tr>
+        <w:tc>
+          <w:p>
+            <w:r>
+              <w:rPr>
+                <w:rFonts w:ascii="Aptos" w:cs="Aptos" w:eastAsia="Aptos" w:hAnsi="Aptos"/>
+                <w:sz w:val="20"/>
+                <w:szCs w:val="20"/>
+              </w:rPr>
+              <w:t xml:space="preserve">GitHub Copilot (Claude Opus 4.6)</w:t>
+            </w:r>
+          </w:p>
+        </w:tc>
+        <w:tc>
+          <w:p>
+            <w:r>
+              <w:rPr>
+                <w:rFonts w:ascii="Aptos" w:cs="Aptos" w:eastAsia="Aptos" w:hAnsi="Aptos"/>
+                <w:sz w:val="20"/>
+                <w:szCs w:val="20"/>
+              </w:rPr>
+              <w:t xml:space="preserve">AI assistant — code generation, terminal commands, file editing</w:t>
+            </w:r>
+          </w:p>
+        </w:tc>
+      </w:tr>
+      <w:tr>
+        <w:tc>
+          <w:p>
+            <w:r>
+              <w:rPr>
+                <w:rFonts w:ascii="Aptos" w:cs="Aptos" w:eastAsia="Aptos" w:hAnsi="Aptos"/>
+                <w:sz w:val="20"/>
+                <w:szCs w:val="20"/>
+              </w:rPr>
+              <w:t xml:space="preserve">PowerShell</w:t>
+            </w:r>
+          </w:p>
+        </w:tc>
+        <w:tc>
+          <w:p>
+            <w:r>
+              <w:rPr>
+                <w:rFonts w:ascii="Aptos" w:cs="Aptos" w:eastAsia="Aptos" w:hAnsi="Aptos"/>
+                <w:sz w:val="20"/>
+                <w:szCs w:val="20"/>
+              </w:rPr>
+              <w:t xml:space="preserve">Terminal — all commands executed via VS Code integrated terminal</w:t>
+            </w:r>
+          </w:p>
+        </w:tc>
+      </w:tr>
+      <w:tr>
+        <w:tc>
+          <w:p>
+            <w:r>
+              <w:rPr>
+                <w:rFonts w:ascii="Aptos" w:cs="Aptos" w:eastAsia="Aptos" w:hAnsi="Aptos"/>
+                <w:sz w:val="20"/>
+                <w:szCs w:val="20"/>
+              </w:rPr>
+              <w:t xml:space="preserve">Windows 11</w:t>
+            </w:r>
+          </w:p>
+        </w:tc>
+        <w:tc>
+          <w:p>
+            <w:r>
+              <w:rPr>
+                <w:rFonts w:ascii="Aptos" w:cs="Aptos" w:eastAsia="Aptos" w:hAnsi="Aptos"/>
+                <w:sz w:val="20"/>
+                <w:szCs w:val="20"/>
+              </w:rPr>
+              <w:t xml:space="preserve">Development OS</w:t>
+            </w:r>
+          </w:p>
+        </w:tc>
+      </w:tr>
+      <w:tr>
+        <w:tc>
+          <w:p>
+            <w:r>
+              <w:rPr>
+                <w:rFonts w:ascii="Aptos" w:cs="Aptos" w:eastAsia="Aptos" w:hAnsi="Aptos"/>
+                <w:sz w:val="20"/>
+                <w:szCs w:val="20"/>
+              </w:rPr>
+              <w:t xml:space="preserve">Git</w:t>
+            </w:r>
+          </w:p>
+        </w:tc>
+        <w:tc>
+          <w:p>
+            <w:r>
+              <w:rPr>
+                <w:rFonts w:ascii="Aptos" w:cs="Aptos" w:eastAsia="Aptos" w:hAnsi="Aptos"/>
+                <w:sz w:val="20"/>
+                <w:szCs w:val="20"/>
+              </w:rPr>
+              <w:t xml:space="preserve">Version control — commits, tags, push</w:t>
+            </w:r>
+          </w:p>
+        </w:tc>
+      </w:tr>
+      <w:tr>
+        <w:tc>
+          <w:p>
+            <w:r>
+              <w:rPr>
+                <w:rFonts w:ascii="Aptos" w:cs="Aptos" w:eastAsia="Aptos" w:hAnsi="Aptos"/>
+                <w:sz w:val="20"/>
+                <w:szCs w:val="20"/>
+              </w:rPr>
+              <w:t xml:space="preserve">npm</w:t>
+            </w:r>
+          </w:p>
+        </w:tc>
+        <w:tc>
+          <w:p>
+            <w:r>
+              <w:rPr>
+                <w:rFonts w:ascii="Aptos" w:cs="Aptos" w:eastAsia="Aptos" w:hAnsi="Aptos"/>
+                <w:sz w:val="20"/>
+                <w:szCs w:val="20"/>
+              </w:rPr>
+              <w:t xml:space="preserve">Package management — dependency installation, script execution</w:t>
+            </w:r>
+          </w:p>
+        </w:tc>
+      </w:tr>
+      <w:tr>
+        <w:tc>
+          <w:p>
+            <w:r>
+              <w:rPr>
+                <w:rFonts w:ascii="Aptos" w:cs="Aptos" w:eastAsia="Aptos" w:hAnsi="Aptos"/>
+                <w:sz w:val="20"/>
+                <w:szCs w:val="20"/>
+              </w:rPr>
+              <w:t xml:space="preserve">Firebase CLI</w:t>
+            </w:r>
+          </w:p>
+        </w:tc>
+        <w:tc>
+          <w:p>
+            <w:r>
+              <w:rPr>
+                <w:rFonts w:ascii="Aptos" w:cs="Aptos" w:eastAsia="Aptos" w:hAnsi="Aptos"/>
+                <w:sz w:val="20"/>
+                <w:szCs w:val="20"/>
+              </w:rPr>
+              <w:t xml:space="preserve">firebase-tools — security rules deployment, project management</w:t>
+            </w:r>
+          </w:p>
+        </w:tc>
+      </w:tr>
+      <w:tr>
+        <w:tc>
+          <w:p>
+            <w:r>
+              <w:rPr>
+                <w:rFonts w:ascii="Aptos" w:cs="Aptos" w:eastAsia="Aptos" w:hAnsi="Aptos"/>
+                <w:sz w:val="20"/>
+                <w:szCs w:val="20"/>
+              </w:rPr>
+              <w:t xml:space="preserve">Playwright</w:t>
+            </w:r>
+          </w:p>
+        </w:tc>
+        <w:tc>
+          <w:p>
+            <w:r>
+              <w:rPr>
+                <w:rFonts w:ascii="Aptos" w:cs="Aptos" w:eastAsia="Aptos" w:hAnsi="Aptos"/>
+                <w:sz w:val="20"/>
+                <w:szCs w:val="20"/>
+              </w:rPr>
+              <w:t xml:space="preserve">E2E browser testing against live deployment</w:t>
             </w:r>
           </w:p>
         </w:tc>
@@ -15902,7 +19226,528 @@
         <w:spacing w:after="120" w:before="300"/>
       </w:pPr>
       <w:r>
-        <w:t xml:space="preserve">13. Appendix</w:t>
+        <w:t xml:space="preserve">13. Version History</w:t>
+      </w:r>
+    </w:p>
+    <w:tbl>
+      <w:tblPr>
+        <w:tblW w:type="pct" w:w="100%"/>
+        <w:tblBorders>
+          <w:top w:val="single" w:color="auto" w:sz="4"/>
+          <w:left w:val="single" w:color="auto" w:sz="4"/>
+          <w:bottom w:val="single" w:color="auto" w:sz="4"/>
+          <w:right w:val="single" w:color="auto" w:sz="4"/>
+          <w:insideH w:val="single" w:color="auto" w:sz="4"/>
+          <w:insideV w:val="single" w:color="auto" w:sz="4"/>
+        </w:tblBorders>
+      </w:tblPr>
+      <w:tblGrid>
+        <w:gridCol w:w="100"/>
+        <w:gridCol w:w="100"/>
+        <w:gridCol w:w="100"/>
+      </w:tblGrid>
+      <w:tr>
+        <w:trPr>
+          <w:tblHeader/>
+        </w:trPr>
+        <w:tc>
+          <w:tcPr>
+            <w:tcW w:type="pct" w:w="33.333333333333336%"/>
+            <w:shd w:fill="18181B" w:val="clear"/>
+          </w:tcPr>
+          <w:p>
+            <w:pPr>
+              <w:jc w:val="left"/>
+            </w:pPr>
+            <w:r>
+              <w:rPr>
+                <w:rFonts w:ascii="Aptos" w:cs="Aptos" w:eastAsia="Aptos" w:hAnsi="Aptos"/>
+                <w:b/>
+                <w:bCs/>
+                <w:color w:val="FFFFFF"/>
+                <w:sz w:val="20"/>
+                <w:szCs w:val="20"/>
+              </w:rPr>
+              <w:t xml:space="preserve">Version</w:t>
+            </w:r>
+          </w:p>
+        </w:tc>
+        <w:tc>
+          <w:tcPr>
+            <w:tcW w:type="pct" w:w="33.333333333333336%"/>
+            <w:shd w:fill="18181B" w:val="clear"/>
+          </w:tcPr>
+          <w:p>
+            <w:pPr>
+              <w:jc w:val="left"/>
+            </w:pPr>
+            <w:r>
+              <w:rPr>
+                <w:rFonts w:ascii="Aptos" w:cs="Aptos" w:eastAsia="Aptos" w:hAnsi="Aptos"/>
+                <w:b/>
+                <w:bCs/>
+                <w:color w:val="FFFFFF"/>
+                <w:sz w:val="20"/>
+                <w:szCs w:val="20"/>
+              </w:rPr>
+              <w:t xml:space="preserve">Date</w:t>
+            </w:r>
+          </w:p>
+        </w:tc>
+        <w:tc>
+          <w:tcPr>
+            <w:tcW w:type="pct" w:w="33.333333333333336%"/>
+            <w:shd w:fill="18181B" w:val="clear"/>
+          </w:tcPr>
+          <w:p>
+            <w:pPr>
+              <w:jc w:val="left"/>
+            </w:pPr>
+            <w:r>
+              <w:rPr>
+                <w:rFonts w:ascii="Aptos" w:cs="Aptos" w:eastAsia="Aptos" w:hAnsi="Aptos"/>
+                <w:b/>
+                <w:bCs/>
+                <w:color w:val="FFFFFF"/>
+                <w:sz w:val="20"/>
+                <w:szCs w:val="20"/>
+              </w:rPr>
+              <w:t xml:space="preserve">Description</w:t>
+            </w:r>
+          </w:p>
+        </w:tc>
+      </w:tr>
+      <w:tr>
+        <w:tc>
+          <w:p>
+            <w:r>
+              <w:rPr>
+                <w:rFonts w:ascii="Aptos" w:cs="Aptos" w:eastAsia="Aptos" w:hAnsi="Aptos"/>
+                <w:sz w:val="20"/>
+                <w:szCs w:val="20"/>
+              </w:rPr>
+              <w:t xml:space="preserve">v0.1.0</w:t>
+            </w:r>
+          </w:p>
+        </w:tc>
+        <w:tc>
+          <w:p>
+            <w:r>
+              <w:rPr>
+                <w:rFonts w:ascii="Aptos" w:cs="Aptos" w:eastAsia="Aptos" w:hAnsi="Aptos"/>
+                <w:sz w:val="20"/>
+                <w:szCs w:val="20"/>
+              </w:rPr>
+              <w:t xml:space="preserve">April 2026</w:t>
+            </w:r>
+          </w:p>
+        </w:tc>
+        <w:tc>
+          <w:p>
+            <w:r>
+              <w:rPr>
+                <w:rFonts w:ascii="Aptos" w:cs="Aptos" w:eastAsia="Aptos" w:hAnsi="Aptos"/>
+                <w:sz w:val="20"/>
+                <w:szCs w:val="20"/>
+              </w:rPr>
+              <w:t xml:space="preserve">Initial project setup — Next.js 15, Firebase integration, basic authentication, project structure</w:t>
+            </w:r>
+          </w:p>
+        </w:tc>
+      </w:tr>
+      <w:tr>
+        <w:tc>
+          <w:p>
+            <w:r>
+              <w:rPr>
+                <w:rFonts w:ascii="Aptos" w:cs="Aptos" w:eastAsia="Aptos" w:hAnsi="Aptos"/>
+                <w:sz w:val="20"/>
+                <w:szCs w:val="20"/>
+              </w:rPr>
+              <w:t xml:space="preserve">v0.2.0</w:t>
+            </w:r>
+          </w:p>
+        </w:tc>
+        <w:tc>
+          <w:p>
+            <w:r>
+              <w:rPr>
+                <w:rFonts w:ascii="Aptos" w:cs="Aptos" w:eastAsia="Aptos" w:hAnsi="Aptos"/>
+                <w:sz w:val="20"/>
+                <w:szCs w:val="20"/>
+              </w:rPr>
+              <w:t xml:space="preserve">April 2026</w:t>
+            </w:r>
+          </w:p>
+        </w:tc>
+        <w:tc>
+          <w:p>
+            <w:r>
+              <w:rPr>
+                <w:rFonts w:ascii="Aptos" w:cs="Aptos" w:eastAsia="Aptos" w:hAnsi="Aptos"/>
+                <w:sz w:val="20"/>
+                <w:szCs w:val="20"/>
+              </w:rPr>
+              <w:t xml:space="preserve">Core CRM features — Lead and Contact CRUD, Firestore data layer, basic UI with shadcn/ui components</w:t>
+            </w:r>
+          </w:p>
+        </w:tc>
+      </w:tr>
+      <w:tr>
+        <w:tc>
+          <w:p>
+            <w:r>
+              <w:rPr>
+                <w:rFonts w:ascii="Aptos" w:cs="Aptos" w:eastAsia="Aptos" w:hAnsi="Aptos"/>
+                <w:sz w:val="20"/>
+                <w:szCs w:val="20"/>
+              </w:rPr>
+              <w:t xml:space="preserve">v0.3.0</w:t>
+            </w:r>
+          </w:p>
+        </w:tc>
+        <w:tc>
+          <w:p>
+            <w:r>
+              <w:rPr>
+                <w:rFonts w:ascii="Aptos" w:cs="Aptos" w:eastAsia="Aptos" w:hAnsi="Aptos"/>
+                <w:sz w:val="20"/>
+                <w:szCs w:val="20"/>
+              </w:rPr>
+              <w:t xml:space="preserve">April 2026</w:t>
+            </w:r>
+          </w:p>
+        </w:tc>
+        <w:tc>
+          <w:p>
+            <w:r>
+              <w:rPr>
+                <w:rFonts w:ascii="Aptos" w:cs="Aptos" w:eastAsia="Aptos" w:hAnsi="Aptos"/>
+                <w:sz w:val="20"/>
+                <w:szCs w:val="20"/>
+              </w:rPr>
+              <w:t xml:space="preserve">Pipeline &amp; Tasks — Pipeline visualisation board, task management, activity logging, detail pages</w:t>
+            </w:r>
+          </w:p>
+        </w:tc>
+      </w:tr>
+      <w:tr>
+        <w:tc>
+          <w:p>
+            <w:r>
+              <w:rPr>
+                <w:rFonts w:ascii="Aptos" w:cs="Aptos" w:eastAsia="Aptos" w:hAnsi="Aptos"/>
+                <w:sz w:val="20"/>
+                <w:szCs w:val="20"/>
+              </w:rPr>
+              <w:t xml:space="preserve">v0.4.0</w:t>
+            </w:r>
+          </w:p>
+        </w:tc>
+        <w:tc>
+          <w:p>
+            <w:r>
+              <w:rPr>
+                <w:rFonts w:ascii="Aptos" w:cs="Aptos" w:eastAsia="Aptos" w:hAnsi="Aptos"/>
+                <w:sz w:val="20"/>
+                <w:szCs w:val="20"/>
+              </w:rPr>
+              <w:t xml:space="preserve">April 2026</w:t>
+            </w:r>
+          </w:p>
+        </w:tc>
+        <w:tc>
+          <w:p>
+            <w:r>
+              <w:rPr>
+                <w:rFonts w:ascii="Aptos" w:cs="Aptos" w:eastAsia="Aptos" w:hAnsi="Aptos"/>
+                <w:sz w:val="20"/>
+                <w:szCs w:val="20"/>
+              </w:rPr>
+              <w:t xml:space="preserve">Reports &amp; Analytics — Dashboard KPIs, pipeline charts (Recharts), lead scoring algorithm, revenue forecasting, business reports</w:t>
+            </w:r>
+          </w:p>
+        </w:tc>
+      </w:tr>
+      <w:tr>
+        <w:tc>
+          <w:p>
+            <w:r>
+              <w:rPr>
+                <w:rFonts w:ascii="Aptos" w:cs="Aptos" w:eastAsia="Aptos" w:hAnsi="Aptos"/>
+                <w:sz w:val="20"/>
+                <w:szCs w:val="20"/>
+              </w:rPr>
+              <w:t xml:space="preserve">v0.5.0</w:t>
+            </w:r>
+          </w:p>
+        </w:tc>
+        <w:tc>
+          <w:p>
+            <w:r>
+              <w:rPr>
+                <w:rFonts w:ascii="Aptos" w:cs="Aptos" w:eastAsia="Aptos" w:hAnsi="Aptos"/>
+                <w:sz w:val="20"/>
+                <w:szCs w:val="20"/>
+              </w:rPr>
+              <w:t xml:space="preserve">April 2026</w:t>
+            </w:r>
+          </w:p>
+        </w:tc>
+        <w:tc>
+          <w:p>
+            <w:r>
+              <w:rPr>
+                <w:rFonts w:ascii="Aptos" w:cs="Aptos" w:eastAsia="Aptos" w:hAnsi="Aptos"/>
+                <w:sz w:val="20"/>
+                <w:szCs w:val="20"/>
+              </w:rPr>
+              <w:t xml:space="preserve">UI Redesign ("Linear Aesthetic") — Complete visual overhaul with Zinc/Indigo palette, Geist fonts, command palette, dark mode, page transitions, mobile-optimised bottom nav, hover-reveal table actions, responsive layouts. Added massive data seeder (1,200 records).</w:t>
+            </w:r>
+          </w:p>
+        </w:tc>
+      </w:tr>
+      <w:tr>
+        <w:tc>
+          <w:p>
+            <w:r>
+              <w:rPr>
+                <w:rFonts w:ascii="Aptos" w:cs="Aptos" w:eastAsia="Aptos" w:hAnsi="Aptos"/>
+                <w:sz w:val="20"/>
+                <w:szCs w:val="20"/>
+              </w:rPr>
+              <w:t xml:space="preserve">v0.6.0</w:t>
+            </w:r>
+          </w:p>
+        </w:tc>
+        <w:tc>
+          <w:p>
+            <w:r>
+              <w:rPr>
+                <w:rFonts w:ascii="Aptos" w:cs="Aptos" w:eastAsia="Aptos" w:hAnsi="Aptos"/>
+                <w:sz w:val="20"/>
+                <w:szCs w:val="20"/>
+              </w:rPr>
+              <w:t xml:space="preserve">April 2026</w:t>
+            </w:r>
+          </w:p>
+        </w:tc>
+        <w:tc>
+          <w:p>
+            <w:r>
+              <w:rPr>
+                <w:rFonts w:ascii="Aptos" w:cs="Aptos" w:eastAsia="Aptos" w:hAnsi="Aptos"/>
+                <w:sz w:val="20"/>
+                <w:szCs w:val="20"/>
+              </w:rPr>
+              <w:t xml:space="preserve">Performance Optimisations — Added optional limit() to all Firestore list queries, server-side getCollectionCount() via getCountFromServer, shared AuthProvider context in root layout (single onAuthStateChanged listener), lazy-loaded CommandPalette (cmdk + framer-motion) and DashboardCharts (recharts) via next/dynamic, reduced dashboard data fetching from 4 full collections to targeted queries.</w:t>
+            </w:r>
+          </w:p>
+        </w:tc>
+      </w:tr>
+      <w:tr>
+        <w:tc>
+          <w:p>
+            <w:r>
+              <w:rPr>
+                <w:rFonts w:ascii="Aptos" w:cs="Aptos" w:eastAsia="Aptos" w:hAnsi="Aptos"/>
+                <w:sz w:val="20"/>
+                <w:szCs w:val="20"/>
+              </w:rPr>
+              <w:t xml:space="preserve">v0.7.0</w:t>
+            </w:r>
+          </w:p>
+        </w:tc>
+        <w:tc>
+          <w:p>
+            <w:r>
+              <w:rPr>
+                <w:rFonts w:ascii="Aptos" w:cs="Aptos" w:eastAsia="Aptos" w:hAnsi="Aptos"/>
+                <w:sz w:val="20"/>
+                <w:szCs w:val="20"/>
+              </w:rPr>
+              <w:t xml:space="preserve">April 2026</w:t>
+            </w:r>
+          </w:p>
+        </w:tc>
+        <w:tc>
+          <w:p>
+            <w:r>
+              <w:rPr>
+                <w:rFonts w:ascii="Aptos" w:cs="Aptos" w:eastAsia="Aptos" w:hAnsi="Aptos"/>
+                <w:sz w:val="20"/>
+                <w:szCs w:val="20"/>
+              </w:rPr>
+              <w:t xml:space="preserve">Mobile Responsiveness &amp; Server-Side Seeder — Rewrote mobile navigation as slide-up drawer with all nav items, user profile, theme toggle, and sign out. Made dashboard cards, detail page headers, pipeline board (horizontal scroll), and reports page fully responsive for small screens. Redesigned data seeder: moved all generation logic to a server-side API route (api/seed) using Firebase Admin SDK with parallel batch writes for maximum speed; seed page now calls the API via fetch with Bearer token authentication.</w:t>
+            </w:r>
+          </w:p>
+        </w:tc>
+      </w:tr>
+      <w:tr>
+        <w:tc>
+          <w:p>
+            <w:r>
+              <w:rPr>
+                <w:rFonts w:ascii="Aptos" w:cs="Aptos" w:eastAsia="Aptos" w:hAnsi="Aptos"/>
+                <w:sz w:val="20"/>
+                <w:szCs w:val="20"/>
+              </w:rPr>
+              <w:t xml:space="preserve">v0.8.0</w:t>
+            </w:r>
+          </w:p>
+        </w:tc>
+        <w:tc>
+          <w:p>
+            <w:r>
+              <w:rPr>
+                <w:rFonts w:ascii="Aptos" w:cs="Aptos" w:eastAsia="Aptos" w:hAnsi="Aptos"/>
+                <w:sz w:val="20"/>
+                <w:szCs w:val="20"/>
+              </w:rPr>
+              <w:t xml:space="preserve">April 2026</w:t>
+            </w:r>
+          </w:p>
+        </w:tc>
+        <w:tc>
+          <w:p>
+            <w:r>
+              <w:rPr>
+                <w:rFonts w:ascii="Aptos" w:cs="Aptos" w:eastAsia="Aptos" w:hAnsi="Aptos"/>
+                <w:sz w:val="20"/>
+                <w:szCs w:val="20"/>
+              </w:rPr>
+              <w:t xml:space="preserve">Testing &amp; Quality Assurance — Introduced Vitest test framework with 39 automated tests across 3 layers: (1) Unit tests for lead scoring algorithm, pipeline forecasting, score labels, and utility functions; (2) Infrastructure smoke tests validating environment variables, Firebase configuration, Firestore security rules coverage, authentication requirements, and data model exports; (3) Build verification. Added CI integration: tests run in GitHub Actions before every deployment, blocking deploys on failure. Fixed sidebar to respect light/dark theme. Standardised colour-coded pipeline stages.</w:t>
+            </w:r>
+          </w:p>
+        </w:tc>
+      </w:tr>
+      <w:tr>
+        <w:tc>
+          <w:p>
+            <w:r>
+              <w:rPr>
+                <w:rFonts w:ascii="Aptos" w:cs="Aptos" w:eastAsia="Aptos" w:hAnsi="Aptos"/>
+                <w:sz w:val="20"/>
+                <w:szCs w:val="20"/>
+              </w:rPr>
+              <w:t xml:space="preserve">v0.8.1</w:t>
+            </w:r>
+          </w:p>
+        </w:tc>
+        <w:tc>
+          <w:p>
+            <w:r>
+              <w:rPr>
+                <w:rFonts w:ascii="Aptos" w:cs="Aptos" w:eastAsia="Aptos" w:hAnsi="Aptos"/>
+                <w:sz w:val="20"/>
+                <w:szCs w:val="20"/>
+              </w:rPr>
+              <w:t xml:space="preserve">April 2026</w:t>
+            </w:r>
+          </w:p>
+        </w:tc>
+        <w:tc>
+          <w:p>
+            <w:r>
+              <w:rPr>
+                <w:rFonts w:ascii="Aptos" w:cs="Aptos" w:eastAsia="Aptos" w:hAnsi="Aptos"/>
+                <w:sz w:val="20"/>
+                <w:szCs w:val="20"/>
+              </w:rPr>
+              <w:t xml:space="preserve">Playwright E2E Functional Tests — Added 12 on-demand end-to-end tests using Playwright (Chromium) that validate all application screens against the live deployment: authentication flow, dashboard KPIs, leads/contacts tables and detail pages, pipeline board columns, tasks page, reports page, and health API endpoint. Tests run only when manually triggered (npm run test:e2e), not in CI. Includes test user creation script. Total test count: 51 (39 unit/smoke + 12 E2E).</w:t>
+            </w:r>
+          </w:p>
+        </w:tc>
+      </w:tr>
+      <w:tr>
+        <w:tc>
+          <w:p>
+            <w:r>
+              <w:rPr>
+                <w:rFonts w:ascii="Aptos" w:cs="Aptos" w:eastAsia="Aptos" w:hAnsi="Aptos"/>
+                <w:sz w:val="20"/>
+                <w:szCs w:val="20"/>
+              </w:rPr>
+              <w:t xml:space="preserve">v0.9.0</w:t>
+            </w:r>
+          </w:p>
+        </w:tc>
+        <w:tc>
+          <w:p>
+            <w:r>
+              <w:rPr>
+                <w:rFonts w:ascii="Aptos" w:cs="Aptos" w:eastAsia="Aptos" w:hAnsi="Aptos"/>
+                <w:sz w:val="20"/>
+                <w:szCs w:val="20"/>
+              </w:rPr>
+              <w:t xml:space="preserve">April 2026</w:t>
+            </w:r>
+          </w:p>
+        </w:tc>
+        <w:tc>
+          <w:p>
+            <w:r>
+              <w:rPr>
+                <w:rFonts w:ascii="Aptos" w:cs="Aptos" w:eastAsia="Aptos" w:hAnsi="Aptos"/>
+                <w:sz w:val="20"/>
+                <w:szCs w:val="20"/>
+              </w:rPr>
+              <w:t xml:space="preserve">Transaction Model &amp; Commission Calculator — Added full Transaction data model with 9 stages (OTP Signed → Commission Paid / Fallen Through) for SA real estate. Commission calculator with VAT (15%), splits, and agent net commission. Transaction forecasting with stage-weighted probability. Firestore CRUD (6 functions), security rules, and 150-record seed data with SA-specific addresses, suburbs, conveyancers, and bond originators. Transaction list page with search and stage filters, detail page with visual stage timeline, commission card, FICA compliance tracking, parties, key dates, and stage history. Transaction Kanban pipeline with drag-and-drop across 9 columns.</w:t>
+            </w:r>
+          </w:p>
+        </w:tc>
+      </w:tr>
+      <w:tr>
+        <w:tc>
+          <w:p>
+            <w:r>
+              <w:rPr>
+                <w:rFonts w:ascii="Aptos" w:cs="Aptos" w:eastAsia="Aptos" w:hAnsi="Aptos"/>
+                <w:sz w:val="20"/>
+                <w:szCs w:val="20"/>
+              </w:rPr>
+              <w:t xml:space="preserve">v0.10.0</w:t>
+            </w:r>
+          </w:p>
+        </w:tc>
+        <w:tc>
+          <w:p>
+            <w:r>
+              <w:rPr>
+                <w:rFonts w:ascii="Aptos" w:cs="Aptos" w:eastAsia="Aptos" w:hAnsi="Aptos"/>
+                <w:sz w:val="20"/>
+                <w:szCs w:val="20"/>
+              </w:rPr>
+              <w:t xml:space="preserve">April 2026</w:t>
+            </w:r>
+          </w:p>
+        </w:tc>
+        <w:tc>
+          <w:p>
+            <w:r>
+              <w:rPr>
+                <w:rFonts w:ascii="Aptos" w:cs="Aptos" w:eastAsia="Aptos" w:hAnsi="Aptos"/>
+                <w:sz w:val="20"/>
+                <w:szCs w:val="20"/>
+              </w:rPr>
+              <w:t xml:space="preserve">Dashboard Integration &amp; Won-Lead Flow — Integrated transaction KPIs into the dashboard (Active Transactions, Pending Commission, Expected Income, Earned Commission). Added won-lead-to-transaction flow: "Create Transaction" button on won lead detail pages and automatic prompt when dragging a lead to "won" on the pipeline board. Added transactions to command palette navigation and quick actions. Added 5 Playwright E2E tests for transaction pages (list, detail, pipeline, dashboard KPIs). Updated tests to 68 total (51 Vitest + 17 Playwright E2E).</w:t>
+            </w:r>
+          </w:p>
+        </w:tc>
+      </w:tr>
+    </w:tbl>
+    <w:p>
+      <w:r>
+        <w:br w:type="page"/>
+      </w:r>
+    </w:p>
+    <w:p>
+      <w:pPr>
+        <w:pStyle w:val="Heading1"/>
+        <w:spacing w:after="120" w:before="300"/>
+      </w:pPr>
+      <w:r>
+        <w:t xml:space="preserve">14. Appendix</w:t>
       </w:r>
     </w:p>
     <w:p>
@@ -15911,7 +19756,7 @@
         <w:spacing w:after="120" w:before="300"/>
       </w:pPr>
       <w:r>
-        <w:t xml:space="preserve">13.1 File Inventory</w:t>
+        <w:t xml:space="preserve">14.1 File Inventory</w:t>
       </w:r>
     </w:p>
     <w:p>
@@ -16886,7 +20731,7 @@
         <w:spacing w:after="120" w:before="300"/>
       </w:pPr>
       <w:r>
-        <w:t xml:space="preserve">13.2 Configuration Files</w:t>
+        <w:t xml:space="preserve">14.2 Configuration Files</w:t>
       </w:r>
     </w:p>
     <w:p>
@@ -17062,7 +20907,7 @@
         <w:spacing w:after="120" w:before="300"/>
       </w:pPr>
       <w:r>
-        <w:t xml:space="preserve">13.3 npm Scripts</w:t>
+        <w:t xml:space="preserve">14.3 npm Scripts</w:t>
       </w:r>
     </w:p>
     <w:tbl>
